--- a/專題結報.docx
+++ b/專題結報.docx
@@ -14,8 +14,10 @@
           <w:szCs w:val="24"/>
         </w:rPr>
       </w:pPr>
-      <w:bookmarkStart w:id="0" w:name="_Toc9762026"/>
-      <w:bookmarkStart w:id="1" w:name="_Hlk41888644"/>
+      <w:bookmarkStart w:id="0" w:name="_top"/>
+      <w:bookmarkStart w:id="1" w:name="_Toc9762026"/>
+      <w:bookmarkStart w:id="2" w:name="_Hlk41888644"/>
+      <w:bookmarkEnd w:id="0"/>
       <w:r>
         <w:rPr>
           <w:rFonts w:ascii="Times New Roman" w:eastAsia="標楷體" w:hAnsi="Times New Roman" w:cs="Times New Roman"/>
@@ -838,7 +840,7 @@
           <w:szCs w:val="32"/>
         </w:rPr>
       </w:pPr>
-      <w:bookmarkStart w:id="2" w:name="_Toc58540879"/>
+      <w:bookmarkStart w:id="3" w:name="_Toc58540879"/>
       <w:r>
         <w:rPr>
           <w:rFonts w:ascii="Times New Roman" w:eastAsia="標楷體" w:hAnsi="Times New Roman" w:cs="Times New Roman"/>
@@ -859,7 +861,7 @@
         </w:rPr>
         <w:t>摘要</w:t>
       </w:r>
-      <w:bookmarkEnd w:id="2"/>
+      <w:bookmarkEnd w:id="3"/>
     </w:p>
     <w:p>
       <w:pPr>
@@ -1427,7 +1429,7 @@
           <w:szCs w:val="32"/>
         </w:rPr>
       </w:pPr>
-      <w:bookmarkStart w:id="3" w:name="_Toc58540880"/>
+      <w:bookmarkStart w:id="4" w:name="_Toc58540880"/>
       <w:r>
         <w:rPr>
           <w:rFonts w:ascii="Times New Roman" w:eastAsia="標楷體" w:hAnsi="Times New Roman" w:cs="Times New Roman"/>
@@ -1438,7 +1440,7 @@
         <w:lastRenderedPageBreak/>
         <w:t>目錄</w:t>
       </w:r>
-      <w:bookmarkEnd w:id="3"/>
+      <w:bookmarkEnd w:id="4"/>
     </w:p>
     <w:p>
       <w:pPr>
@@ -1886,13 +1888,7 @@
     <w:p>
       <w:pPr>
         <w:pStyle w:val="21"/>
-        <w:tabs>
-          <w:tab w:val="right" w:leader="dot" w:pos="8494"/>
-        </w:tabs>
-        <w:spacing w:line="276" w:lineRule="auto"/>
-        <w:rPr>
-          <w:rFonts w:ascii="Times New Roman" w:eastAsia="標楷體" w:hAnsi="Times New Roman"/>
-          <w:noProof/>
+        <w:rPr>
           <w:kern w:val="2"/>
           <w:sz w:val="24"/>
         </w:rPr>
@@ -1901,70 +1897,52 @@
         <w:r>
           <w:rPr>
             <w:rStyle w:val="afd"/>
-            <w:rFonts w:ascii="Times New Roman" w:eastAsia="標楷體" w:hAnsi="Times New Roman"/>
-            <w:noProof/>
           </w:rPr>
           <w:t>1.1</w:t>
         </w:r>
         <w:r>
           <w:rPr>
             <w:rStyle w:val="afd"/>
-            <w:rFonts w:ascii="Times New Roman" w:eastAsia="標楷體" w:hAnsi="Times New Roman"/>
-            <w:noProof/>
           </w:rPr>
           <w:t>研究背景與動機</w:t>
         </w:r>
         <w:r>
           <w:rPr>
-            <w:rFonts w:ascii="Times New Roman" w:eastAsia="標楷體" w:hAnsi="Times New Roman"/>
-            <w:noProof/>
             <w:webHidden/>
           </w:rPr>
           <w:tab/>
         </w:r>
         <w:r>
           <w:rPr>
-            <w:rFonts w:ascii="Times New Roman" w:eastAsia="標楷體" w:hAnsi="Times New Roman"/>
-            <w:noProof/>
             <w:webHidden/>
           </w:rPr>
           <w:fldChar w:fldCharType="begin"/>
         </w:r>
         <w:r>
           <w:rPr>
-            <w:rFonts w:ascii="Times New Roman" w:eastAsia="標楷體" w:hAnsi="Times New Roman"/>
-            <w:noProof/>
             <w:webHidden/>
           </w:rPr>
           <w:instrText xml:space="preserve"> PAGEREF _Toc58540884 \h </w:instrText>
         </w:r>
         <w:r>
           <w:rPr>
-            <w:rFonts w:ascii="Times New Roman" w:eastAsia="標楷體" w:hAnsi="Times New Roman"/>
-            <w:noProof/>
-            <w:webHidden/>
-          </w:rPr>
-        </w:r>
-        <w:r>
-          <w:rPr>
-            <w:rFonts w:ascii="Times New Roman" w:eastAsia="標楷體" w:hAnsi="Times New Roman"/>
-            <w:noProof/>
+            <w:webHidden/>
+          </w:rPr>
+        </w:r>
+        <w:r>
+          <w:rPr>
             <w:webHidden/>
           </w:rPr>
           <w:fldChar w:fldCharType="separate"/>
         </w:r>
         <w:r>
           <w:rPr>
-            <w:rFonts w:ascii="Times New Roman" w:eastAsia="標楷體" w:hAnsi="Times New Roman"/>
-            <w:noProof/>
             <w:webHidden/>
           </w:rPr>
           <w:t>1</w:t>
         </w:r>
         <w:r>
           <w:rPr>
-            <w:rFonts w:ascii="Times New Roman" w:eastAsia="標楷體" w:hAnsi="Times New Roman"/>
-            <w:noProof/>
             <w:webHidden/>
           </w:rPr>
           <w:fldChar w:fldCharType="end"/>
@@ -1974,13 +1952,7 @@
     <w:p>
       <w:pPr>
         <w:pStyle w:val="21"/>
-        <w:tabs>
-          <w:tab w:val="right" w:leader="dot" w:pos="8494"/>
-        </w:tabs>
-        <w:spacing w:line="276" w:lineRule="auto"/>
-        <w:rPr>
-          <w:rFonts w:ascii="Times New Roman" w:eastAsia="標楷體" w:hAnsi="Times New Roman"/>
-          <w:noProof/>
+        <w:rPr>
           <w:kern w:val="2"/>
           <w:sz w:val="24"/>
         </w:rPr>
@@ -1989,72 +1961,54 @@
         <w:r>
           <w:rPr>
             <w:rStyle w:val="afd"/>
-            <w:rFonts w:ascii="Times New Roman" w:eastAsia="標楷體" w:hAnsi="Times New Roman"/>
             <w:bCs/>
-            <w:noProof/>
           </w:rPr>
           <w:t>1.2</w:t>
         </w:r>
         <w:r>
           <w:rPr>
             <w:rStyle w:val="afd"/>
-            <w:rFonts w:ascii="Times New Roman" w:eastAsia="標楷體" w:hAnsi="Times New Roman"/>
             <w:bCs/>
-            <w:noProof/>
           </w:rPr>
           <w:t>研究目的</w:t>
         </w:r>
         <w:r>
           <w:rPr>
-            <w:rFonts w:ascii="Times New Roman" w:eastAsia="標楷體" w:hAnsi="Times New Roman"/>
-            <w:noProof/>
             <w:webHidden/>
           </w:rPr>
           <w:tab/>
         </w:r>
         <w:r>
           <w:rPr>
-            <w:rFonts w:ascii="Times New Roman" w:eastAsia="標楷體" w:hAnsi="Times New Roman"/>
-            <w:noProof/>
             <w:webHidden/>
           </w:rPr>
           <w:fldChar w:fldCharType="begin"/>
         </w:r>
         <w:r>
           <w:rPr>
-            <w:rFonts w:ascii="Times New Roman" w:eastAsia="標楷體" w:hAnsi="Times New Roman"/>
-            <w:noProof/>
             <w:webHidden/>
           </w:rPr>
           <w:instrText xml:space="preserve"> PAGEREF _Toc58540885 \h </w:instrText>
         </w:r>
         <w:r>
           <w:rPr>
-            <w:rFonts w:ascii="Times New Roman" w:eastAsia="標楷體" w:hAnsi="Times New Roman"/>
-            <w:noProof/>
-            <w:webHidden/>
-          </w:rPr>
-        </w:r>
-        <w:r>
-          <w:rPr>
-            <w:rFonts w:ascii="Times New Roman" w:eastAsia="標楷體" w:hAnsi="Times New Roman"/>
-            <w:noProof/>
+            <w:webHidden/>
+          </w:rPr>
+        </w:r>
+        <w:r>
+          <w:rPr>
             <w:webHidden/>
           </w:rPr>
           <w:fldChar w:fldCharType="separate"/>
         </w:r>
         <w:r>
           <w:rPr>
-            <w:rFonts w:ascii="Times New Roman" w:eastAsia="標楷體" w:hAnsi="Times New Roman"/>
-            <w:noProof/>
             <w:webHidden/>
           </w:rPr>
           <w:t>1</w:t>
         </w:r>
         <w:r>
           <w:rPr>
-            <w:rFonts w:ascii="Times New Roman" w:eastAsia="標楷體" w:hAnsi="Times New Roman"/>
-            <w:noProof/>
             <w:webHidden/>
           </w:rPr>
           <w:fldChar w:fldCharType="end"/>
@@ -2064,13 +2018,7 @@
     <w:p>
       <w:pPr>
         <w:pStyle w:val="21"/>
-        <w:tabs>
-          <w:tab w:val="right" w:leader="dot" w:pos="8494"/>
-        </w:tabs>
-        <w:spacing w:line="276" w:lineRule="auto"/>
-        <w:rPr>
-          <w:rFonts w:ascii="Times New Roman" w:eastAsia="標楷體" w:hAnsi="Times New Roman"/>
-          <w:noProof/>
+        <w:rPr>
           <w:kern w:val="2"/>
           <w:sz w:val="24"/>
         </w:rPr>
@@ -2079,72 +2027,54 @@
         <w:r>
           <w:rPr>
             <w:rStyle w:val="afd"/>
-            <w:rFonts w:ascii="Times New Roman" w:eastAsia="標楷體" w:hAnsi="Times New Roman"/>
             <w:bCs/>
-            <w:noProof/>
           </w:rPr>
           <w:t>1.3</w:t>
         </w:r>
         <w:r>
           <w:rPr>
             <w:rStyle w:val="afd"/>
-            <w:rFonts w:ascii="Times New Roman" w:eastAsia="標楷體" w:hAnsi="Times New Roman"/>
             <w:bCs/>
-            <w:noProof/>
           </w:rPr>
           <w:t>研究流程圖</w:t>
         </w:r>
         <w:r>
           <w:rPr>
-            <w:rFonts w:ascii="Times New Roman" w:eastAsia="標楷體" w:hAnsi="Times New Roman"/>
-            <w:noProof/>
             <w:webHidden/>
           </w:rPr>
           <w:tab/>
         </w:r>
         <w:r>
           <w:rPr>
-            <w:rFonts w:ascii="Times New Roman" w:eastAsia="標楷體" w:hAnsi="Times New Roman"/>
-            <w:noProof/>
             <w:webHidden/>
           </w:rPr>
           <w:fldChar w:fldCharType="begin"/>
         </w:r>
         <w:r>
           <w:rPr>
-            <w:rFonts w:ascii="Times New Roman" w:eastAsia="標楷體" w:hAnsi="Times New Roman"/>
-            <w:noProof/>
             <w:webHidden/>
           </w:rPr>
           <w:instrText xml:space="preserve"> PAGEREF _Toc58540886 \h </w:instrText>
         </w:r>
         <w:r>
           <w:rPr>
-            <w:rFonts w:ascii="Times New Roman" w:eastAsia="標楷體" w:hAnsi="Times New Roman"/>
-            <w:noProof/>
-            <w:webHidden/>
-          </w:rPr>
-        </w:r>
-        <w:r>
-          <w:rPr>
-            <w:rFonts w:ascii="Times New Roman" w:eastAsia="標楷體" w:hAnsi="Times New Roman"/>
-            <w:noProof/>
+            <w:webHidden/>
+          </w:rPr>
+        </w:r>
+        <w:r>
+          <w:rPr>
             <w:webHidden/>
           </w:rPr>
           <w:fldChar w:fldCharType="separate"/>
         </w:r>
         <w:r>
           <w:rPr>
-            <w:rFonts w:ascii="Times New Roman" w:eastAsia="標楷體" w:hAnsi="Times New Roman"/>
-            <w:noProof/>
             <w:webHidden/>
           </w:rPr>
           <w:t>2</w:t>
         </w:r>
         <w:r>
           <w:rPr>
-            <w:rFonts w:ascii="Times New Roman" w:eastAsia="標楷體" w:hAnsi="Times New Roman"/>
-            <w:noProof/>
             <w:webHidden/>
           </w:rPr>
           <w:fldChar w:fldCharType="end"/>
@@ -2250,123 +2180,43 @@
     <w:p>
       <w:pPr>
         <w:pStyle w:val="21"/>
-        <w:tabs>
-          <w:tab w:val="right" w:leader="dot" w:pos="8494"/>
-        </w:tabs>
-        <w:spacing w:line="276" w:lineRule="auto"/>
-        <w:rPr>
-          <w:rFonts w:ascii="Times New Roman" w:eastAsia="標楷體" w:hAnsi="Times New Roman"/>
-          <w:noProof/>
+        <w:rPr>
           <w:kern w:val="2"/>
           <w:sz w:val="24"/>
         </w:rPr>
       </w:pPr>
-      <w:hyperlink w:anchor="_Toc58540888" w:history="1">
+      <w:hyperlink w:anchor="_top" w:history="1">
         <w:r>
           <w:rPr>
             <w:rStyle w:val="afd"/>
-            <w:rFonts w:ascii="Times New Roman" w:eastAsia="標楷體" w:hAnsi="Times New Roman"/>
-            <w:noProof/>
           </w:rPr>
           <w:t>2.1</w:t>
         </w:r>
         <w:r>
           <w:rPr>
             <w:rStyle w:val="afd"/>
-            <w:rFonts w:ascii="Times New Roman" w:eastAsia="標楷體" w:hAnsi="Times New Roman"/>
-            <w:noProof/>
-          </w:rPr>
-          <w:t>人口流動資料分類與簡介</w:t>
-        </w:r>
-        <w:r>
-          <w:rPr>
-            <w:rFonts w:ascii="Times New Roman" w:eastAsia="標楷體" w:hAnsi="Times New Roman"/>
-            <w:noProof/>
+            <w:rFonts w:hint="eastAsia"/>
+          </w:rPr>
+          <w:t>都市運算與智慧交通</w:t>
+        </w:r>
+        <w:r>
+          <w:rPr>
             <w:webHidden/>
           </w:rPr>
           <w:tab/>
         </w:r>
         <w:r>
           <w:rPr>
-            <w:rFonts w:ascii="Times New Roman" w:eastAsia="標楷體" w:hAnsi="Times New Roman"/>
-            <w:noProof/>
-            <w:webHidden/>
-          </w:rPr>
-          <w:fldChar w:fldCharType="begin"/>
-        </w:r>
-        <w:r>
-          <w:rPr>
-            <w:rFonts w:ascii="Times New Roman" w:eastAsia="標楷體" w:hAnsi="Times New Roman"/>
-            <w:noProof/>
-            <w:webHidden/>
-          </w:rPr>
-          <w:instrText xml:space="preserve"> PAGEREF _Toc58540888 \h </w:instrText>
-        </w:r>
-        <w:r>
-          <w:rPr>
-            <w:rFonts w:ascii="Times New Roman" w:eastAsia="標楷體" w:hAnsi="Times New Roman"/>
-            <w:noProof/>
-            <w:webHidden/>
-          </w:rPr>
-        </w:r>
-        <w:r>
-          <w:rPr>
-            <w:rFonts w:ascii="Times New Roman" w:eastAsia="標楷體" w:hAnsi="Times New Roman"/>
-            <w:noProof/>
-            <w:webHidden/>
-          </w:rPr>
-          <w:fldChar w:fldCharType="separate"/>
-        </w:r>
-        <w:r>
-          <w:rPr>
-            <w:rFonts w:ascii="Times New Roman" w:eastAsia="標楷體" w:hAnsi="Times New Roman"/>
-            <w:b/>
-            <w:bCs/>
-            <w:noProof/>
-            <w:webHidden/>
-          </w:rPr>
-          <w:t>錯誤</w:t>
-        </w:r>
-        <w:r>
-          <w:rPr>
-            <w:rFonts w:ascii="Times New Roman" w:eastAsia="標楷體" w:hAnsi="Times New Roman"/>
-            <w:b/>
-            <w:bCs/>
-            <w:noProof/>
-            <w:webHidden/>
-          </w:rPr>
-          <w:t xml:space="preserve">! </w:t>
-        </w:r>
-        <w:r>
-          <w:rPr>
-            <w:rFonts w:ascii="Times New Roman" w:eastAsia="標楷體" w:hAnsi="Times New Roman"/>
-            <w:b/>
-            <w:bCs/>
-            <w:noProof/>
-            <w:webHidden/>
-          </w:rPr>
-          <w:t>尚未定義書籤。</w:t>
-        </w:r>
-        <w:r>
-          <w:rPr>
-            <w:rFonts w:ascii="Times New Roman" w:eastAsia="標楷體" w:hAnsi="Times New Roman"/>
-            <w:noProof/>
-            <w:webHidden/>
-          </w:rPr>
-          <w:fldChar w:fldCharType="end"/>
+            <w:webHidden/>
+          </w:rPr>
+          <w:t>3</w:t>
         </w:r>
       </w:hyperlink>
     </w:p>
     <w:p>
       <w:pPr>
         <w:pStyle w:val="21"/>
-        <w:tabs>
-          <w:tab w:val="right" w:leader="dot" w:pos="8494"/>
-        </w:tabs>
-        <w:spacing w:line="276" w:lineRule="auto"/>
-        <w:rPr>
-          <w:rFonts w:ascii="Times New Roman" w:eastAsia="標楷體" w:hAnsi="Times New Roman"/>
-          <w:noProof/>
+        <w:rPr>
           <w:kern w:val="2"/>
           <w:sz w:val="24"/>
         </w:rPr>
@@ -2375,92 +2225,71 @@
         <w:r>
           <w:rPr>
             <w:rStyle w:val="afd"/>
-            <w:rFonts w:ascii="Times New Roman" w:eastAsia="標楷體" w:hAnsi="Times New Roman"/>
-            <w:noProof/>
           </w:rPr>
           <w:t>2.2</w:t>
         </w:r>
         <w:r>
           <w:rPr>
             <w:rStyle w:val="afd"/>
-            <w:rFonts w:ascii="Times New Roman" w:eastAsia="標楷體" w:hAnsi="Times New Roman"/>
-            <w:noProof/>
-          </w:rPr>
-          <w:t>有關地理空間資訊分群方法的研究</w:t>
-        </w:r>
-        <w:r>
-          <w:rPr>
-            <w:rFonts w:ascii="Times New Roman" w:eastAsia="標楷體" w:hAnsi="Times New Roman"/>
-            <w:noProof/>
+            <w:rFonts w:hint="eastAsia"/>
+          </w:rPr>
+          <w:t>人流預測與規律</w:t>
+        </w:r>
+        <w:r>
+          <w:rPr>
             <w:webHidden/>
           </w:rPr>
           <w:tab/>
         </w:r>
         <w:r>
           <w:rPr>
-            <w:rFonts w:ascii="Times New Roman" w:eastAsia="標楷體" w:hAnsi="Times New Roman"/>
-            <w:noProof/>
             <w:webHidden/>
           </w:rPr>
           <w:fldChar w:fldCharType="begin"/>
         </w:r>
         <w:r>
           <w:rPr>
-            <w:rFonts w:ascii="Times New Roman" w:eastAsia="標楷體" w:hAnsi="Times New Roman"/>
-            <w:noProof/>
             <w:webHidden/>
           </w:rPr>
           <w:instrText xml:space="preserve"> PAGEREF _Toc58540889 \h </w:instrText>
         </w:r>
         <w:r>
           <w:rPr>
-            <w:rFonts w:ascii="Times New Roman" w:eastAsia="標楷體" w:hAnsi="Times New Roman"/>
-            <w:noProof/>
-            <w:webHidden/>
-          </w:rPr>
-        </w:r>
-        <w:r>
-          <w:rPr>
-            <w:rFonts w:ascii="Times New Roman" w:eastAsia="標楷體" w:hAnsi="Times New Roman"/>
-            <w:noProof/>
+            <w:webHidden/>
+          </w:rPr>
+        </w:r>
+        <w:r>
+          <w:rPr>
             <w:webHidden/>
           </w:rPr>
           <w:fldChar w:fldCharType="separate"/>
         </w:r>
         <w:r>
           <w:rPr>
-            <w:rFonts w:ascii="Times New Roman" w:eastAsia="標楷體" w:hAnsi="Times New Roman"/>
             <w:b/>
             <w:bCs/>
-            <w:noProof/>
             <w:webHidden/>
           </w:rPr>
           <w:t>錯誤</w:t>
         </w:r>
         <w:r>
           <w:rPr>
-            <w:rFonts w:ascii="Times New Roman" w:eastAsia="標楷體" w:hAnsi="Times New Roman"/>
             <w:b/>
             <w:bCs/>
-            <w:noProof/>
             <w:webHidden/>
           </w:rPr>
           <w:t xml:space="preserve">! </w:t>
         </w:r>
         <w:r>
           <w:rPr>
-            <w:rFonts w:ascii="Times New Roman" w:eastAsia="標楷體" w:hAnsi="Times New Roman"/>
             <w:b/>
             <w:bCs/>
-            <w:noProof/>
             <w:webHidden/>
           </w:rPr>
           <w:t>尚未定義書籤。</w:t>
         </w:r>
         <w:r>
           <w:rPr>
-            <w:rFonts w:ascii="Times New Roman" w:eastAsia="標楷體" w:hAnsi="Times New Roman"/>
-            <w:noProof/>
             <w:webHidden/>
           </w:rPr>
           <w:fldChar w:fldCharType="end"/>
@@ -2470,13 +2299,7 @@
     <w:p>
       <w:pPr>
         <w:pStyle w:val="21"/>
-        <w:tabs>
-          <w:tab w:val="right" w:leader="dot" w:pos="8494"/>
-        </w:tabs>
-        <w:spacing w:line="276" w:lineRule="auto"/>
-        <w:rPr>
-          <w:rFonts w:ascii="Times New Roman" w:eastAsia="標楷體" w:hAnsi="Times New Roman"/>
-          <w:noProof/>
+        <w:rPr>
           <w:kern w:val="2"/>
           <w:sz w:val="24"/>
         </w:rPr>
@@ -2485,92 +2308,71 @@
         <w:r>
           <w:rPr>
             <w:rStyle w:val="afd"/>
-            <w:rFonts w:ascii="Times New Roman" w:eastAsia="標楷體" w:hAnsi="Times New Roman"/>
-            <w:noProof/>
           </w:rPr>
           <w:t>2.3.</w:t>
         </w:r>
         <w:r>
           <w:rPr>
             <w:rStyle w:val="afd"/>
-            <w:rFonts w:ascii="Times New Roman" w:eastAsia="標楷體" w:hAnsi="Times New Roman"/>
-            <w:noProof/>
-          </w:rPr>
-          <w:t>類神經網路</w:t>
-        </w:r>
-        <w:r>
-          <w:rPr>
-            <w:rFonts w:ascii="Times New Roman" w:eastAsia="標楷體" w:hAnsi="Times New Roman"/>
-            <w:noProof/>
+            <w:rFonts w:hint="eastAsia"/>
+          </w:rPr>
+          <w:t>時空預測模型</w:t>
+        </w:r>
+        <w:r>
+          <w:rPr>
             <w:webHidden/>
           </w:rPr>
           <w:tab/>
         </w:r>
         <w:r>
           <w:rPr>
-            <w:rFonts w:ascii="Times New Roman" w:eastAsia="標楷體" w:hAnsi="Times New Roman"/>
-            <w:noProof/>
             <w:webHidden/>
           </w:rPr>
           <w:fldChar w:fldCharType="begin"/>
         </w:r>
         <w:r>
           <w:rPr>
-            <w:rFonts w:ascii="Times New Roman" w:eastAsia="標楷體" w:hAnsi="Times New Roman"/>
-            <w:noProof/>
             <w:webHidden/>
           </w:rPr>
           <w:instrText xml:space="preserve"> PAGEREF _Toc58540890 \h </w:instrText>
         </w:r>
         <w:r>
           <w:rPr>
-            <w:rFonts w:ascii="Times New Roman" w:eastAsia="標楷體" w:hAnsi="Times New Roman"/>
-            <w:noProof/>
-            <w:webHidden/>
-          </w:rPr>
-        </w:r>
-        <w:r>
-          <w:rPr>
-            <w:rFonts w:ascii="Times New Roman" w:eastAsia="標楷體" w:hAnsi="Times New Roman"/>
-            <w:noProof/>
+            <w:webHidden/>
+          </w:rPr>
+        </w:r>
+        <w:r>
+          <w:rPr>
             <w:webHidden/>
           </w:rPr>
           <w:fldChar w:fldCharType="separate"/>
         </w:r>
         <w:r>
           <w:rPr>
-            <w:rFonts w:ascii="Times New Roman" w:eastAsia="標楷體" w:hAnsi="Times New Roman"/>
             <w:b/>
             <w:bCs/>
-            <w:noProof/>
             <w:webHidden/>
           </w:rPr>
           <w:t>錯誤</w:t>
         </w:r>
         <w:r>
           <w:rPr>
-            <w:rFonts w:ascii="Times New Roman" w:eastAsia="標楷體" w:hAnsi="Times New Roman"/>
             <w:b/>
             <w:bCs/>
-            <w:noProof/>
             <w:webHidden/>
           </w:rPr>
           <w:t xml:space="preserve">! </w:t>
         </w:r>
         <w:r>
           <w:rPr>
-            <w:rFonts w:ascii="Times New Roman" w:eastAsia="標楷體" w:hAnsi="Times New Roman"/>
             <w:b/>
             <w:bCs/>
-            <w:noProof/>
             <w:webHidden/>
           </w:rPr>
           <w:t>尚未定義書籤。</w:t>
         </w:r>
         <w:r>
           <w:rPr>
-            <w:rFonts w:ascii="Times New Roman" w:eastAsia="標楷體" w:hAnsi="Times New Roman"/>
-            <w:noProof/>
             <w:webHidden/>
           </w:rPr>
           <w:fldChar w:fldCharType="end"/>
@@ -2603,10 +2405,10 @@
         <w:r>
           <w:rPr>
             <w:rStyle w:val="afd"/>
-            <w:rFonts w:ascii="Times New Roman" w:eastAsia="標楷體" w:hAnsi="Times New Roman"/>
-            <w:noProof/>
-          </w:rPr>
-          <w:t>學習特性</w:t>
+            <w:rFonts w:ascii="Times New Roman" w:eastAsia="標楷體" w:hAnsi="Times New Roman" w:hint="eastAsia"/>
+            <w:noProof/>
+          </w:rPr>
+          <w:t>傳統機器學習</w:t>
         </w:r>
         <w:r>
           <w:rPr>
@@ -2713,10 +2515,10 @@
         <w:r>
           <w:rPr>
             <w:rStyle w:val="afd"/>
-            <w:rFonts w:ascii="Times New Roman" w:eastAsia="標楷體" w:hAnsi="Times New Roman"/>
-            <w:noProof/>
-          </w:rPr>
-          <w:t>時間序列下的類神經網路</w:t>
+            <w:rFonts w:ascii="Times New Roman" w:eastAsia="標楷體" w:hAnsi="Times New Roman" w:hint="eastAsia"/>
+            <w:noProof/>
+          </w:rPr>
+          <w:t>深度學習</w:t>
         </w:r>
         <w:r>
           <w:rPr>
@@ -2800,6 +2602,276 @@
     <w:p>
       <w:pPr>
         <w:pStyle w:val="21"/>
+        <w:rPr>
+          <w:kern w:val="2"/>
+          <w:sz w:val="24"/>
+        </w:rPr>
+      </w:pPr>
+      <w:hyperlink w:anchor="_Toc58540893" w:history="1">
+        <w:r>
+          <w:rPr>
+            <w:rStyle w:val="afd"/>
+          </w:rPr>
+          <w:t>2.4</w:t>
+        </w:r>
+        <w:r>
+          <w:rPr>
+            <w:rStyle w:val="afd"/>
+            <w:rFonts w:hint="eastAsia"/>
+          </w:rPr>
+          <w:t>停車</w:t>
+        </w:r>
+        <w:r>
+          <w:rPr>
+            <w:rStyle w:val="afd"/>
+            <w:rFonts w:hint="eastAsia"/>
+          </w:rPr>
+          <w:t>行為與</w:t>
+        </w:r>
+        <w:r>
+          <w:rPr>
+            <w:rStyle w:val="afd"/>
+            <w:rFonts w:hint="eastAsia"/>
+          </w:rPr>
+          <w:t>供需問題</w:t>
+        </w:r>
+        <w:r>
+          <w:rPr>
+            <w:webHidden/>
+          </w:rPr>
+          <w:tab/>
+        </w:r>
+        <w:r>
+          <w:rPr>
+            <w:webHidden/>
+          </w:rPr>
+          <w:fldChar w:fldCharType="begin"/>
+        </w:r>
+        <w:r>
+          <w:rPr>
+            <w:webHidden/>
+          </w:rPr>
+          <w:instrText xml:space="preserve"> PAGEREF _Toc58540893 \h </w:instrText>
+        </w:r>
+        <w:r>
+          <w:rPr>
+            <w:webHidden/>
+          </w:rPr>
+        </w:r>
+        <w:r>
+          <w:rPr>
+            <w:webHidden/>
+          </w:rPr>
+          <w:fldChar w:fldCharType="separate"/>
+        </w:r>
+        <w:r>
+          <w:rPr>
+            <w:b/>
+            <w:bCs/>
+            <w:webHidden/>
+          </w:rPr>
+          <w:t>錯誤</w:t>
+        </w:r>
+        <w:r>
+          <w:rPr>
+            <w:b/>
+            <w:bCs/>
+            <w:webHidden/>
+          </w:rPr>
+          <w:t xml:space="preserve">! </w:t>
+        </w:r>
+        <w:r>
+          <w:rPr>
+            <w:b/>
+            <w:bCs/>
+            <w:webHidden/>
+          </w:rPr>
+          <w:t>尚未定義書籤。</w:t>
+        </w:r>
+        <w:r>
+          <w:rPr>
+            <w:webHidden/>
+          </w:rPr>
+          <w:fldChar w:fldCharType="end"/>
+        </w:r>
+      </w:hyperlink>
+    </w:p>
+    <w:p>
+      <w:pPr>
+        <w:pStyle w:val="21"/>
+        <w:rPr>
+          <w:kern w:val="2"/>
+          <w:sz w:val="24"/>
+        </w:rPr>
+      </w:pPr>
+      <w:hyperlink w:anchor="_Toc58540893" w:history="1">
+        <w:r>
+          <w:rPr>
+            <w:rStyle w:val="afd"/>
+          </w:rPr>
+          <w:t>2.</w:t>
+        </w:r>
+        <w:r>
+          <w:rPr>
+            <w:rStyle w:val="afd"/>
+            <w:rFonts w:hint="eastAsia"/>
+          </w:rPr>
+          <w:t>5</w:t>
+        </w:r>
+        <w:r>
+          <w:rPr>
+            <w:rStyle w:val="afd"/>
+            <w:rFonts w:hint="eastAsia"/>
+          </w:rPr>
+          <w:t>停車場選擇與機率分配模型</w:t>
+        </w:r>
+        <w:r>
+          <w:rPr>
+            <w:webHidden/>
+          </w:rPr>
+          <w:tab/>
+        </w:r>
+        <w:r>
+          <w:rPr>
+            <w:webHidden/>
+          </w:rPr>
+          <w:fldChar w:fldCharType="begin"/>
+        </w:r>
+        <w:r>
+          <w:rPr>
+            <w:webHidden/>
+          </w:rPr>
+          <w:instrText xml:space="preserve"> PAGEREF _Toc58540893 \h </w:instrText>
+        </w:r>
+        <w:r>
+          <w:rPr>
+            <w:webHidden/>
+          </w:rPr>
+        </w:r>
+        <w:r>
+          <w:rPr>
+            <w:webHidden/>
+          </w:rPr>
+          <w:fldChar w:fldCharType="separate"/>
+        </w:r>
+        <w:r>
+          <w:rPr>
+            <w:b/>
+            <w:bCs/>
+            <w:webHidden/>
+          </w:rPr>
+          <w:t>錯誤</w:t>
+        </w:r>
+        <w:r>
+          <w:rPr>
+            <w:b/>
+            <w:bCs/>
+            <w:webHidden/>
+          </w:rPr>
+          <w:t xml:space="preserve">! </w:t>
+        </w:r>
+        <w:r>
+          <w:rPr>
+            <w:b/>
+            <w:bCs/>
+            <w:webHidden/>
+          </w:rPr>
+          <w:t>尚未定義書籤。</w:t>
+        </w:r>
+        <w:r>
+          <w:rPr>
+            <w:webHidden/>
+          </w:rPr>
+          <w:fldChar w:fldCharType="end"/>
+        </w:r>
+      </w:hyperlink>
+    </w:p>
+    <w:p>
+      <w:pPr>
+        <w:pStyle w:val="21"/>
+        <w:rPr>
+          <w:kern w:val="2"/>
+          <w:sz w:val="24"/>
+        </w:rPr>
+      </w:pPr>
+      <w:hyperlink w:anchor="_Toc58540893" w:history="1">
+        <w:r>
+          <w:rPr>
+            <w:rStyle w:val="afd"/>
+          </w:rPr>
+          <w:t>2.6</w:t>
+        </w:r>
+        <w:r>
+          <w:rPr>
+            <w:rStyle w:val="afd"/>
+            <w:rFonts w:hint="eastAsia"/>
+          </w:rPr>
+          <w:t>路徑規劃工具與開放地理資料</w:t>
+        </w:r>
+        <w:r>
+          <w:rPr>
+            <w:webHidden/>
+          </w:rPr>
+          <w:tab/>
+        </w:r>
+        <w:r>
+          <w:rPr>
+            <w:webHidden/>
+          </w:rPr>
+          <w:fldChar w:fldCharType="begin"/>
+        </w:r>
+        <w:r>
+          <w:rPr>
+            <w:webHidden/>
+          </w:rPr>
+          <w:instrText xml:space="preserve"> PAGEREF _Toc58540893 \h </w:instrText>
+        </w:r>
+        <w:r>
+          <w:rPr>
+            <w:webHidden/>
+          </w:rPr>
+        </w:r>
+        <w:r>
+          <w:rPr>
+            <w:webHidden/>
+          </w:rPr>
+          <w:fldChar w:fldCharType="separate"/>
+        </w:r>
+        <w:r>
+          <w:rPr>
+            <w:b/>
+            <w:bCs/>
+            <w:webHidden/>
+          </w:rPr>
+          <w:t>錯誤</w:t>
+        </w:r>
+        <w:r>
+          <w:rPr>
+            <w:b/>
+            <w:bCs/>
+            <w:webHidden/>
+          </w:rPr>
+          <w:t xml:space="preserve">! </w:t>
+        </w:r>
+        <w:r>
+          <w:rPr>
+            <w:b/>
+            <w:bCs/>
+            <w:webHidden/>
+          </w:rPr>
+          <w:t>尚未定義書籤。</w:t>
+        </w:r>
+        <w:r>
+          <w:rPr>
+            <w:webHidden/>
+          </w:rPr>
+          <w:fldChar w:fldCharType="end"/>
+        </w:r>
+      </w:hyperlink>
+    </w:p>
+    <w:p>
+      <w:pPr>
+        <w:pStyle w:val="11"/>
         <w:tabs>
           <w:tab w:val="right" w:leader="dot" w:pos="8494"/>
         </w:tabs>
@@ -2811,26 +2883,37 @@
           <w:sz w:val="24"/>
         </w:rPr>
       </w:pPr>
-      <w:hyperlink w:anchor="_Toc58540893" w:history="1">
+      <w:hyperlink w:anchor="_Toc58540896" w:history="1">
         <w:r>
           <w:rPr>
             <w:rStyle w:val="afd"/>
             <w:rFonts w:ascii="Times New Roman" w:eastAsia="標楷體" w:hAnsi="Times New Roman"/>
-            <w:noProof/>
-          </w:rPr>
-          <w:t>2.4</w:t>
+            <w:bCs/>
+            <w:noProof/>
+          </w:rPr>
+          <w:t>第三章</w:t>
         </w:r>
         <w:r>
           <w:rPr>
             <w:rStyle w:val="afd"/>
             <w:rFonts w:ascii="Times New Roman" w:eastAsia="標楷體" w:hAnsi="Times New Roman"/>
-            <w:noProof/>
-          </w:rPr>
-          <w:t>排班系統的研究</w:t>
-        </w:r>
-        <w:r>
-          <w:rPr>
+            <w:bCs/>
+            <w:noProof/>
+          </w:rPr>
+          <w:t xml:space="preserve"> </w:t>
+        </w:r>
+        <w:r>
+          <w:rPr>
+            <w:rStyle w:val="afd"/>
             <w:rFonts w:ascii="Times New Roman" w:eastAsia="標楷體" w:hAnsi="Times New Roman"/>
+            <w:bCs/>
+            <w:noProof/>
+          </w:rPr>
+          <w:t>資料集</w:t>
+        </w:r>
+        <w:r>
+          <w:rPr>
+            <w:rFonts w:ascii="Times New Roman" w:eastAsia="標楷體" w:hAnsi="Times New Roman"/>
             <w:noProof/>
             <w:webHidden/>
           </w:rPr>
@@ -2850,7 +2933,7 @@
             <w:noProof/>
             <w:webHidden/>
           </w:rPr>
-          <w:instrText xml:space="preserve"> PAGEREF _Toc58540893 \h </w:instrText>
+          <w:instrText xml:space="preserve"> PAGEREF _Toc58540896 \h </w:instrText>
         </w:r>
         <w:r>
           <w:rPr>
@@ -2870,37 +2953,559 @@
         <w:r>
           <w:rPr>
             <w:rFonts w:ascii="Times New Roman" w:eastAsia="標楷體" w:hAnsi="Times New Roman"/>
-            <w:b/>
-            <w:bCs/>
-            <w:noProof/>
-            <w:webHidden/>
-          </w:rPr>
-          <w:t>錯誤</w:t>
+            <w:noProof/>
+            <w:webHidden/>
+          </w:rPr>
+          <w:t>4</w:t>
         </w:r>
         <w:r>
           <w:rPr>
             <w:rFonts w:ascii="Times New Roman" w:eastAsia="標楷體" w:hAnsi="Times New Roman"/>
-            <w:b/>
-            <w:bCs/>
-            <w:noProof/>
-            <w:webHidden/>
-          </w:rPr>
-          <w:t xml:space="preserve">! </w:t>
-        </w:r>
-        <w:r>
-          <w:rPr>
+            <w:noProof/>
+            <w:webHidden/>
+          </w:rPr>
+          <w:fldChar w:fldCharType="end"/>
+        </w:r>
+      </w:hyperlink>
+    </w:p>
+    <w:p>
+      <w:pPr>
+        <w:pStyle w:val="21"/>
+        <w:rPr>
+          <w:kern w:val="2"/>
+          <w:sz w:val="24"/>
+        </w:rPr>
+      </w:pPr>
+      <w:hyperlink w:anchor="_Toc58540897" w:history="1">
+        <w:r>
+          <w:rPr>
+            <w:rStyle w:val="afd"/>
+          </w:rPr>
+          <w:t>3.1</w:t>
+        </w:r>
+        <w:r>
+          <w:rPr>
+            <w:rStyle w:val="afd"/>
+          </w:rPr>
+          <w:t>電信資料介紹</w:t>
+        </w:r>
+        <w:r>
+          <w:rPr>
+            <w:webHidden/>
+          </w:rPr>
+          <w:tab/>
+        </w:r>
+        <w:r>
+          <w:rPr>
+            <w:webHidden/>
+          </w:rPr>
+          <w:fldChar w:fldCharType="begin"/>
+        </w:r>
+        <w:r>
+          <w:rPr>
+            <w:webHidden/>
+          </w:rPr>
+          <w:instrText xml:space="preserve"> PAGEREF _Toc58540897 \h </w:instrText>
+        </w:r>
+        <w:r>
+          <w:rPr>
+            <w:webHidden/>
+          </w:rPr>
+        </w:r>
+        <w:r>
+          <w:rPr>
+            <w:webHidden/>
+          </w:rPr>
+          <w:fldChar w:fldCharType="separate"/>
+        </w:r>
+        <w:r>
+          <w:rPr>
+            <w:webHidden/>
+          </w:rPr>
+          <w:t>4</w:t>
+        </w:r>
+        <w:r>
+          <w:rPr>
+            <w:webHidden/>
+          </w:rPr>
+          <w:fldChar w:fldCharType="end"/>
+        </w:r>
+      </w:hyperlink>
+    </w:p>
+    <w:p>
+      <w:pPr>
+        <w:pStyle w:val="21"/>
+        <w:rPr>
+          <w:kern w:val="2"/>
+          <w:sz w:val="24"/>
+        </w:rPr>
+      </w:pPr>
+      <w:hyperlink w:anchor="_Toc58540898" w:history="1">
+        <w:r>
+          <w:rPr>
+            <w:rStyle w:val="afd"/>
+          </w:rPr>
+          <w:t>3.2</w:t>
+        </w:r>
+        <w:r>
+          <w:rPr>
+            <w:rStyle w:val="afd"/>
+          </w:rPr>
+          <w:t>消防據點資料介紹</w:t>
+        </w:r>
+        <w:r>
+          <w:rPr>
+            <w:webHidden/>
+          </w:rPr>
+          <w:tab/>
+        </w:r>
+        <w:r>
+          <w:rPr>
+            <w:webHidden/>
+          </w:rPr>
+          <w:fldChar w:fldCharType="begin"/>
+        </w:r>
+        <w:r>
+          <w:rPr>
+            <w:webHidden/>
+          </w:rPr>
+          <w:instrText xml:space="preserve"> PAGEREF _Toc58540898 \h </w:instrText>
+        </w:r>
+        <w:r>
+          <w:rPr>
+            <w:webHidden/>
+          </w:rPr>
+        </w:r>
+        <w:r>
+          <w:rPr>
+            <w:webHidden/>
+          </w:rPr>
+          <w:fldChar w:fldCharType="separate"/>
+        </w:r>
+        <w:r>
+          <w:rPr>
+            <w:webHidden/>
+          </w:rPr>
+          <w:t>4</w:t>
+        </w:r>
+        <w:r>
+          <w:rPr>
+            <w:webHidden/>
+          </w:rPr>
+          <w:fldChar w:fldCharType="end"/>
+        </w:r>
+      </w:hyperlink>
+    </w:p>
+    <w:p>
+      <w:pPr>
+        <w:pStyle w:val="21"/>
+        <w:rPr>
+          <w:kern w:val="2"/>
+          <w:sz w:val="24"/>
+        </w:rPr>
+      </w:pPr>
+      <w:hyperlink w:anchor="_Toc58540899" w:history="1">
+        <w:r>
+          <w:rPr>
+            <w:rStyle w:val="afd"/>
+          </w:rPr>
+          <w:t>3.3</w:t>
+        </w:r>
+        <w:r>
+          <w:rPr>
+            <w:rStyle w:val="afd"/>
+          </w:rPr>
+          <w:t>資料集造成的研究限制</w:t>
+        </w:r>
+        <w:r>
+          <w:rPr>
+            <w:webHidden/>
+          </w:rPr>
+          <w:tab/>
+        </w:r>
+        <w:r>
+          <w:rPr>
+            <w:webHidden/>
+          </w:rPr>
+          <w:fldChar w:fldCharType="begin"/>
+        </w:r>
+        <w:r>
+          <w:rPr>
+            <w:webHidden/>
+          </w:rPr>
+          <w:instrText xml:space="preserve"> PAGEREF _Toc58540899 \h </w:instrText>
+        </w:r>
+        <w:r>
+          <w:rPr>
+            <w:webHidden/>
+          </w:rPr>
+        </w:r>
+        <w:r>
+          <w:rPr>
+            <w:webHidden/>
+          </w:rPr>
+          <w:fldChar w:fldCharType="separate"/>
+        </w:r>
+        <w:r>
+          <w:rPr>
+            <w:webHidden/>
+          </w:rPr>
+          <w:t>4</w:t>
+        </w:r>
+        <w:r>
+          <w:rPr>
+            <w:webHidden/>
+          </w:rPr>
+          <w:fldChar w:fldCharType="end"/>
+        </w:r>
+      </w:hyperlink>
+    </w:p>
+    <w:p>
+      <w:pPr>
+        <w:pStyle w:val="21"/>
+        <w:rPr>
+          <w:kern w:val="2"/>
+          <w:sz w:val="24"/>
+        </w:rPr>
+      </w:pPr>
+      <w:hyperlink w:anchor="_Toc58540900" w:history="1">
+        <w:r>
+          <w:rPr>
+            <w:rStyle w:val="afd"/>
+          </w:rPr>
+          <w:t>3.4</w:t>
+        </w:r>
+        <w:r>
+          <w:rPr>
+            <w:rStyle w:val="afd"/>
+          </w:rPr>
+          <w:t>資料集的特性觀察與說明</w:t>
+        </w:r>
+        <w:r>
+          <w:rPr>
+            <w:webHidden/>
+          </w:rPr>
+          <w:tab/>
+        </w:r>
+        <w:r>
+          <w:rPr>
+            <w:webHidden/>
+          </w:rPr>
+          <w:fldChar w:fldCharType="begin"/>
+        </w:r>
+        <w:r>
+          <w:rPr>
+            <w:webHidden/>
+          </w:rPr>
+          <w:instrText xml:space="preserve"> PAGEREF _Toc58540900 \h </w:instrText>
+        </w:r>
+        <w:r>
+          <w:rPr>
+            <w:webHidden/>
+          </w:rPr>
+        </w:r>
+        <w:r>
+          <w:rPr>
+            <w:webHidden/>
+          </w:rPr>
+          <w:fldChar w:fldCharType="separate"/>
+        </w:r>
+        <w:r>
+          <w:rPr>
+            <w:webHidden/>
+          </w:rPr>
+          <w:t>4</w:t>
+        </w:r>
+        <w:r>
+          <w:rPr>
+            <w:webHidden/>
+          </w:rPr>
+          <w:fldChar w:fldCharType="end"/>
+        </w:r>
+      </w:hyperlink>
+    </w:p>
+    <w:p>
+      <w:pPr>
+        <w:pStyle w:val="11"/>
+        <w:tabs>
+          <w:tab w:val="right" w:leader="dot" w:pos="8494"/>
+        </w:tabs>
+        <w:spacing w:line="276" w:lineRule="auto"/>
+        <w:rPr>
+          <w:rFonts w:ascii="Times New Roman" w:eastAsia="標楷體" w:hAnsi="Times New Roman"/>
+          <w:noProof/>
+          <w:kern w:val="2"/>
+          <w:sz w:val="24"/>
+        </w:rPr>
+      </w:pPr>
+      <w:hyperlink w:anchor="_Toc58540901" w:history="1">
+        <w:r>
+          <w:rPr>
+            <w:rStyle w:val="afd"/>
             <w:rFonts w:ascii="Times New Roman" w:eastAsia="標楷體" w:hAnsi="Times New Roman"/>
-            <w:b/>
-            <w:bCs/>
-            <w:noProof/>
-            <w:webHidden/>
-          </w:rPr>
-          <w:t>尚未定義書籤。</w:t>
-        </w:r>
-        <w:r>
-          <w:rPr>
+            <w:noProof/>
+          </w:rPr>
+          <w:t>第四章</w:t>
+        </w:r>
+        <w:r>
+          <w:rPr>
+            <w:rStyle w:val="afd"/>
             <w:rFonts w:ascii="Times New Roman" w:eastAsia="標楷體" w:hAnsi="Times New Roman"/>
             <w:noProof/>
+          </w:rPr>
+          <w:t xml:space="preserve"> </w:t>
+        </w:r>
+        <w:r>
+          <w:rPr>
+            <w:rStyle w:val="afd"/>
+            <w:rFonts w:ascii="Times New Roman" w:eastAsia="標楷體" w:hAnsi="Times New Roman"/>
+            <w:noProof/>
+          </w:rPr>
+          <w:t>研究方法</w:t>
+        </w:r>
+        <w:r>
+          <w:rPr>
+            <w:rFonts w:ascii="Times New Roman" w:eastAsia="標楷體" w:hAnsi="Times New Roman"/>
+            <w:noProof/>
+            <w:webHidden/>
+          </w:rPr>
+          <w:tab/>
+        </w:r>
+        <w:r>
+          <w:rPr>
+            <w:rFonts w:ascii="Times New Roman" w:eastAsia="標楷體" w:hAnsi="Times New Roman"/>
+            <w:noProof/>
+            <w:webHidden/>
+          </w:rPr>
+          <w:fldChar w:fldCharType="begin"/>
+        </w:r>
+        <w:r>
+          <w:rPr>
+            <w:rFonts w:ascii="Times New Roman" w:eastAsia="標楷體" w:hAnsi="Times New Roman"/>
+            <w:noProof/>
+            <w:webHidden/>
+          </w:rPr>
+          <w:instrText xml:space="preserve"> PAGEREF _Toc58540901 \h </w:instrText>
+        </w:r>
+        <w:r>
+          <w:rPr>
+            <w:rFonts w:ascii="Times New Roman" w:eastAsia="標楷體" w:hAnsi="Times New Roman"/>
+            <w:noProof/>
+            <w:webHidden/>
+          </w:rPr>
+        </w:r>
+        <w:r>
+          <w:rPr>
+            <w:rFonts w:ascii="Times New Roman" w:eastAsia="標楷體" w:hAnsi="Times New Roman"/>
+            <w:noProof/>
+            <w:webHidden/>
+          </w:rPr>
+          <w:fldChar w:fldCharType="separate"/>
+        </w:r>
+        <w:r>
+          <w:rPr>
+            <w:rFonts w:ascii="Times New Roman" w:eastAsia="標楷體" w:hAnsi="Times New Roman"/>
+            <w:noProof/>
+            <w:webHidden/>
+          </w:rPr>
+          <w:t>5</w:t>
+        </w:r>
+        <w:r>
+          <w:rPr>
+            <w:rFonts w:ascii="Times New Roman" w:eastAsia="標楷體" w:hAnsi="Times New Roman"/>
+            <w:noProof/>
+            <w:webHidden/>
+          </w:rPr>
+          <w:fldChar w:fldCharType="end"/>
+        </w:r>
+      </w:hyperlink>
+    </w:p>
+    <w:p>
+      <w:pPr>
+        <w:pStyle w:val="21"/>
+        <w:rPr>
+          <w:kern w:val="2"/>
+          <w:sz w:val="24"/>
+        </w:rPr>
+      </w:pPr>
+      <w:hyperlink w:anchor="_Toc58540902" w:history="1">
+        <w:r>
+          <w:rPr>
+            <w:rStyle w:val="afd"/>
+          </w:rPr>
+          <w:t>4.1</w:t>
+        </w:r>
+        <w:r>
+          <w:rPr>
+            <w:rStyle w:val="afd"/>
+          </w:rPr>
+          <w:t>研究流程</w:t>
+        </w:r>
+        <w:r>
+          <w:rPr>
+            <w:webHidden/>
+          </w:rPr>
+          <w:tab/>
+        </w:r>
+        <w:r>
+          <w:rPr>
+            <w:webHidden/>
+          </w:rPr>
+          <w:fldChar w:fldCharType="begin"/>
+        </w:r>
+        <w:r>
+          <w:rPr>
+            <w:webHidden/>
+          </w:rPr>
+          <w:instrText xml:space="preserve"> PAGEREF _Toc58540902 \h </w:instrText>
+        </w:r>
+        <w:r>
+          <w:rPr>
+            <w:webHidden/>
+          </w:rPr>
+        </w:r>
+        <w:r>
+          <w:rPr>
+            <w:webHidden/>
+          </w:rPr>
+          <w:fldChar w:fldCharType="separate"/>
+        </w:r>
+        <w:r>
+          <w:rPr>
+            <w:webHidden/>
+          </w:rPr>
+          <w:t>5</w:t>
+        </w:r>
+        <w:r>
+          <w:rPr>
+            <w:webHidden/>
+          </w:rPr>
+          <w:fldChar w:fldCharType="end"/>
+        </w:r>
+      </w:hyperlink>
+    </w:p>
+    <w:p>
+      <w:pPr>
+        <w:pStyle w:val="21"/>
+        <w:rPr>
+          <w:kern w:val="2"/>
+          <w:sz w:val="24"/>
+        </w:rPr>
+      </w:pPr>
+      <w:hyperlink w:anchor="_Toc58540903" w:history="1">
+        <w:r>
+          <w:rPr>
+            <w:rStyle w:val="afd"/>
+          </w:rPr>
+          <w:t xml:space="preserve">4.2 </w:t>
+        </w:r>
+        <w:r>
+          <w:rPr>
+            <w:rStyle w:val="afd"/>
+          </w:rPr>
+          <w:t>清洗流程</w:t>
+        </w:r>
+        <w:r>
+          <w:rPr>
+            <w:webHidden/>
+          </w:rPr>
+          <w:tab/>
+        </w:r>
+        <w:r>
+          <w:rPr>
+            <w:webHidden/>
+          </w:rPr>
+          <w:fldChar w:fldCharType="begin"/>
+        </w:r>
+        <w:r>
+          <w:rPr>
+            <w:webHidden/>
+          </w:rPr>
+          <w:instrText xml:space="preserve"> PAGEREF _Toc58540903 \h </w:instrText>
+        </w:r>
+        <w:r>
+          <w:rPr>
+            <w:webHidden/>
+          </w:rPr>
+        </w:r>
+        <w:r>
+          <w:rPr>
+            <w:webHidden/>
+          </w:rPr>
+          <w:fldChar w:fldCharType="separate"/>
+        </w:r>
+        <w:r>
+          <w:rPr>
+            <w:webHidden/>
+          </w:rPr>
+          <w:t>5</w:t>
+        </w:r>
+        <w:r>
+          <w:rPr>
+            <w:webHidden/>
+          </w:rPr>
+          <w:fldChar w:fldCharType="end"/>
+        </w:r>
+      </w:hyperlink>
+    </w:p>
+    <w:p>
+      <w:pPr>
+        <w:pStyle w:val="21"/>
+        <w:rPr>
+          <w:kern w:val="2"/>
+          <w:sz w:val="24"/>
+        </w:rPr>
+      </w:pPr>
+      <w:hyperlink w:anchor="_Toc58540904" w:history="1">
+        <w:r>
+          <w:rPr>
+            <w:rStyle w:val="afd"/>
+          </w:rPr>
+          <w:t xml:space="preserve">4.3 </w:t>
+        </w:r>
+        <w:r>
+          <w:rPr>
+            <w:rStyle w:val="afd"/>
+          </w:rPr>
+          <w:t>依消防據點分服務區</w:t>
+        </w:r>
+        <w:r>
+          <w:rPr>
+            <w:webHidden/>
+          </w:rPr>
+          <w:tab/>
+        </w:r>
+        <w:r>
+          <w:rPr>
+            <w:webHidden/>
+          </w:rPr>
+          <w:fldChar w:fldCharType="begin"/>
+        </w:r>
+        <w:r>
+          <w:rPr>
+            <w:webHidden/>
+          </w:rPr>
+          <w:instrText xml:space="preserve"> PAGEREF _Toc58540904 \h </w:instrText>
+        </w:r>
+        <w:r>
+          <w:rPr>
+            <w:webHidden/>
+          </w:rPr>
+        </w:r>
+        <w:r>
+          <w:rPr>
+            <w:webHidden/>
+          </w:rPr>
+          <w:fldChar w:fldCharType="separate"/>
+        </w:r>
+        <w:r>
+          <w:rPr>
+            <w:webHidden/>
+          </w:rPr>
+          <w:t>5</w:t>
+        </w:r>
+        <w:r>
+          <w:rPr>
             <w:webHidden/>
           </w:rPr>
           <w:fldChar w:fldCharType="end"/>
@@ -2921,22 +3526,24 @@
           <w:sz w:val="24"/>
         </w:rPr>
       </w:pPr>
-      <w:hyperlink w:anchor="_Toc58540894" w:history="1">
+      <w:hyperlink w:anchor="_Toc58540905" w:history="1">
         <w:r>
           <w:rPr>
             <w:rStyle w:val="afd"/>
             <w:rFonts w:ascii="Times New Roman" w:eastAsia="標楷體" w:hAnsi="Times New Roman"/>
-            <w:noProof/>
-          </w:rPr>
-          <w:t>2.4.1</w:t>
+            <w:bCs/>
+            <w:noProof/>
+          </w:rPr>
+          <w:t>4.3.1 DBSCAN</w:t>
         </w:r>
         <w:r>
           <w:rPr>
             <w:rStyle w:val="afd"/>
             <w:rFonts w:ascii="Times New Roman" w:eastAsia="標楷體" w:hAnsi="Times New Roman"/>
-            <w:noProof/>
-          </w:rPr>
-          <w:t>排班系統規劃與分類</w:t>
+            <w:bCs/>
+            <w:noProof/>
+          </w:rPr>
+          <w:t>分群說明</w:t>
         </w:r>
         <w:r>
           <w:rPr>
@@ -2960,7 +3567,7 @@
             <w:noProof/>
             <w:webHidden/>
           </w:rPr>
-          <w:instrText xml:space="preserve"> PAGEREF _Toc58540894 \h </w:instrText>
+          <w:instrText xml:space="preserve"> PAGEREF _Toc58540905 \h </w:instrText>
         </w:r>
         <w:r>
           <w:rPr>
@@ -3031,22 +3638,24 @@
           <w:sz w:val="24"/>
         </w:rPr>
       </w:pPr>
-      <w:hyperlink w:anchor="_Toc58540895" w:history="1">
+      <w:hyperlink w:anchor="_Toc58540906" w:history="1">
         <w:r>
           <w:rPr>
             <w:rStyle w:val="afd"/>
             <w:rFonts w:ascii="Times New Roman" w:eastAsia="標楷體" w:hAnsi="Times New Roman"/>
-            <w:noProof/>
-          </w:rPr>
-          <w:t>2.4.2</w:t>
+            <w:bCs/>
+            <w:noProof/>
+          </w:rPr>
+          <w:t xml:space="preserve">4.3.2 </w:t>
         </w:r>
         <w:r>
           <w:rPr>
             <w:rStyle w:val="afd"/>
             <w:rFonts w:ascii="Times New Roman" w:eastAsia="標楷體" w:hAnsi="Times New Roman"/>
-            <w:noProof/>
-          </w:rPr>
-          <w:t>排班系統問題之演算法</w:t>
+            <w:bCs/>
+            <w:noProof/>
+          </w:rPr>
+          <w:t>相似度比較</w:t>
         </w:r>
         <w:r>
           <w:rPr>
@@ -3070,7 +3679,7 @@
             <w:noProof/>
             <w:webHidden/>
           </w:rPr>
-          <w:instrText xml:space="preserve"> PAGEREF _Toc58540895 \h </w:instrText>
+          <w:instrText xml:space="preserve"> PAGEREF _Toc58540906 \h </w:instrText>
         </w:r>
         <w:r>
           <w:rPr>
@@ -3121,6 +3730,246 @@
           <w:rPr>
             <w:rFonts w:ascii="Times New Roman" w:eastAsia="標楷體" w:hAnsi="Times New Roman"/>
             <w:noProof/>
+            <w:webHidden/>
+          </w:rPr>
+          <w:fldChar w:fldCharType="end"/>
+        </w:r>
+      </w:hyperlink>
+    </w:p>
+    <w:p>
+      <w:pPr>
+        <w:pStyle w:val="3"/>
+        <w:tabs>
+          <w:tab w:val="right" w:leader="dot" w:pos="8494"/>
+        </w:tabs>
+        <w:spacing w:line="276" w:lineRule="auto"/>
+        <w:rPr>
+          <w:rFonts w:ascii="Times New Roman" w:eastAsia="標楷體" w:hAnsi="Times New Roman"/>
+          <w:noProof/>
+          <w:kern w:val="2"/>
+          <w:sz w:val="24"/>
+        </w:rPr>
+      </w:pPr>
+      <w:hyperlink w:anchor="_Toc58540907" w:history="1">
+        <w:r>
+          <w:rPr>
+            <w:rStyle w:val="afd"/>
+            <w:rFonts w:ascii="Times New Roman" w:eastAsia="標楷體" w:hAnsi="Times New Roman"/>
+            <w:noProof/>
+          </w:rPr>
+          <w:t xml:space="preserve">4.3.3 </w:t>
+        </w:r>
+        <w:r>
+          <w:rPr>
+            <w:rStyle w:val="afd"/>
+            <w:rFonts w:ascii="Times New Roman" w:eastAsia="標楷體" w:hAnsi="Times New Roman"/>
+            <w:noProof/>
+          </w:rPr>
+          <w:t>資料切片後的分群</w:t>
+        </w:r>
+        <w:r>
+          <w:rPr>
+            <w:rFonts w:ascii="Times New Roman" w:eastAsia="標楷體" w:hAnsi="Times New Roman"/>
+            <w:noProof/>
+            <w:webHidden/>
+          </w:rPr>
+          <w:tab/>
+        </w:r>
+        <w:r>
+          <w:rPr>
+            <w:rFonts w:ascii="Times New Roman" w:eastAsia="標楷體" w:hAnsi="Times New Roman"/>
+            <w:noProof/>
+            <w:webHidden/>
+          </w:rPr>
+          <w:fldChar w:fldCharType="begin"/>
+        </w:r>
+        <w:r>
+          <w:rPr>
+            <w:rFonts w:ascii="Times New Roman" w:eastAsia="標楷體" w:hAnsi="Times New Roman"/>
+            <w:noProof/>
+            <w:webHidden/>
+          </w:rPr>
+          <w:instrText xml:space="preserve"> PAGEREF _Toc58540907 \h </w:instrText>
+        </w:r>
+        <w:r>
+          <w:rPr>
+            <w:rFonts w:ascii="Times New Roman" w:eastAsia="標楷體" w:hAnsi="Times New Roman"/>
+            <w:noProof/>
+            <w:webHidden/>
+          </w:rPr>
+        </w:r>
+        <w:r>
+          <w:rPr>
+            <w:rFonts w:ascii="Times New Roman" w:eastAsia="標楷體" w:hAnsi="Times New Roman"/>
+            <w:noProof/>
+            <w:webHidden/>
+          </w:rPr>
+          <w:fldChar w:fldCharType="separate"/>
+        </w:r>
+        <w:r>
+          <w:rPr>
+            <w:rFonts w:ascii="Times New Roman" w:eastAsia="標楷體" w:hAnsi="Times New Roman"/>
+            <w:b/>
+            <w:bCs/>
+            <w:noProof/>
+            <w:webHidden/>
+          </w:rPr>
+          <w:t>錯誤</w:t>
+        </w:r>
+        <w:r>
+          <w:rPr>
+            <w:rFonts w:ascii="Times New Roman" w:eastAsia="標楷體" w:hAnsi="Times New Roman"/>
+            <w:b/>
+            <w:bCs/>
+            <w:noProof/>
+            <w:webHidden/>
+          </w:rPr>
+          <w:t xml:space="preserve">! </w:t>
+        </w:r>
+        <w:r>
+          <w:rPr>
+            <w:rFonts w:ascii="Times New Roman" w:eastAsia="標楷體" w:hAnsi="Times New Roman"/>
+            <w:b/>
+            <w:bCs/>
+            <w:noProof/>
+            <w:webHidden/>
+          </w:rPr>
+          <w:t>尚未定義書籤。</w:t>
+        </w:r>
+        <w:r>
+          <w:rPr>
+            <w:rFonts w:ascii="Times New Roman" w:eastAsia="標楷體" w:hAnsi="Times New Roman"/>
+            <w:noProof/>
+            <w:webHidden/>
+          </w:rPr>
+          <w:fldChar w:fldCharType="end"/>
+        </w:r>
+      </w:hyperlink>
+    </w:p>
+    <w:p>
+      <w:pPr>
+        <w:pStyle w:val="21"/>
+        <w:rPr>
+          <w:kern w:val="2"/>
+          <w:sz w:val="24"/>
+        </w:rPr>
+      </w:pPr>
+      <w:hyperlink w:anchor="_Toc58540908" w:history="1">
+        <w:r>
+          <w:rPr>
+            <w:rStyle w:val="afd"/>
+            <w:bCs/>
+          </w:rPr>
+          <w:t>4.4</w:t>
+        </w:r>
+        <w:r>
+          <w:rPr>
+            <w:rStyle w:val="afd"/>
+            <w:bCs/>
+          </w:rPr>
+          <w:t>使用基因演算法為消防局指派負責的區域</w:t>
+        </w:r>
+        <w:r>
+          <w:rPr>
+            <w:webHidden/>
+          </w:rPr>
+          <w:tab/>
+        </w:r>
+        <w:r>
+          <w:rPr>
+            <w:webHidden/>
+          </w:rPr>
+          <w:fldChar w:fldCharType="begin"/>
+        </w:r>
+        <w:r>
+          <w:rPr>
+            <w:webHidden/>
+          </w:rPr>
+          <w:instrText xml:space="preserve"> PAGEREF _Toc58540908 \h </w:instrText>
+        </w:r>
+        <w:r>
+          <w:rPr>
+            <w:webHidden/>
+          </w:rPr>
+        </w:r>
+        <w:r>
+          <w:rPr>
+            <w:webHidden/>
+          </w:rPr>
+          <w:fldChar w:fldCharType="separate"/>
+        </w:r>
+        <w:r>
+          <w:rPr>
+            <w:webHidden/>
+          </w:rPr>
+          <w:t>5</w:t>
+        </w:r>
+        <w:r>
+          <w:rPr>
+            <w:webHidden/>
+          </w:rPr>
+          <w:fldChar w:fldCharType="end"/>
+        </w:r>
+      </w:hyperlink>
+    </w:p>
+    <w:p>
+      <w:pPr>
+        <w:pStyle w:val="21"/>
+        <w:rPr>
+          <w:kern w:val="2"/>
+          <w:sz w:val="24"/>
+        </w:rPr>
+      </w:pPr>
+      <w:hyperlink w:anchor="_Toc58540909" w:history="1">
+        <w:r>
+          <w:rPr>
+            <w:rStyle w:val="afd"/>
+          </w:rPr>
+          <w:t>4.5</w:t>
+        </w:r>
+        <w:r>
+          <w:rPr>
+            <w:rStyle w:val="afd"/>
+          </w:rPr>
+          <w:t>使用遞迴類神經網路來預測分群人數</w:t>
+        </w:r>
+        <w:r>
+          <w:rPr>
+            <w:webHidden/>
+          </w:rPr>
+          <w:tab/>
+        </w:r>
+        <w:r>
+          <w:rPr>
+            <w:webHidden/>
+          </w:rPr>
+          <w:fldChar w:fldCharType="begin"/>
+        </w:r>
+        <w:r>
+          <w:rPr>
+            <w:webHidden/>
+          </w:rPr>
+          <w:instrText xml:space="preserve"> PAGEREF _Toc58540909 \h </w:instrText>
+        </w:r>
+        <w:r>
+          <w:rPr>
+            <w:webHidden/>
+          </w:rPr>
+        </w:r>
+        <w:r>
+          <w:rPr>
+            <w:webHidden/>
+          </w:rPr>
+          <w:fldChar w:fldCharType="separate"/>
+        </w:r>
+        <w:r>
+          <w:rPr>
+            <w:webHidden/>
+          </w:rPr>
+          <w:t>5</w:t>
+        </w:r>
+        <w:r>
+          <w:rPr>
             <w:webHidden/>
           </w:rPr>
           <w:fldChar w:fldCharType="end"/>
@@ -3141,21 +3990,19 @@
           <w:sz w:val="24"/>
         </w:rPr>
       </w:pPr>
-      <w:hyperlink w:anchor="_Toc58540896" w:history="1">
+      <w:hyperlink w:anchor="_Toc58540910" w:history="1">
         <w:r>
           <w:rPr>
             <w:rStyle w:val="afd"/>
             <w:rFonts w:ascii="Times New Roman" w:eastAsia="標楷體" w:hAnsi="Times New Roman"/>
-            <w:bCs/>
-            <w:noProof/>
-          </w:rPr>
-          <w:t>第三章</w:t>
+            <w:noProof/>
+          </w:rPr>
+          <w:t>第五章</w:t>
         </w:r>
         <w:r>
           <w:rPr>
             <w:rStyle w:val="afd"/>
             <w:rFonts w:ascii="Times New Roman" w:eastAsia="標楷體" w:hAnsi="Times New Roman"/>
-            <w:bCs/>
             <w:noProof/>
           </w:rPr>
           <w:t xml:space="preserve"> </w:t>
@@ -3164,10 +4011,9 @@
           <w:rPr>
             <w:rStyle w:val="afd"/>
             <w:rFonts w:ascii="Times New Roman" w:eastAsia="標楷體" w:hAnsi="Times New Roman"/>
-            <w:bCs/>
-            <w:noProof/>
-          </w:rPr>
-          <w:t>資料集</w:t>
+            <w:noProof/>
+          </w:rPr>
+          <w:t>實驗結果討論</w:t>
         </w:r>
         <w:r>
           <w:rPr>
@@ -3191,7 +4037,7 @@
             <w:noProof/>
             <w:webHidden/>
           </w:rPr>
-          <w:instrText xml:space="preserve"> PAGEREF _Toc58540896 \h </w:instrText>
+          <w:instrText xml:space="preserve"> PAGEREF _Toc58540910 \h </w:instrText>
         </w:r>
         <w:r>
           <w:rPr>
@@ -3214,7 +4060,7 @@
             <w:noProof/>
             <w:webHidden/>
           </w:rPr>
-          <w:t>4</w:t>
+          <w:t>5</w:t>
         </w:r>
         <w:r>
           <w:rPr>
@@ -3229,85 +4075,61 @@
     <w:p>
       <w:pPr>
         <w:pStyle w:val="21"/>
-        <w:tabs>
-          <w:tab w:val="right" w:leader="dot" w:pos="8494"/>
-        </w:tabs>
-        <w:spacing w:line="276" w:lineRule="auto"/>
-        <w:rPr>
-          <w:rFonts w:ascii="Times New Roman" w:eastAsia="標楷體" w:hAnsi="Times New Roman"/>
-          <w:noProof/>
+        <w:rPr>
           <w:kern w:val="2"/>
           <w:sz w:val="24"/>
         </w:rPr>
       </w:pPr>
-      <w:hyperlink w:anchor="_Toc58540897" w:history="1">
+      <w:hyperlink w:anchor="_Toc58540911" w:history="1">
         <w:r>
           <w:rPr>
             <w:rStyle w:val="afd"/>
-            <w:rFonts w:ascii="Times New Roman" w:eastAsia="標楷體" w:hAnsi="Times New Roman"/>
-            <w:noProof/>
-          </w:rPr>
-          <w:t>3.1</w:t>
+          </w:rPr>
+          <w:t>5.1 DBSCAN</w:t>
         </w:r>
         <w:r>
           <w:rPr>
             <w:rStyle w:val="afd"/>
-            <w:rFonts w:ascii="Times New Roman" w:eastAsia="標楷體" w:hAnsi="Times New Roman"/>
-            <w:noProof/>
-          </w:rPr>
-          <w:t>電信資料介紹</w:t>
-        </w:r>
-        <w:r>
-          <w:rPr>
-            <w:rFonts w:ascii="Times New Roman" w:eastAsia="標楷體" w:hAnsi="Times New Roman"/>
-            <w:noProof/>
+          </w:rPr>
+          <w:t>分群結果</w:t>
+        </w:r>
+        <w:r>
+          <w:rPr>
             <w:webHidden/>
           </w:rPr>
           <w:tab/>
         </w:r>
         <w:r>
           <w:rPr>
-            <w:rFonts w:ascii="Times New Roman" w:eastAsia="標楷體" w:hAnsi="Times New Roman"/>
-            <w:noProof/>
             <w:webHidden/>
           </w:rPr>
           <w:fldChar w:fldCharType="begin"/>
         </w:r>
         <w:r>
           <w:rPr>
-            <w:rFonts w:ascii="Times New Roman" w:eastAsia="標楷體" w:hAnsi="Times New Roman"/>
-            <w:noProof/>
-            <w:webHidden/>
-          </w:rPr>
-          <w:instrText xml:space="preserve"> PAGEREF _Toc58540897 \h </w:instrText>
-        </w:r>
-        <w:r>
-          <w:rPr>
-            <w:rFonts w:ascii="Times New Roman" w:eastAsia="標楷體" w:hAnsi="Times New Roman"/>
-            <w:noProof/>
-            <w:webHidden/>
-          </w:rPr>
-        </w:r>
-        <w:r>
-          <w:rPr>
-            <w:rFonts w:ascii="Times New Roman" w:eastAsia="標楷體" w:hAnsi="Times New Roman"/>
-            <w:noProof/>
+            <w:webHidden/>
+          </w:rPr>
+          <w:instrText xml:space="preserve"> PAGEREF _Toc58540911 \h </w:instrText>
+        </w:r>
+        <w:r>
+          <w:rPr>
+            <w:webHidden/>
+          </w:rPr>
+        </w:r>
+        <w:r>
+          <w:rPr>
             <w:webHidden/>
           </w:rPr>
           <w:fldChar w:fldCharType="separate"/>
         </w:r>
         <w:r>
           <w:rPr>
-            <w:rFonts w:ascii="Times New Roman" w:eastAsia="標楷體" w:hAnsi="Times New Roman"/>
-            <w:noProof/>
-            <w:webHidden/>
-          </w:rPr>
-          <w:t>4</w:t>
-        </w:r>
-        <w:r>
-          <w:rPr>
-            <w:rFonts w:ascii="Times New Roman" w:eastAsia="標楷體" w:hAnsi="Times New Roman"/>
-            <w:noProof/>
+            <w:webHidden/>
+          </w:rPr>
+          <w:t>5</w:t>
+        </w:r>
+        <w:r>
+          <w:rPr>
             <w:webHidden/>
           </w:rPr>
           <w:fldChar w:fldCharType="end"/>
@@ -3317,85 +4139,61 @@
     <w:p>
       <w:pPr>
         <w:pStyle w:val="21"/>
-        <w:tabs>
-          <w:tab w:val="right" w:leader="dot" w:pos="8494"/>
-        </w:tabs>
-        <w:spacing w:line="276" w:lineRule="auto"/>
-        <w:rPr>
-          <w:rFonts w:ascii="Times New Roman" w:eastAsia="標楷體" w:hAnsi="Times New Roman"/>
-          <w:noProof/>
+        <w:rPr>
           <w:kern w:val="2"/>
           <w:sz w:val="24"/>
         </w:rPr>
       </w:pPr>
-      <w:hyperlink w:anchor="_Toc58540898" w:history="1">
+      <w:hyperlink w:anchor="_Toc58540912" w:history="1">
         <w:r>
           <w:rPr>
             <w:rStyle w:val="afd"/>
-            <w:rFonts w:ascii="Times New Roman" w:eastAsia="標楷體" w:hAnsi="Times New Roman"/>
-            <w:noProof/>
-          </w:rPr>
-          <w:t>3.2</w:t>
+          </w:rPr>
+          <w:t>5.2</w:t>
         </w:r>
         <w:r>
           <w:rPr>
             <w:rStyle w:val="afd"/>
-            <w:rFonts w:ascii="Times New Roman" w:eastAsia="標楷體" w:hAnsi="Times New Roman"/>
-            <w:noProof/>
-          </w:rPr>
-          <w:t>消防據點資料介紹</w:t>
-        </w:r>
-        <w:r>
-          <w:rPr>
-            <w:rFonts w:ascii="Times New Roman" w:eastAsia="標楷體" w:hAnsi="Times New Roman"/>
-            <w:noProof/>
+          </w:rPr>
+          <w:t>基因演算法指派結果</w:t>
+        </w:r>
+        <w:r>
+          <w:rPr>
             <w:webHidden/>
           </w:rPr>
           <w:tab/>
         </w:r>
         <w:r>
           <w:rPr>
-            <w:rFonts w:ascii="Times New Roman" w:eastAsia="標楷體" w:hAnsi="Times New Roman"/>
-            <w:noProof/>
             <w:webHidden/>
           </w:rPr>
           <w:fldChar w:fldCharType="begin"/>
         </w:r>
         <w:r>
           <w:rPr>
-            <w:rFonts w:ascii="Times New Roman" w:eastAsia="標楷體" w:hAnsi="Times New Roman"/>
-            <w:noProof/>
-            <w:webHidden/>
-          </w:rPr>
-          <w:instrText xml:space="preserve"> PAGEREF _Toc58540898 \h </w:instrText>
-        </w:r>
-        <w:r>
-          <w:rPr>
-            <w:rFonts w:ascii="Times New Roman" w:eastAsia="標楷體" w:hAnsi="Times New Roman"/>
-            <w:noProof/>
-            <w:webHidden/>
-          </w:rPr>
-        </w:r>
-        <w:r>
-          <w:rPr>
-            <w:rFonts w:ascii="Times New Roman" w:eastAsia="標楷體" w:hAnsi="Times New Roman"/>
-            <w:noProof/>
+            <w:webHidden/>
+          </w:rPr>
+          <w:instrText xml:space="preserve"> PAGEREF _Toc58540912 \h </w:instrText>
+        </w:r>
+        <w:r>
+          <w:rPr>
+            <w:webHidden/>
+          </w:rPr>
+        </w:r>
+        <w:r>
+          <w:rPr>
             <w:webHidden/>
           </w:rPr>
           <w:fldChar w:fldCharType="separate"/>
         </w:r>
         <w:r>
           <w:rPr>
-            <w:rFonts w:ascii="Times New Roman" w:eastAsia="標楷體" w:hAnsi="Times New Roman"/>
-            <w:noProof/>
-            <w:webHidden/>
-          </w:rPr>
-          <w:t>4</w:t>
-        </w:r>
-        <w:r>
-          <w:rPr>
-            <w:rFonts w:ascii="Times New Roman" w:eastAsia="標楷體" w:hAnsi="Times New Roman"/>
-            <w:noProof/>
+            <w:webHidden/>
+          </w:rPr>
+          <w:t>5</w:t>
+        </w:r>
+        <w:r>
+          <w:rPr>
             <w:webHidden/>
           </w:rPr>
           <w:fldChar w:fldCharType="end"/>
@@ -3405,173 +4203,61 @@
     <w:p>
       <w:pPr>
         <w:pStyle w:val="21"/>
-        <w:tabs>
-          <w:tab w:val="right" w:leader="dot" w:pos="8494"/>
-        </w:tabs>
-        <w:spacing w:line="276" w:lineRule="auto"/>
-        <w:rPr>
-          <w:rFonts w:ascii="Times New Roman" w:eastAsia="標楷體" w:hAnsi="Times New Roman"/>
-          <w:noProof/>
+        <w:rPr>
           <w:kern w:val="2"/>
           <w:sz w:val="24"/>
         </w:rPr>
       </w:pPr>
-      <w:hyperlink w:anchor="_Toc58540899" w:history="1">
+      <w:hyperlink w:anchor="_Toc58540913" w:history="1">
         <w:r>
           <w:rPr>
             <w:rStyle w:val="afd"/>
-            <w:rFonts w:ascii="Times New Roman" w:eastAsia="標楷體" w:hAnsi="Times New Roman"/>
-            <w:noProof/>
-          </w:rPr>
-          <w:t>3.3</w:t>
+          </w:rPr>
+          <w:t>5.3</w:t>
         </w:r>
         <w:r>
           <w:rPr>
             <w:rStyle w:val="afd"/>
-            <w:rFonts w:ascii="Times New Roman" w:eastAsia="標楷體" w:hAnsi="Times New Roman"/>
-            <w:noProof/>
-          </w:rPr>
-          <w:t>資料集造成的研究限制</w:t>
-        </w:r>
-        <w:r>
-          <w:rPr>
-            <w:rFonts w:ascii="Times New Roman" w:eastAsia="標楷體" w:hAnsi="Times New Roman"/>
-            <w:noProof/>
+          </w:rPr>
+          <w:t>神經網路預測結果</w:t>
+        </w:r>
+        <w:r>
+          <w:rPr>
             <w:webHidden/>
           </w:rPr>
           <w:tab/>
         </w:r>
         <w:r>
           <w:rPr>
-            <w:rFonts w:ascii="Times New Roman" w:eastAsia="標楷體" w:hAnsi="Times New Roman"/>
-            <w:noProof/>
             <w:webHidden/>
           </w:rPr>
           <w:fldChar w:fldCharType="begin"/>
         </w:r>
         <w:r>
           <w:rPr>
-            <w:rFonts w:ascii="Times New Roman" w:eastAsia="標楷體" w:hAnsi="Times New Roman"/>
-            <w:noProof/>
-            <w:webHidden/>
-          </w:rPr>
-          <w:instrText xml:space="preserve"> PAGEREF _Toc58540899 \h </w:instrText>
-        </w:r>
-        <w:r>
-          <w:rPr>
-            <w:rFonts w:ascii="Times New Roman" w:eastAsia="標楷體" w:hAnsi="Times New Roman"/>
-            <w:noProof/>
-            <w:webHidden/>
-          </w:rPr>
-        </w:r>
-        <w:r>
-          <w:rPr>
-            <w:rFonts w:ascii="Times New Roman" w:eastAsia="標楷體" w:hAnsi="Times New Roman"/>
-            <w:noProof/>
+            <w:webHidden/>
+          </w:rPr>
+          <w:instrText xml:space="preserve"> PAGEREF _Toc58540913 \h </w:instrText>
+        </w:r>
+        <w:r>
+          <w:rPr>
+            <w:webHidden/>
+          </w:rPr>
+        </w:r>
+        <w:r>
+          <w:rPr>
             <w:webHidden/>
           </w:rPr>
           <w:fldChar w:fldCharType="separate"/>
         </w:r>
         <w:r>
           <w:rPr>
-            <w:rFonts w:ascii="Times New Roman" w:eastAsia="標楷體" w:hAnsi="Times New Roman"/>
-            <w:noProof/>
-            <w:webHidden/>
-          </w:rPr>
-          <w:t>4</w:t>
-        </w:r>
-        <w:r>
-          <w:rPr>
-            <w:rFonts w:ascii="Times New Roman" w:eastAsia="標楷體" w:hAnsi="Times New Roman"/>
-            <w:noProof/>
-            <w:webHidden/>
-          </w:rPr>
-          <w:fldChar w:fldCharType="end"/>
-        </w:r>
-      </w:hyperlink>
-    </w:p>
-    <w:p>
-      <w:pPr>
-        <w:pStyle w:val="21"/>
-        <w:tabs>
-          <w:tab w:val="right" w:leader="dot" w:pos="8494"/>
-        </w:tabs>
-        <w:spacing w:line="276" w:lineRule="auto"/>
-        <w:rPr>
-          <w:rFonts w:ascii="Times New Roman" w:eastAsia="標楷體" w:hAnsi="Times New Roman"/>
-          <w:noProof/>
-          <w:kern w:val="2"/>
-          <w:sz w:val="24"/>
-        </w:rPr>
-      </w:pPr>
-      <w:hyperlink w:anchor="_Toc58540900" w:history="1">
-        <w:r>
-          <w:rPr>
-            <w:rStyle w:val="afd"/>
-            <w:rFonts w:ascii="Times New Roman" w:eastAsia="標楷體" w:hAnsi="Times New Roman"/>
-            <w:noProof/>
-          </w:rPr>
-          <w:t>3.4</w:t>
-        </w:r>
-        <w:r>
-          <w:rPr>
-            <w:rStyle w:val="afd"/>
-            <w:rFonts w:ascii="Times New Roman" w:eastAsia="標楷體" w:hAnsi="Times New Roman"/>
-            <w:noProof/>
-          </w:rPr>
-          <w:t>資料集的特性觀察與說明</w:t>
-        </w:r>
-        <w:r>
-          <w:rPr>
-            <w:rFonts w:ascii="Times New Roman" w:eastAsia="標楷體" w:hAnsi="Times New Roman"/>
-            <w:noProof/>
-            <w:webHidden/>
-          </w:rPr>
-          <w:tab/>
-        </w:r>
-        <w:r>
-          <w:rPr>
-            <w:rFonts w:ascii="Times New Roman" w:eastAsia="標楷體" w:hAnsi="Times New Roman"/>
-            <w:noProof/>
-            <w:webHidden/>
-          </w:rPr>
-          <w:fldChar w:fldCharType="begin"/>
-        </w:r>
-        <w:r>
-          <w:rPr>
-            <w:rFonts w:ascii="Times New Roman" w:eastAsia="標楷體" w:hAnsi="Times New Roman"/>
-            <w:noProof/>
-            <w:webHidden/>
-          </w:rPr>
-          <w:instrText xml:space="preserve"> PAGEREF _Toc58540900 \h </w:instrText>
-        </w:r>
-        <w:r>
-          <w:rPr>
-            <w:rFonts w:ascii="Times New Roman" w:eastAsia="標楷體" w:hAnsi="Times New Roman"/>
-            <w:noProof/>
-            <w:webHidden/>
-          </w:rPr>
-        </w:r>
-        <w:r>
-          <w:rPr>
-            <w:rFonts w:ascii="Times New Roman" w:eastAsia="標楷體" w:hAnsi="Times New Roman"/>
-            <w:noProof/>
-            <w:webHidden/>
-          </w:rPr>
-          <w:fldChar w:fldCharType="separate"/>
-        </w:r>
-        <w:r>
-          <w:rPr>
-            <w:rFonts w:ascii="Times New Roman" w:eastAsia="標楷體" w:hAnsi="Times New Roman"/>
-            <w:noProof/>
-            <w:webHidden/>
-          </w:rPr>
-          <w:t>4</w:t>
-        </w:r>
-        <w:r>
-          <w:rPr>
-            <w:rFonts w:ascii="Times New Roman" w:eastAsia="標楷體" w:hAnsi="Times New Roman"/>
-            <w:noProof/>
+            <w:webHidden/>
+          </w:rPr>
+          <w:t>5</w:t>
+        </w:r>
+        <w:r>
+          <w:rPr>
             <w:webHidden/>
           </w:rPr>
           <w:fldChar w:fldCharType="end"/>
@@ -3592,14 +4278,14 @@
           <w:sz w:val="24"/>
         </w:rPr>
       </w:pPr>
-      <w:hyperlink w:anchor="_Toc58540901" w:history="1">
+      <w:hyperlink w:anchor="_Toc58540914" w:history="1">
         <w:r>
           <w:rPr>
             <w:rStyle w:val="afd"/>
             <w:rFonts w:ascii="Times New Roman" w:eastAsia="標楷體" w:hAnsi="Times New Roman"/>
             <w:noProof/>
           </w:rPr>
-          <w:t>第四章</w:t>
+          <w:t>第六章</w:t>
         </w:r>
         <w:r>
           <w:rPr>
@@ -3615,7 +4301,7 @@
             <w:rFonts w:ascii="Times New Roman" w:eastAsia="標楷體" w:hAnsi="Times New Roman"/>
             <w:noProof/>
           </w:rPr>
-          <w:t>研究方法</w:t>
+          <w:t>研究方向與預期結果</w:t>
         </w:r>
         <w:r>
           <w:rPr>
@@ -3639,7 +4325,7 @@
             <w:noProof/>
             <w:webHidden/>
           </w:rPr>
-          <w:instrText xml:space="preserve"> PAGEREF _Toc58540901 \h </w:instrText>
+          <w:instrText xml:space="preserve"> PAGEREF _Toc58540914 \h </w:instrText>
         </w:r>
         <w:r>
           <w:rPr>
@@ -3662,7 +4348,7 @@
             <w:noProof/>
             <w:webHidden/>
           </w:rPr>
-          <w:t>5</w:t>
+          <w:t>6</w:t>
         </w:r>
         <w:r>
           <w:rPr>
@@ -3677,85 +4363,79 @@
     <w:p>
       <w:pPr>
         <w:pStyle w:val="21"/>
-        <w:tabs>
-          <w:tab w:val="right" w:leader="dot" w:pos="8494"/>
-        </w:tabs>
-        <w:spacing w:line="276" w:lineRule="auto"/>
-        <w:rPr>
-          <w:rFonts w:ascii="Times New Roman" w:eastAsia="標楷體" w:hAnsi="Times New Roman"/>
-          <w:noProof/>
+        <w:rPr>
           <w:kern w:val="2"/>
           <w:sz w:val="24"/>
         </w:rPr>
       </w:pPr>
-      <w:hyperlink w:anchor="_Toc58540902" w:history="1">
+      <w:hyperlink w:anchor="_Toc58540915" w:history="1">
         <w:r>
           <w:rPr>
             <w:rStyle w:val="afd"/>
-            <w:rFonts w:ascii="Times New Roman" w:eastAsia="標楷體" w:hAnsi="Times New Roman"/>
-            <w:noProof/>
-          </w:rPr>
-          <w:t>4.1</w:t>
+          </w:rPr>
+          <w:t>6.1</w:t>
         </w:r>
         <w:r>
           <w:rPr>
             <w:rStyle w:val="afd"/>
-            <w:rFonts w:ascii="Times New Roman" w:eastAsia="標楷體" w:hAnsi="Times New Roman"/>
-            <w:noProof/>
-          </w:rPr>
-          <w:t>研究流程</w:t>
-        </w:r>
-        <w:r>
-          <w:rPr>
-            <w:rFonts w:ascii="Times New Roman" w:eastAsia="標楷體" w:hAnsi="Times New Roman"/>
-            <w:noProof/>
+          </w:rPr>
+          <w:t>研究進度</w:t>
+        </w:r>
+        <w:r>
+          <w:rPr>
             <w:webHidden/>
           </w:rPr>
           <w:tab/>
         </w:r>
         <w:r>
           <w:rPr>
-            <w:rFonts w:ascii="Times New Roman" w:eastAsia="標楷體" w:hAnsi="Times New Roman"/>
-            <w:noProof/>
             <w:webHidden/>
           </w:rPr>
           <w:fldChar w:fldCharType="begin"/>
         </w:r>
         <w:r>
           <w:rPr>
-            <w:rFonts w:ascii="Times New Roman" w:eastAsia="標楷體" w:hAnsi="Times New Roman"/>
-            <w:noProof/>
-            <w:webHidden/>
-          </w:rPr>
-          <w:instrText xml:space="preserve"> PAGEREF _Toc58540902 \h </w:instrText>
-        </w:r>
-        <w:r>
-          <w:rPr>
-            <w:rFonts w:ascii="Times New Roman" w:eastAsia="標楷體" w:hAnsi="Times New Roman"/>
-            <w:noProof/>
-            <w:webHidden/>
-          </w:rPr>
-        </w:r>
-        <w:r>
-          <w:rPr>
-            <w:rFonts w:ascii="Times New Roman" w:eastAsia="標楷體" w:hAnsi="Times New Roman"/>
-            <w:noProof/>
+            <w:webHidden/>
+          </w:rPr>
+          <w:instrText xml:space="preserve"> PAGEREF _Toc58540915 \h </w:instrText>
+        </w:r>
+        <w:r>
+          <w:rPr>
+            <w:webHidden/>
+          </w:rPr>
+        </w:r>
+        <w:r>
+          <w:rPr>
             <w:webHidden/>
           </w:rPr>
           <w:fldChar w:fldCharType="separate"/>
         </w:r>
         <w:r>
           <w:rPr>
-            <w:rFonts w:ascii="Times New Roman" w:eastAsia="標楷體" w:hAnsi="Times New Roman"/>
-            <w:noProof/>
-            <w:webHidden/>
-          </w:rPr>
-          <w:t>5</w:t>
-        </w:r>
-        <w:r>
-          <w:rPr>
-            <w:rFonts w:ascii="Times New Roman" w:eastAsia="標楷體" w:hAnsi="Times New Roman"/>
-            <w:noProof/>
+            <w:b/>
+            <w:bCs/>
+            <w:webHidden/>
+          </w:rPr>
+          <w:t>錯誤</w:t>
+        </w:r>
+        <w:r>
+          <w:rPr>
+            <w:b/>
+            <w:bCs/>
+            <w:webHidden/>
+          </w:rPr>
+          <w:t xml:space="preserve">! </w:t>
+        </w:r>
+        <w:r>
+          <w:rPr>
+            <w:b/>
+            <w:bCs/>
+            <w:webHidden/>
+          </w:rPr>
+          <w:t>尚未定義書籤。</w:t>
+        </w:r>
+        <w:r>
+          <w:rPr>
             <w:webHidden/>
           </w:rPr>
           <w:fldChar w:fldCharType="end"/>
@@ -3765,685 +4445,79 @@
     <w:p>
       <w:pPr>
         <w:pStyle w:val="21"/>
-        <w:tabs>
-          <w:tab w:val="right" w:leader="dot" w:pos="8494"/>
-        </w:tabs>
-        <w:spacing w:line="276" w:lineRule="auto"/>
-        <w:rPr>
-          <w:rFonts w:ascii="Times New Roman" w:eastAsia="標楷體" w:hAnsi="Times New Roman"/>
-          <w:noProof/>
+        <w:rPr>
           <w:kern w:val="2"/>
           <w:sz w:val="24"/>
         </w:rPr>
       </w:pPr>
-      <w:hyperlink w:anchor="_Toc58540903" w:history="1">
+      <w:hyperlink w:anchor="_Toc58540916" w:history="1">
         <w:r>
           <w:rPr>
             <w:rStyle w:val="afd"/>
-            <w:rFonts w:ascii="Times New Roman" w:eastAsia="標楷體" w:hAnsi="Times New Roman"/>
-            <w:noProof/>
-          </w:rPr>
-          <w:t xml:space="preserve">4.2 </w:t>
+          </w:rPr>
+          <w:t>6.2</w:t>
         </w:r>
         <w:r>
           <w:rPr>
             <w:rStyle w:val="afd"/>
-            <w:rFonts w:ascii="Times New Roman" w:eastAsia="標楷體" w:hAnsi="Times New Roman"/>
-            <w:noProof/>
-          </w:rPr>
-          <w:t>清洗流程</w:t>
-        </w:r>
-        <w:r>
-          <w:rPr>
-            <w:rFonts w:ascii="Times New Roman" w:eastAsia="標楷體" w:hAnsi="Times New Roman"/>
-            <w:noProof/>
+          </w:rPr>
+          <w:t>預期成果</w:t>
+        </w:r>
+        <w:r>
+          <w:rPr>
             <w:webHidden/>
           </w:rPr>
           <w:tab/>
         </w:r>
         <w:r>
           <w:rPr>
-            <w:rFonts w:ascii="Times New Roman" w:eastAsia="標楷體" w:hAnsi="Times New Roman"/>
-            <w:noProof/>
             <w:webHidden/>
           </w:rPr>
           <w:fldChar w:fldCharType="begin"/>
         </w:r>
         <w:r>
           <w:rPr>
-            <w:rFonts w:ascii="Times New Roman" w:eastAsia="標楷體" w:hAnsi="Times New Roman"/>
-            <w:noProof/>
-            <w:webHidden/>
-          </w:rPr>
-          <w:instrText xml:space="preserve"> PAGEREF _Toc58540903 \h </w:instrText>
-        </w:r>
-        <w:r>
-          <w:rPr>
-            <w:rFonts w:ascii="Times New Roman" w:eastAsia="標楷體" w:hAnsi="Times New Roman"/>
-            <w:noProof/>
-            <w:webHidden/>
-          </w:rPr>
-        </w:r>
-        <w:r>
-          <w:rPr>
-            <w:rFonts w:ascii="Times New Roman" w:eastAsia="標楷體" w:hAnsi="Times New Roman"/>
-            <w:noProof/>
+            <w:webHidden/>
+          </w:rPr>
+          <w:instrText xml:space="preserve"> PAGEREF _Toc58540916 \h </w:instrText>
+        </w:r>
+        <w:r>
+          <w:rPr>
+            <w:webHidden/>
+          </w:rPr>
+        </w:r>
+        <w:r>
+          <w:rPr>
             <w:webHidden/>
           </w:rPr>
           <w:fldChar w:fldCharType="separate"/>
         </w:r>
         <w:r>
           <w:rPr>
-            <w:rFonts w:ascii="Times New Roman" w:eastAsia="標楷體" w:hAnsi="Times New Roman"/>
-            <w:noProof/>
-            <w:webHidden/>
-          </w:rPr>
-          <w:t>5</w:t>
-        </w:r>
-        <w:r>
-          <w:rPr>
-            <w:rFonts w:ascii="Times New Roman" w:eastAsia="標楷體" w:hAnsi="Times New Roman"/>
-            <w:noProof/>
-            <w:webHidden/>
-          </w:rPr>
-          <w:fldChar w:fldCharType="end"/>
-        </w:r>
-      </w:hyperlink>
-    </w:p>
-    <w:p>
-      <w:pPr>
-        <w:pStyle w:val="21"/>
-        <w:tabs>
-          <w:tab w:val="right" w:leader="dot" w:pos="8494"/>
-        </w:tabs>
-        <w:spacing w:line="276" w:lineRule="auto"/>
-        <w:rPr>
-          <w:rFonts w:ascii="Times New Roman" w:eastAsia="標楷體" w:hAnsi="Times New Roman"/>
-          <w:noProof/>
-          <w:kern w:val="2"/>
-          <w:sz w:val="24"/>
-        </w:rPr>
-      </w:pPr>
-      <w:hyperlink w:anchor="_Toc58540904" w:history="1">
-        <w:r>
-          <w:rPr>
-            <w:rStyle w:val="afd"/>
-            <w:rFonts w:ascii="Times New Roman" w:eastAsia="標楷體" w:hAnsi="Times New Roman"/>
-            <w:noProof/>
-          </w:rPr>
-          <w:t xml:space="preserve">4.3 </w:t>
-        </w:r>
-        <w:r>
-          <w:rPr>
-            <w:rStyle w:val="afd"/>
-            <w:rFonts w:ascii="Times New Roman" w:eastAsia="標楷體" w:hAnsi="Times New Roman"/>
-            <w:noProof/>
-          </w:rPr>
-          <w:t>依消防據點分服務區</w:t>
-        </w:r>
-        <w:r>
-          <w:rPr>
-            <w:rFonts w:ascii="Times New Roman" w:eastAsia="標楷體" w:hAnsi="Times New Roman"/>
-            <w:noProof/>
-            <w:webHidden/>
-          </w:rPr>
-          <w:tab/>
-        </w:r>
-        <w:r>
-          <w:rPr>
-            <w:rFonts w:ascii="Times New Roman" w:eastAsia="標楷體" w:hAnsi="Times New Roman"/>
-            <w:noProof/>
-            <w:webHidden/>
-          </w:rPr>
-          <w:fldChar w:fldCharType="begin"/>
-        </w:r>
-        <w:r>
-          <w:rPr>
-            <w:rFonts w:ascii="Times New Roman" w:eastAsia="標楷體" w:hAnsi="Times New Roman"/>
-            <w:noProof/>
-            <w:webHidden/>
-          </w:rPr>
-          <w:instrText xml:space="preserve"> PAGEREF _Toc58540904 \h </w:instrText>
-        </w:r>
-        <w:r>
-          <w:rPr>
-            <w:rFonts w:ascii="Times New Roman" w:eastAsia="標楷體" w:hAnsi="Times New Roman"/>
-            <w:noProof/>
-            <w:webHidden/>
-          </w:rPr>
-        </w:r>
-        <w:r>
-          <w:rPr>
-            <w:rFonts w:ascii="Times New Roman" w:eastAsia="標楷體" w:hAnsi="Times New Roman"/>
-            <w:noProof/>
-            <w:webHidden/>
-          </w:rPr>
-          <w:fldChar w:fldCharType="separate"/>
-        </w:r>
-        <w:r>
-          <w:rPr>
-            <w:rFonts w:ascii="Times New Roman" w:eastAsia="標楷體" w:hAnsi="Times New Roman"/>
-            <w:noProof/>
-            <w:webHidden/>
-          </w:rPr>
-          <w:t>5</w:t>
-        </w:r>
-        <w:r>
-          <w:rPr>
-            <w:rFonts w:ascii="Times New Roman" w:eastAsia="標楷體" w:hAnsi="Times New Roman"/>
-            <w:noProof/>
-            <w:webHidden/>
-          </w:rPr>
-          <w:fldChar w:fldCharType="end"/>
-        </w:r>
-      </w:hyperlink>
-    </w:p>
-    <w:p>
-      <w:pPr>
-        <w:pStyle w:val="3"/>
-        <w:tabs>
-          <w:tab w:val="right" w:leader="dot" w:pos="8494"/>
-        </w:tabs>
-        <w:spacing w:line="276" w:lineRule="auto"/>
-        <w:rPr>
-          <w:rFonts w:ascii="Times New Roman" w:eastAsia="標楷體" w:hAnsi="Times New Roman"/>
-          <w:noProof/>
-          <w:kern w:val="2"/>
-          <w:sz w:val="24"/>
-        </w:rPr>
-      </w:pPr>
-      <w:hyperlink w:anchor="_Toc58540905" w:history="1">
-        <w:r>
-          <w:rPr>
-            <w:rStyle w:val="afd"/>
-            <w:rFonts w:ascii="Times New Roman" w:eastAsia="標楷體" w:hAnsi="Times New Roman"/>
-            <w:bCs/>
-            <w:noProof/>
-          </w:rPr>
-          <w:t>4.3.1 DBSCAN</w:t>
-        </w:r>
-        <w:r>
-          <w:rPr>
-            <w:rStyle w:val="afd"/>
-            <w:rFonts w:ascii="Times New Roman" w:eastAsia="標楷體" w:hAnsi="Times New Roman"/>
-            <w:bCs/>
-            <w:noProof/>
-          </w:rPr>
-          <w:t>分群說明</w:t>
-        </w:r>
-        <w:r>
-          <w:rPr>
-            <w:rFonts w:ascii="Times New Roman" w:eastAsia="標楷體" w:hAnsi="Times New Roman"/>
-            <w:noProof/>
-            <w:webHidden/>
-          </w:rPr>
-          <w:tab/>
-        </w:r>
-        <w:r>
-          <w:rPr>
-            <w:rFonts w:ascii="Times New Roman" w:eastAsia="標楷體" w:hAnsi="Times New Roman"/>
-            <w:noProof/>
-            <w:webHidden/>
-          </w:rPr>
-          <w:fldChar w:fldCharType="begin"/>
-        </w:r>
-        <w:r>
-          <w:rPr>
-            <w:rFonts w:ascii="Times New Roman" w:eastAsia="標楷體" w:hAnsi="Times New Roman"/>
-            <w:noProof/>
-            <w:webHidden/>
-          </w:rPr>
-          <w:instrText xml:space="preserve"> PAGEREF _Toc58540905 \h </w:instrText>
-        </w:r>
-        <w:r>
-          <w:rPr>
-            <w:rFonts w:ascii="Times New Roman" w:eastAsia="標楷體" w:hAnsi="Times New Roman"/>
-            <w:noProof/>
-            <w:webHidden/>
-          </w:rPr>
-        </w:r>
-        <w:r>
-          <w:rPr>
-            <w:rFonts w:ascii="Times New Roman" w:eastAsia="標楷體" w:hAnsi="Times New Roman"/>
-            <w:noProof/>
-            <w:webHidden/>
-          </w:rPr>
-          <w:fldChar w:fldCharType="separate"/>
-        </w:r>
-        <w:r>
-          <w:rPr>
-            <w:rFonts w:ascii="Times New Roman" w:eastAsia="標楷體" w:hAnsi="Times New Roman"/>
             <w:b/>
             <w:bCs/>
-            <w:noProof/>
             <w:webHidden/>
           </w:rPr>
           <w:t>錯誤</w:t>
         </w:r>
         <w:r>
           <w:rPr>
-            <w:rFonts w:ascii="Times New Roman" w:eastAsia="標楷體" w:hAnsi="Times New Roman"/>
             <w:b/>
             <w:bCs/>
-            <w:noProof/>
             <w:webHidden/>
           </w:rPr>
           <w:t xml:space="preserve">! </w:t>
         </w:r>
         <w:r>
           <w:rPr>
-            <w:rFonts w:ascii="Times New Roman" w:eastAsia="標楷體" w:hAnsi="Times New Roman"/>
             <w:b/>
             <w:bCs/>
-            <w:noProof/>
             <w:webHidden/>
           </w:rPr>
           <w:t>尚未定義書籤。</w:t>
         </w:r>
         <w:r>
           <w:rPr>
-            <w:rFonts w:ascii="Times New Roman" w:eastAsia="標楷體" w:hAnsi="Times New Roman"/>
-            <w:noProof/>
-            <w:webHidden/>
-          </w:rPr>
-          <w:fldChar w:fldCharType="end"/>
-        </w:r>
-      </w:hyperlink>
-    </w:p>
-    <w:p>
-      <w:pPr>
-        <w:pStyle w:val="3"/>
-        <w:tabs>
-          <w:tab w:val="right" w:leader="dot" w:pos="8494"/>
-        </w:tabs>
-        <w:spacing w:line="276" w:lineRule="auto"/>
-        <w:rPr>
-          <w:rFonts w:ascii="Times New Roman" w:eastAsia="標楷體" w:hAnsi="Times New Roman"/>
-          <w:noProof/>
-          <w:kern w:val="2"/>
-          <w:sz w:val="24"/>
-        </w:rPr>
-      </w:pPr>
-      <w:hyperlink w:anchor="_Toc58540906" w:history="1">
-        <w:r>
-          <w:rPr>
-            <w:rStyle w:val="afd"/>
-            <w:rFonts w:ascii="Times New Roman" w:eastAsia="標楷體" w:hAnsi="Times New Roman"/>
-            <w:bCs/>
-            <w:noProof/>
-          </w:rPr>
-          <w:t xml:space="preserve">4.3.2 </w:t>
-        </w:r>
-        <w:r>
-          <w:rPr>
-            <w:rStyle w:val="afd"/>
-            <w:rFonts w:ascii="Times New Roman" w:eastAsia="標楷體" w:hAnsi="Times New Roman"/>
-            <w:bCs/>
-            <w:noProof/>
-          </w:rPr>
-          <w:t>相似度比較</w:t>
-        </w:r>
-        <w:r>
-          <w:rPr>
-            <w:rFonts w:ascii="Times New Roman" w:eastAsia="標楷體" w:hAnsi="Times New Roman"/>
-            <w:noProof/>
-            <w:webHidden/>
-          </w:rPr>
-          <w:tab/>
-        </w:r>
-        <w:r>
-          <w:rPr>
-            <w:rFonts w:ascii="Times New Roman" w:eastAsia="標楷體" w:hAnsi="Times New Roman"/>
-            <w:noProof/>
-            <w:webHidden/>
-          </w:rPr>
-          <w:fldChar w:fldCharType="begin"/>
-        </w:r>
-        <w:r>
-          <w:rPr>
-            <w:rFonts w:ascii="Times New Roman" w:eastAsia="標楷體" w:hAnsi="Times New Roman"/>
-            <w:noProof/>
-            <w:webHidden/>
-          </w:rPr>
-          <w:instrText xml:space="preserve"> PAGEREF _Toc58540906 \h </w:instrText>
-        </w:r>
-        <w:r>
-          <w:rPr>
-            <w:rFonts w:ascii="Times New Roman" w:eastAsia="標楷體" w:hAnsi="Times New Roman"/>
-            <w:noProof/>
-            <w:webHidden/>
-          </w:rPr>
-        </w:r>
-        <w:r>
-          <w:rPr>
-            <w:rFonts w:ascii="Times New Roman" w:eastAsia="標楷體" w:hAnsi="Times New Roman"/>
-            <w:noProof/>
-            <w:webHidden/>
-          </w:rPr>
-          <w:fldChar w:fldCharType="separate"/>
-        </w:r>
-        <w:r>
-          <w:rPr>
-            <w:rFonts w:ascii="Times New Roman" w:eastAsia="標楷體" w:hAnsi="Times New Roman"/>
-            <w:b/>
-            <w:bCs/>
-            <w:noProof/>
-            <w:webHidden/>
-          </w:rPr>
-          <w:t>錯誤</w:t>
-        </w:r>
-        <w:r>
-          <w:rPr>
-            <w:rFonts w:ascii="Times New Roman" w:eastAsia="標楷體" w:hAnsi="Times New Roman"/>
-            <w:b/>
-            <w:bCs/>
-            <w:noProof/>
-            <w:webHidden/>
-          </w:rPr>
-          <w:t xml:space="preserve">! </w:t>
-        </w:r>
-        <w:r>
-          <w:rPr>
-            <w:rFonts w:ascii="Times New Roman" w:eastAsia="標楷體" w:hAnsi="Times New Roman"/>
-            <w:b/>
-            <w:bCs/>
-            <w:noProof/>
-            <w:webHidden/>
-          </w:rPr>
-          <w:t>尚未定義書籤。</w:t>
-        </w:r>
-        <w:r>
-          <w:rPr>
-            <w:rFonts w:ascii="Times New Roman" w:eastAsia="標楷體" w:hAnsi="Times New Roman"/>
-            <w:noProof/>
-            <w:webHidden/>
-          </w:rPr>
-          <w:fldChar w:fldCharType="end"/>
-        </w:r>
-      </w:hyperlink>
-    </w:p>
-    <w:p>
-      <w:pPr>
-        <w:pStyle w:val="3"/>
-        <w:tabs>
-          <w:tab w:val="right" w:leader="dot" w:pos="8494"/>
-        </w:tabs>
-        <w:spacing w:line="276" w:lineRule="auto"/>
-        <w:rPr>
-          <w:rFonts w:ascii="Times New Roman" w:eastAsia="標楷體" w:hAnsi="Times New Roman"/>
-          <w:noProof/>
-          <w:kern w:val="2"/>
-          <w:sz w:val="24"/>
-        </w:rPr>
-      </w:pPr>
-      <w:hyperlink w:anchor="_Toc58540907" w:history="1">
-        <w:r>
-          <w:rPr>
-            <w:rStyle w:val="afd"/>
-            <w:rFonts w:ascii="Times New Roman" w:eastAsia="標楷體" w:hAnsi="Times New Roman"/>
-            <w:noProof/>
-          </w:rPr>
-          <w:t xml:space="preserve">4.3.3 </w:t>
-        </w:r>
-        <w:r>
-          <w:rPr>
-            <w:rStyle w:val="afd"/>
-            <w:rFonts w:ascii="Times New Roman" w:eastAsia="標楷體" w:hAnsi="Times New Roman"/>
-            <w:noProof/>
-          </w:rPr>
-          <w:t>資料切片後的分群</w:t>
-        </w:r>
-        <w:r>
-          <w:rPr>
-            <w:rFonts w:ascii="Times New Roman" w:eastAsia="標楷體" w:hAnsi="Times New Roman"/>
-            <w:noProof/>
-            <w:webHidden/>
-          </w:rPr>
-          <w:tab/>
-        </w:r>
-        <w:r>
-          <w:rPr>
-            <w:rFonts w:ascii="Times New Roman" w:eastAsia="標楷體" w:hAnsi="Times New Roman"/>
-            <w:noProof/>
-            <w:webHidden/>
-          </w:rPr>
-          <w:fldChar w:fldCharType="begin"/>
-        </w:r>
-        <w:r>
-          <w:rPr>
-            <w:rFonts w:ascii="Times New Roman" w:eastAsia="標楷體" w:hAnsi="Times New Roman"/>
-            <w:noProof/>
-            <w:webHidden/>
-          </w:rPr>
-          <w:instrText xml:space="preserve"> PAGEREF _Toc58540907 \h </w:instrText>
-        </w:r>
-        <w:r>
-          <w:rPr>
-            <w:rFonts w:ascii="Times New Roman" w:eastAsia="標楷體" w:hAnsi="Times New Roman"/>
-            <w:noProof/>
-            <w:webHidden/>
-          </w:rPr>
-        </w:r>
-        <w:r>
-          <w:rPr>
-            <w:rFonts w:ascii="Times New Roman" w:eastAsia="標楷體" w:hAnsi="Times New Roman"/>
-            <w:noProof/>
-            <w:webHidden/>
-          </w:rPr>
-          <w:fldChar w:fldCharType="separate"/>
-        </w:r>
-        <w:r>
-          <w:rPr>
-            <w:rFonts w:ascii="Times New Roman" w:eastAsia="標楷體" w:hAnsi="Times New Roman"/>
-            <w:b/>
-            <w:bCs/>
-            <w:noProof/>
-            <w:webHidden/>
-          </w:rPr>
-          <w:t>錯誤</w:t>
-        </w:r>
-        <w:r>
-          <w:rPr>
-            <w:rFonts w:ascii="Times New Roman" w:eastAsia="標楷體" w:hAnsi="Times New Roman"/>
-            <w:b/>
-            <w:bCs/>
-            <w:noProof/>
-            <w:webHidden/>
-          </w:rPr>
-          <w:t xml:space="preserve">! </w:t>
-        </w:r>
-        <w:r>
-          <w:rPr>
-            <w:rFonts w:ascii="Times New Roman" w:eastAsia="標楷體" w:hAnsi="Times New Roman"/>
-            <w:b/>
-            <w:bCs/>
-            <w:noProof/>
-            <w:webHidden/>
-          </w:rPr>
-          <w:t>尚未定義書籤。</w:t>
-        </w:r>
-        <w:r>
-          <w:rPr>
-            <w:rFonts w:ascii="Times New Roman" w:eastAsia="標楷體" w:hAnsi="Times New Roman"/>
-            <w:noProof/>
-            <w:webHidden/>
-          </w:rPr>
-          <w:fldChar w:fldCharType="end"/>
-        </w:r>
-      </w:hyperlink>
-    </w:p>
-    <w:p>
-      <w:pPr>
-        <w:pStyle w:val="21"/>
-        <w:tabs>
-          <w:tab w:val="right" w:leader="dot" w:pos="8494"/>
-        </w:tabs>
-        <w:spacing w:line="276" w:lineRule="auto"/>
-        <w:rPr>
-          <w:rFonts w:ascii="Times New Roman" w:eastAsia="標楷體" w:hAnsi="Times New Roman"/>
-          <w:noProof/>
-          <w:kern w:val="2"/>
-          <w:sz w:val="24"/>
-        </w:rPr>
-      </w:pPr>
-      <w:hyperlink w:anchor="_Toc58540908" w:history="1">
-        <w:r>
-          <w:rPr>
-            <w:rStyle w:val="afd"/>
-            <w:rFonts w:ascii="Times New Roman" w:eastAsia="標楷體" w:hAnsi="Times New Roman"/>
-            <w:bCs/>
-            <w:noProof/>
-          </w:rPr>
-          <w:t>4.4</w:t>
-        </w:r>
-        <w:r>
-          <w:rPr>
-            <w:rStyle w:val="afd"/>
-            <w:rFonts w:ascii="Times New Roman" w:eastAsia="標楷體" w:hAnsi="Times New Roman"/>
-            <w:bCs/>
-            <w:noProof/>
-          </w:rPr>
-          <w:t>使用基因演算法為消防局指派負責的區域</w:t>
-        </w:r>
-        <w:r>
-          <w:rPr>
-            <w:rFonts w:ascii="Times New Roman" w:eastAsia="標楷體" w:hAnsi="Times New Roman"/>
-            <w:noProof/>
-            <w:webHidden/>
-          </w:rPr>
-          <w:tab/>
-        </w:r>
-        <w:r>
-          <w:rPr>
-            <w:rFonts w:ascii="Times New Roman" w:eastAsia="標楷體" w:hAnsi="Times New Roman"/>
-            <w:noProof/>
-            <w:webHidden/>
-          </w:rPr>
-          <w:fldChar w:fldCharType="begin"/>
-        </w:r>
-        <w:r>
-          <w:rPr>
-            <w:rFonts w:ascii="Times New Roman" w:eastAsia="標楷體" w:hAnsi="Times New Roman"/>
-            <w:noProof/>
-            <w:webHidden/>
-          </w:rPr>
-          <w:instrText xml:space="preserve"> PAGEREF _Toc58540908 \h </w:instrText>
-        </w:r>
-        <w:r>
-          <w:rPr>
-            <w:rFonts w:ascii="Times New Roman" w:eastAsia="標楷體" w:hAnsi="Times New Roman"/>
-            <w:noProof/>
-            <w:webHidden/>
-          </w:rPr>
-        </w:r>
-        <w:r>
-          <w:rPr>
-            <w:rFonts w:ascii="Times New Roman" w:eastAsia="標楷體" w:hAnsi="Times New Roman"/>
-            <w:noProof/>
-            <w:webHidden/>
-          </w:rPr>
-          <w:fldChar w:fldCharType="separate"/>
-        </w:r>
-        <w:r>
-          <w:rPr>
-            <w:rFonts w:ascii="Times New Roman" w:eastAsia="標楷體" w:hAnsi="Times New Roman"/>
-            <w:noProof/>
-            <w:webHidden/>
-          </w:rPr>
-          <w:t>5</w:t>
-        </w:r>
-        <w:r>
-          <w:rPr>
-            <w:rFonts w:ascii="Times New Roman" w:eastAsia="標楷體" w:hAnsi="Times New Roman"/>
-            <w:noProof/>
-            <w:webHidden/>
-          </w:rPr>
-          <w:fldChar w:fldCharType="end"/>
-        </w:r>
-      </w:hyperlink>
-    </w:p>
-    <w:p>
-      <w:pPr>
-        <w:pStyle w:val="21"/>
-        <w:tabs>
-          <w:tab w:val="right" w:leader="dot" w:pos="8494"/>
-        </w:tabs>
-        <w:spacing w:line="276" w:lineRule="auto"/>
-        <w:rPr>
-          <w:rFonts w:ascii="Times New Roman" w:eastAsia="標楷體" w:hAnsi="Times New Roman"/>
-          <w:noProof/>
-          <w:kern w:val="2"/>
-          <w:sz w:val="24"/>
-        </w:rPr>
-      </w:pPr>
-      <w:hyperlink w:anchor="_Toc58540909" w:history="1">
-        <w:r>
-          <w:rPr>
-            <w:rStyle w:val="afd"/>
-            <w:rFonts w:ascii="Times New Roman" w:eastAsia="標楷體" w:hAnsi="Times New Roman"/>
-            <w:noProof/>
-          </w:rPr>
-          <w:t>4.5</w:t>
-        </w:r>
-        <w:r>
-          <w:rPr>
-            <w:rStyle w:val="afd"/>
-            <w:rFonts w:ascii="Times New Roman" w:eastAsia="標楷體" w:hAnsi="Times New Roman"/>
-            <w:noProof/>
-          </w:rPr>
-          <w:t>使用遞迴類神經網路來預測分群人數</w:t>
-        </w:r>
-        <w:r>
-          <w:rPr>
-            <w:rFonts w:ascii="Times New Roman" w:eastAsia="標楷體" w:hAnsi="Times New Roman"/>
-            <w:noProof/>
-            <w:webHidden/>
-          </w:rPr>
-          <w:tab/>
-        </w:r>
-        <w:r>
-          <w:rPr>
-            <w:rFonts w:ascii="Times New Roman" w:eastAsia="標楷體" w:hAnsi="Times New Roman"/>
-            <w:noProof/>
-            <w:webHidden/>
-          </w:rPr>
-          <w:fldChar w:fldCharType="begin"/>
-        </w:r>
-        <w:r>
-          <w:rPr>
-            <w:rFonts w:ascii="Times New Roman" w:eastAsia="標楷體" w:hAnsi="Times New Roman"/>
-            <w:noProof/>
-            <w:webHidden/>
-          </w:rPr>
-          <w:instrText xml:space="preserve"> PAGEREF _Toc58540909 \h </w:instrText>
-        </w:r>
-        <w:r>
-          <w:rPr>
-            <w:rFonts w:ascii="Times New Roman" w:eastAsia="標楷體" w:hAnsi="Times New Roman"/>
-            <w:noProof/>
-            <w:webHidden/>
-          </w:rPr>
-        </w:r>
-        <w:r>
-          <w:rPr>
-            <w:rFonts w:ascii="Times New Roman" w:eastAsia="標楷體" w:hAnsi="Times New Roman"/>
-            <w:noProof/>
-            <w:webHidden/>
-          </w:rPr>
-          <w:fldChar w:fldCharType="separate"/>
-        </w:r>
-        <w:r>
-          <w:rPr>
-            <w:rFonts w:ascii="Times New Roman" w:eastAsia="標楷體" w:hAnsi="Times New Roman"/>
-            <w:noProof/>
-            <w:webHidden/>
-          </w:rPr>
-          <w:t>5</w:t>
-        </w:r>
-        <w:r>
-          <w:rPr>
-            <w:rFonts w:ascii="Times New Roman" w:eastAsia="標楷體" w:hAnsi="Times New Roman"/>
-            <w:noProof/>
             <w:webHidden/>
           </w:rPr>
           <w:fldChar w:fldCharType="end"/>
@@ -4464,682 +4538,6 @@
           <w:sz w:val="24"/>
         </w:rPr>
       </w:pPr>
-      <w:hyperlink w:anchor="_Toc58540910" w:history="1">
-        <w:r>
-          <w:rPr>
-            <w:rStyle w:val="afd"/>
-            <w:rFonts w:ascii="Times New Roman" w:eastAsia="標楷體" w:hAnsi="Times New Roman"/>
-            <w:noProof/>
-          </w:rPr>
-          <w:t>第五章</w:t>
-        </w:r>
-        <w:r>
-          <w:rPr>
-            <w:rStyle w:val="afd"/>
-            <w:rFonts w:ascii="Times New Roman" w:eastAsia="標楷體" w:hAnsi="Times New Roman"/>
-            <w:noProof/>
-          </w:rPr>
-          <w:t xml:space="preserve"> </w:t>
-        </w:r>
-        <w:r>
-          <w:rPr>
-            <w:rStyle w:val="afd"/>
-            <w:rFonts w:ascii="Times New Roman" w:eastAsia="標楷體" w:hAnsi="Times New Roman"/>
-            <w:noProof/>
-          </w:rPr>
-          <w:t>實驗結果討論</w:t>
-        </w:r>
-        <w:r>
-          <w:rPr>
-            <w:rFonts w:ascii="Times New Roman" w:eastAsia="標楷體" w:hAnsi="Times New Roman"/>
-            <w:noProof/>
-            <w:webHidden/>
-          </w:rPr>
-          <w:tab/>
-        </w:r>
-        <w:r>
-          <w:rPr>
-            <w:rFonts w:ascii="Times New Roman" w:eastAsia="標楷體" w:hAnsi="Times New Roman"/>
-            <w:noProof/>
-            <w:webHidden/>
-          </w:rPr>
-          <w:fldChar w:fldCharType="begin"/>
-        </w:r>
-        <w:r>
-          <w:rPr>
-            <w:rFonts w:ascii="Times New Roman" w:eastAsia="標楷體" w:hAnsi="Times New Roman"/>
-            <w:noProof/>
-            <w:webHidden/>
-          </w:rPr>
-          <w:instrText xml:space="preserve"> PAGEREF _Toc58540910 \h </w:instrText>
-        </w:r>
-        <w:r>
-          <w:rPr>
-            <w:rFonts w:ascii="Times New Roman" w:eastAsia="標楷體" w:hAnsi="Times New Roman"/>
-            <w:noProof/>
-            <w:webHidden/>
-          </w:rPr>
-        </w:r>
-        <w:r>
-          <w:rPr>
-            <w:rFonts w:ascii="Times New Roman" w:eastAsia="標楷體" w:hAnsi="Times New Roman"/>
-            <w:noProof/>
-            <w:webHidden/>
-          </w:rPr>
-          <w:fldChar w:fldCharType="separate"/>
-        </w:r>
-        <w:r>
-          <w:rPr>
-            <w:rFonts w:ascii="Times New Roman" w:eastAsia="標楷體" w:hAnsi="Times New Roman"/>
-            <w:noProof/>
-            <w:webHidden/>
-          </w:rPr>
-          <w:t>5</w:t>
-        </w:r>
-        <w:r>
-          <w:rPr>
-            <w:rFonts w:ascii="Times New Roman" w:eastAsia="標楷體" w:hAnsi="Times New Roman"/>
-            <w:noProof/>
-            <w:webHidden/>
-          </w:rPr>
-          <w:fldChar w:fldCharType="end"/>
-        </w:r>
-      </w:hyperlink>
-    </w:p>
-    <w:p>
-      <w:pPr>
-        <w:pStyle w:val="21"/>
-        <w:tabs>
-          <w:tab w:val="right" w:leader="dot" w:pos="8494"/>
-        </w:tabs>
-        <w:spacing w:line="276" w:lineRule="auto"/>
-        <w:rPr>
-          <w:rFonts w:ascii="Times New Roman" w:eastAsia="標楷體" w:hAnsi="Times New Roman"/>
-          <w:noProof/>
-          <w:kern w:val="2"/>
-          <w:sz w:val="24"/>
-        </w:rPr>
-      </w:pPr>
-      <w:hyperlink w:anchor="_Toc58540911" w:history="1">
-        <w:r>
-          <w:rPr>
-            <w:rStyle w:val="afd"/>
-            <w:rFonts w:ascii="Times New Roman" w:eastAsia="標楷體" w:hAnsi="Times New Roman"/>
-            <w:noProof/>
-          </w:rPr>
-          <w:t>5.1 DBSCAN</w:t>
-        </w:r>
-        <w:r>
-          <w:rPr>
-            <w:rStyle w:val="afd"/>
-            <w:rFonts w:ascii="Times New Roman" w:eastAsia="標楷體" w:hAnsi="Times New Roman"/>
-            <w:noProof/>
-          </w:rPr>
-          <w:t>分群結果</w:t>
-        </w:r>
-        <w:r>
-          <w:rPr>
-            <w:rFonts w:ascii="Times New Roman" w:eastAsia="標楷體" w:hAnsi="Times New Roman"/>
-            <w:noProof/>
-            <w:webHidden/>
-          </w:rPr>
-          <w:tab/>
-        </w:r>
-        <w:r>
-          <w:rPr>
-            <w:rFonts w:ascii="Times New Roman" w:eastAsia="標楷體" w:hAnsi="Times New Roman"/>
-            <w:noProof/>
-            <w:webHidden/>
-          </w:rPr>
-          <w:fldChar w:fldCharType="begin"/>
-        </w:r>
-        <w:r>
-          <w:rPr>
-            <w:rFonts w:ascii="Times New Roman" w:eastAsia="標楷體" w:hAnsi="Times New Roman"/>
-            <w:noProof/>
-            <w:webHidden/>
-          </w:rPr>
-          <w:instrText xml:space="preserve"> PAGEREF _Toc58540911 \h </w:instrText>
-        </w:r>
-        <w:r>
-          <w:rPr>
-            <w:rFonts w:ascii="Times New Roman" w:eastAsia="標楷體" w:hAnsi="Times New Roman"/>
-            <w:noProof/>
-            <w:webHidden/>
-          </w:rPr>
-        </w:r>
-        <w:r>
-          <w:rPr>
-            <w:rFonts w:ascii="Times New Roman" w:eastAsia="標楷體" w:hAnsi="Times New Roman"/>
-            <w:noProof/>
-            <w:webHidden/>
-          </w:rPr>
-          <w:fldChar w:fldCharType="separate"/>
-        </w:r>
-        <w:r>
-          <w:rPr>
-            <w:rFonts w:ascii="Times New Roman" w:eastAsia="標楷體" w:hAnsi="Times New Roman"/>
-            <w:noProof/>
-            <w:webHidden/>
-          </w:rPr>
-          <w:t>5</w:t>
-        </w:r>
-        <w:r>
-          <w:rPr>
-            <w:rFonts w:ascii="Times New Roman" w:eastAsia="標楷體" w:hAnsi="Times New Roman"/>
-            <w:noProof/>
-            <w:webHidden/>
-          </w:rPr>
-          <w:fldChar w:fldCharType="end"/>
-        </w:r>
-      </w:hyperlink>
-    </w:p>
-    <w:p>
-      <w:pPr>
-        <w:pStyle w:val="21"/>
-        <w:tabs>
-          <w:tab w:val="right" w:leader="dot" w:pos="8494"/>
-        </w:tabs>
-        <w:spacing w:line="276" w:lineRule="auto"/>
-        <w:rPr>
-          <w:rFonts w:ascii="Times New Roman" w:eastAsia="標楷體" w:hAnsi="Times New Roman"/>
-          <w:noProof/>
-          <w:kern w:val="2"/>
-          <w:sz w:val="24"/>
-        </w:rPr>
-      </w:pPr>
-      <w:hyperlink w:anchor="_Toc58540912" w:history="1">
-        <w:r>
-          <w:rPr>
-            <w:rStyle w:val="afd"/>
-            <w:rFonts w:ascii="Times New Roman" w:eastAsia="標楷體" w:hAnsi="Times New Roman"/>
-            <w:noProof/>
-          </w:rPr>
-          <w:t>5.2</w:t>
-        </w:r>
-        <w:r>
-          <w:rPr>
-            <w:rStyle w:val="afd"/>
-            <w:rFonts w:ascii="Times New Roman" w:eastAsia="標楷體" w:hAnsi="Times New Roman"/>
-            <w:noProof/>
-          </w:rPr>
-          <w:t>基因演算法指派結果</w:t>
-        </w:r>
-        <w:r>
-          <w:rPr>
-            <w:rFonts w:ascii="Times New Roman" w:eastAsia="標楷體" w:hAnsi="Times New Roman"/>
-            <w:noProof/>
-            <w:webHidden/>
-          </w:rPr>
-          <w:tab/>
-        </w:r>
-        <w:r>
-          <w:rPr>
-            <w:rFonts w:ascii="Times New Roman" w:eastAsia="標楷體" w:hAnsi="Times New Roman"/>
-            <w:noProof/>
-            <w:webHidden/>
-          </w:rPr>
-          <w:fldChar w:fldCharType="begin"/>
-        </w:r>
-        <w:r>
-          <w:rPr>
-            <w:rFonts w:ascii="Times New Roman" w:eastAsia="標楷體" w:hAnsi="Times New Roman"/>
-            <w:noProof/>
-            <w:webHidden/>
-          </w:rPr>
-          <w:instrText xml:space="preserve"> PAGEREF _Toc58540912 \h </w:instrText>
-        </w:r>
-        <w:r>
-          <w:rPr>
-            <w:rFonts w:ascii="Times New Roman" w:eastAsia="標楷體" w:hAnsi="Times New Roman"/>
-            <w:noProof/>
-            <w:webHidden/>
-          </w:rPr>
-        </w:r>
-        <w:r>
-          <w:rPr>
-            <w:rFonts w:ascii="Times New Roman" w:eastAsia="標楷體" w:hAnsi="Times New Roman"/>
-            <w:noProof/>
-            <w:webHidden/>
-          </w:rPr>
-          <w:fldChar w:fldCharType="separate"/>
-        </w:r>
-        <w:r>
-          <w:rPr>
-            <w:rFonts w:ascii="Times New Roman" w:eastAsia="標楷體" w:hAnsi="Times New Roman"/>
-            <w:noProof/>
-            <w:webHidden/>
-          </w:rPr>
-          <w:t>5</w:t>
-        </w:r>
-        <w:r>
-          <w:rPr>
-            <w:rFonts w:ascii="Times New Roman" w:eastAsia="標楷體" w:hAnsi="Times New Roman"/>
-            <w:noProof/>
-            <w:webHidden/>
-          </w:rPr>
-          <w:fldChar w:fldCharType="end"/>
-        </w:r>
-      </w:hyperlink>
-    </w:p>
-    <w:p>
-      <w:pPr>
-        <w:pStyle w:val="21"/>
-        <w:tabs>
-          <w:tab w:val="right" w:leader="dot" w:pos="8494"/>
-        </w:tabs>
-        <w:spacing w:line="276" w:lineRule="auto"/>
-        <w:rPr>
-          <w:rFonts w:ascii="Times New Roman" w:eastAsia="標楷體" w:hAnsi="Times New Roman"/>
-          <w:noProof/>
-          <w:kern w:val="2"/>
-          <w:sz w:val="24"/>
-        </w:rPr>
-      </w:pPr>
-      <w:hyperlink w:anchor="_Toc58540913" w:history="1">
-        <w:r>
-          <w:rPr>
-            <w:rStyle w:val="afd"/>
-            <w:rFonts w:ascii="Times New Roman" w:eastAsia="標楷體" w:hAnsi="Times New Roman"/>
-            <w:noProof/>
-          </w:rPr>
-          <w:t>5.3</w:t>
-        </w:r>
-        <w:r>
-          <w:rPr>
-            <w:rStyle w:val="afd"/>
-            <w:rFonts w:ascii="Times New Roman" w:eastAsia="標楷體" w:hAnsi="Times New Roman"/>
-            <w:noProof/>
-          </w:rPr>
-          <w:t>神經網路預測結果</w:t>
-        </w:r>
-        <w:r>
-          <w:rPr>
-            <w:rFonts w:ascii="Times New Roman" w:eastAsia="標楷體" w:hAnsi="Times New Roman"/>
-            <w:noProof/>
-            <w:webHidden/>
-          </w:rPr>
-          <w:tab/>
-        </w:r>
-        <w:r>
-          <w:rPr>
-            <w:rFonts w:ascii="Times New Roman" w:eastAsia="標楷體" w:hAnsi="Times New Roman"/>
-            <w:noProof/>
-            <w:webHidden/>
-          </w:rPr>
-          <w:fldChar w:fldCharType="begin"/>
-        </w:r>
-        <w:r>
-          <w:rPr>
-            <w:rFonts w:ascii="Times New Roman" w:eastAsia="標楷體" w:hAnsi="Times New Roman"/>
-            <w:noProof/>
-            <w:webHidden/>
-          </w:rPr>
-          <w:instrText xml:space="preserve"> PAGEREF _Toc58540913 \h </w:instrText>
-        </w:r>
-        <w:r>
-          <w:rPr>
-            <w:rFonts w:ascii="Times New Roman" w:eastAsia="標楷體" w:hAnsi="Times New Roman"/>
-            <w:noProof/>
-            <w:webHidden/>
-          </w:rPr>
-        </w:r>
-        <w:r>
-          <w:rPr>
-            <w:rFonts w:ascii="Times New Roman" w:eastAsia="標楷體" w:hAnsi="Times New Roman"/>
-            <w:noProof/>
-            <w:webHidden/>
-          </w:rPr>
-          <w:fldChar w:fldCharType="separate"/>
-        </w:r>
-        <w:r>
-          <w:rPr>
-            <w:rFonts w:ascii="Times New Roman" w:eastAsia="標楷體" w:hAnsi="Times New Roman"/>
-            <w:noProof/>
-            <w:webHidden/>
-          </w:rPr>
-          <w:t>5</w:t>
-        </w:r>
-        <w:r>
-          <w:rPr>
-            <w:rFonts w:ascii="Times New Roman" w:eastAsia="標楷體" w:hAnsi="Times New Roman"/>
-            <w:noProof/>
-            <w:webHidden/>
-          </w:rPr>
-          <w:fldChar w:fldCharType="end"/>
-        </w:r>
-      </w:hyperlink>
-    </w:p>
-    <w:p>
-      <w:pPr>
-        <w:pStyle w:val="11"/>
-        <w:tabs>
-          <w:tab w:val="right" w:leader="dot" w:pos="8494"/>
-        </w:tabs>
-        <w:spacing w:line="276" w:lineRule="auto"/>
-        <w:rPr>
-          <w:rFonts w:ascii="Times New Roman" w:eastAsia="標楷體" w:hAnsi="Times New Roman"/>
-          <w:noProof/>
-          <w:kern w:val="2"/>
-          <w:sz w:val="24"/>
-        </w:rPr>
-      </w:pPr>
-      <w:hyperlink w:anchor="_Toc58540914" w:history="1">
-        <w:r>
-          <w:rPr>
-            <w:rStyle w:val="afd"/>
-            <w:rFonts w:ascii="Times New Roman" w:eastAsia="標楷體" w:hAnsi="Times New Roman"/>
-            <w:noProof/>
-          </w:rPr>
-          <w:t>第六章</w:t>
-        </w:r>
-        <w:r>
-          <w:rPr>
-            <w:rStyle w:val="afd"/>
-            <w:rFonts w:ascii="Times New Roman" w:eastAsia="標楷體" w:hAnsi="Times New Roman"/>
-            <w:noProof/>
-          </w:rPr>
-          <w:t xml:space="preserve"> </w:t>
-        </w:r>
-        <w:r>
-          <w:rPr>
-            <w:rStyle w:val="afd"/>
-            <w:rFonts w:ascii="Times New Roman" w:eastAsia="標楷體" w:hAnsi="Times New Roman"/>
-            <w:noProof/>
-          </w:rPr>
-          <w:t>研究方向與預期結果</w:t>
-        </w:r>
-        <w:r>
-          <w:rPr>
-            <w:rFonts w:ascii="Times New Roman" w:eastAsia="標楷體" w:hAnsi="Times New Roman"/>
-            <w:noProof/>
-            <w:webHidden/>
-          </w:rPr>
-          <w:tab/>
-        </w:r>
-        <w:r>
-          <w:rPr>
-            <w:rFonts w:ascii="Times New Roman" w:eastAsia="標楷體" w:hAnsi="Times New Roman"/>
-            <w:noProof/>
-            <w:webHidden/>
-          </w:rPr>
-          <w:fldChar w:fldCharType="begin"/>
-        </w:r>
-        <w:r>
-          <w:rPr>
-            <w:rFonts w:ascii="Times New Roman" w:eastAsia="標楷體" w:hAnsi="Times New Roman"/>
-            <w:noProof/>
-            <w:webHidden/>
-          </w:rPr>
-          <w:instrText xml:space="preserve"> PAGEREF _Toc58540914 \h </w:instrText>
-        </w:r>
-        <w:r>
-          <w:rPr>
-            <w:rFonts w:ascii="Times New Roman" w:eastAsia="標楷體" w:hAnsi="Times New Roman"/>
-            <w:noProof/>
-            <w:webHidden/>
-          </w:rPr>
-        </w:r>
-        <w:r>
-          <w:rPr>
-            <w:rFonts w:ascii="Times New Roman" w:eastAsia="標楷體" w:hAnsi="Times New Roman"/>
-            <w:noProof/>
-            <w:webHidden/>
-          </w:rPr>
-          <w:fldChar w:fldCharType="separate"/>
-        </w:r>
-        <w:r>
-          <w:rPr>
-            <w:rFonts w:ascii="Times New Roman" w:eastAsia="標楷體" w:hAnsi="Times New Roman"/>
-            <w:noProof/>
-            <w:webHidden/>
-          </w:rPr>
-          <w:t>6</w:t>
-        </w:r>
-        <w:r>
-          <w:rPr>
-            <w:rFonts w:ascii="Times New Roman" w:eastAsia="標楷體" w:hAnsi="Times New Roman"/>
-            <w:noProof/>
-            <w:webHidden/>
-          </w:rPr>
-          <w:fldChar w:fldCharType="end"/>
-        </w:r>
-      </w:hyperlink>
-    </w:p>
-    <w:p>
-      <w:pPr>
-        <w:pStyle w:val="21"/>
-        <w:tabs>
-          <w:tab w:val="right" w:leader="dot" w:pos="8494"/>
-        </w:tabs>
-        <w:spacing w:line="276" w:lineRule="auto"/>
-        <w:rPr>
-          <w:rFonts w:ascii="Times New Roman" w:eastAsia="標楷體" w:hAnsi="Times New Roman"/>
-          <w:noProof/>
-          <w:kern w:val="2"/>
-          <w:sz w:val="24"/>
-        </w:rPr>
-      </w:pPr>
-      <w:hyperlink w:anchor="_Toc58540915" w:history="1">
-        <w:r>
-          <w:rPr>
-            <w:rStyle w:val="afd"/>
-            <w:rFonts w:ascii="Times New Roman" w:eastAsia="標楷體" w:hAnsi="Times New Roman"/>
-            <w:noProof/>
-          </w:rPr>
-          <w:t>6.1</w:t>
-        </w:r>
-        <w:r>
-          <w:rPr>
-            <w:rStyle w:val="afd"/>
-            <w:rFonts w:ascii="Times New Roman" w:eastAsia="標楷體" w:hAnsi="Times New Roman"/>
-            <w:noProof/>
-          </w:rPr>
-          <w:t>研究進度</w:t>
-        </w:r>
-        <w:r>
-          <w:rPr>
-            <w:rFonts w:ascii="Times New Roman" w:eastAsia="標楷體" w:hAnsi="Times New Roman"/>
-            <w:noProof/>
-            <w:webHidden/>
-          </w:rPr>
-          <w:tab/>
-        </w:r>
-        <w:r>
-          <w:rPr>
-            <w:rFonts w:ascii="Times New Roman" w:eastAsia="標楷體" w:hAnsi="Times New Roman"/>
-            <w:noProof/>
-            <w:webHidden/>
-          </w:rPr>
-          <w:fldChar w:fldCharType="begin"/>
-        </w:r>
-        <w:r>
-          <w:rPr>
-            <w:rFonts w:ascii="Times New Roman" w:eastAsia="標楷體" w:hAnsi="Times New Roman"/>
-            <w:noProof/>
-            <w:webHidden/>
-          </w:rPr>
-          <w:instrText xml:space="preserve"> PAGEREF _Toc58540915 \h </w:instrText>
-        </w:r>
-        <w:r>
-          <w:rPr>
-            <w:rFonts w:ascii="Times New Roman" w:eastAsia="標楷體" w:hAnsi="Times New Roman"/>
-            <w:noProof/>
-            <w:webHidden/>
-          </w:rPr>
-        </w:r>
-        <w:r>
-          <w:rPr>
-            <w:rFonts w:ascii="Times New Roman" w:eastAsia="標楷體" w:hAnsi="Times New Roman"/>
-            <w:noProof/>
-            <w:webHidden/>
-          </w:rPr>
-          <w:fldChar w:fldCharType="separate"/>
-        </w:r>
-        <w:r>
-          <w:rPr>
-            <w:rFonts w:ascii="Times New Roman" w:eastAsia="標楷體" w:hAnsi="Times New Roman"/>
-            <w:b/>
-            <w:bCs/>
-            <w:noProof/>
-            <w:webHidden/>
-          </w:rPr>
-          <w:t>錯誤</w:t>
-        </w:r>
-        <w:r>
-          <w:rPr>
-            <w:rFonts w:ascii="Times New Roman" w:eastAsia="標楷體" w:hAnsi="Times New Roman"/>
-            <w:b/>
-            <w:bCs/>
-            <w:noProof/>
-            <w:webHidden/>
-          </w:rPr>
-          <w:t xml:space="preserve">! </w:t>
-        </w:r>
-        <w:r>
-          <w:rPr>
-            <w:rFonts w:ascii="Times New Roman" w:eastAsia="標楷體" w:hAnsi="Times New Roman"/>
-            <w:b/>
-            <w:bCs/>
-            <w:noProof/>
-            <w:webHidden/>
-          </w:rPr>
-          <w:t>尚未定義書籤。</w:t>
-        </w:r>
-        <w:r>
-          <w:rPr>
-            <w:rFonts w:ascii="Times New Roman" w:eastAsia="標楷體" w:hAnsi="Times New Roman"/>
-            <w:noProof/>
-            <w:webHidden/>
-          </w:rPr>
-          <w:fldChar w:fldCharType="end"/>
-        </w:r>
-      </w:hyperlink>
-    </w:p>
-    <w:p>
-      <w:pPr>
-        <w:pStyle w:val="21"/>
-        <w:tabs>
-          <w:tab w:val="right" w:leader="dot" w:pos="8494"/>
-        </w:tabs>
-        <w:spacing w:line="276" w:lineRule="auto"/>
-        <w:rPr>
-          <w:rFonts w:ascii="Times New Roman" w:eastAsia="標楷體" w:hAnsi="Times New Roman"/>
-          <w:noProof/>
-          <w:kern w:val="2"/>
-          <w:sz w:val="24"/>
-        </w:rPr>
-      </w:pPr>
-      <w:hyperlink w:anchor="_Toc58540916" w:history="1">
-        <w:r>
-          <w:rPr>
-            <w:rStyle w:val="afd"/>
-            <w:rFonts w:ascii="Times New Roman" w:eastAsia="標楷體" w:hAnsi="Times New Roman"/>
-            <w:noProof/>
-          </w:rPr>
-          <w:t>6.2</w:t>
-        </w:r>
-        <w:r>
-          <w:rPr>
-            <w:rStyle w:val="afd"/>
-            <w:rFonts w:ascii="Times New Roman" w:eastAsia="標楷體" w:hAnsi="Times New Roman"/>
-            <w:noProof/>
-          </w:rPr>
-          <w:t>預期成果</w:t>
-        </w:r>
-        <w:r>
-          <w:rPr>
-            <w:rFonts w:ascii="Times New Roman" w:eastAsia="標楷體" w:hAnsi="Times New Roman"/>
-            <w:noProof/>
-            <w:webHidden/>
-          </w:rPr>
-          <w:tab/>
-        </w:r>
-        <w:r>
-          <w:rPr>
-            <w:rFonts w:ascii="Times New Roman" w:eastAsia="標楷體" w:hAnsi="Times New Roman"/>
-            <w:noProof/>
-            <w:webHidden/>
-          </w:rPr>
-          <w:fldChar w:fldCharType="begin"/>
-        </w:r>
-        <w:r>
-          <w:rPr>
-            <w:rFonts w:ascii="Times New Roman" w:eastAsia="標楷體" w:hAnsi="Times New Roman"/>
-            <w:noProof/>
-            <w:webHidden/>
-          </w:rPr>
-          <w:instrText xml:space="preserve"> PAGEREF _Toc58540916 \h </w:instrText>
-        </w:r>
-        <w:r>
-          <w:rPr>
-            <w:rFonts w:ascii="Times New Roman" w:eastAsia="標楷體" w:hAnsi="Times New Roman"/>
-            <w:noProof/>
-            <w:webHidden/>
-          </w:rPr>
-        </w:r>
-        <w:r>
-          <w:rPr>
-            <w:rFonts w:ascii="Times New Roman" w:eastAsia="標楷體" w:hAnsi="Times New Roman"/>
-            <w:noProof/>
-            <w:webHidden/>
-          </w:rPr>
-          <w:fldChar w:fldCharType="separate"/>
-        </w:r>
-        <w:r>
-          <w:rPr>
-            <w:rFonts w:ascii="Times New Roman" w:eastAsia="標楷體" w:hAnsi="Times New Roman"/>
-            <w:b/>
-            <w:bCs/>
-            <w:noProof/>
-            <w:webHidden/>
-          </w:rPr>
-          <w:t>錯誤</w:t>
-        </w:r>
-        <w:r>
-          <w:rPr>
-            <w:rFonts w:ascii="Times New Roman" w:eastAsia="標楷體" w:hAnsi="Times New Roman"/>
-            <w:b/>
-            <w:bCs/>
-            <w:noProof/>
-            <w:webHidden/>
-          </w:rPr>
-          <w:t xml:space="preserve">! </w:t>
-        </w:r>
-        <w:r>
-          <w:rPr>
-            <w:rFonts w:ascii="Times New Roman" w:eastAsia="標楷體" w:hAnsi="Times New Roman"/>
-            <w:b/>
-            <w:bCs/>
-            <w:noProof/>
-            <w:webHidden/>
-          </w:rPr>
-          <w:t>尚未定義書籤。</w:t>
-        </w:r>
-        <w:r>
-          <w:rPr>
-            <w:rFonts w:ascii="Times New Roman" w:eastAsia="標楷體" w:hAnsi="Times New Roman"/>
-            <w:noProof/>
-            <w:webHidden/>
-          </w:rPr>
-          <w:fldChar w:fldCharType="end"/>
-        </w:r>
-      </w:hyperlink>
-    </w:p>
-    <w:p>
-      <w:pPr>
-        <w:pStyle w:val="11"/>
-        <w:tabs>
-          <w:tab w:val="right" w:leader="dot" w:pos="8494"/>
-        </w:tabs>
-        <w:spacing w:line="276" w:lineRule="auto"/>
-        <w:rPr>
-          <w:rFonts w:ascii="Times New Roman" w:eastAsia="標楷體" w:hAnsi="Times New Roman"/>
-          <w:noProof/>
-          <w:kern w:val="2"/>
-          <w:sz w:val="24"/>
-        </w:rPr>
-      </w:pPr>
       <w:hyperlink w:anchor="_Toc58540917" w:history="1">
         <w:r>
           <w:rPr>
@@ -5276,7 +4674,7 @@
           <w:szCs w:val="32"/>
         </w:rPr>
       </w:pPr>
-      <w:bookmarkStart w:id="4" w:name="_Toc58540881"/>
+      <w:bookmarkStart w:id="5" w:name="_Toc58540881"/>
       <w:r>
         <w:rPr>
           <w:rFonts w:ascii="Times New Roman" w:eastAsia="標楷體" w:hAnsi="Times New Roman" w:cs="Times New Roman"/>
@@ -5287,7 +4685,7 @@
         <w:lastRenderedPageBreak/>
         <w:t>圖目錄</w:t>
       </w:r>
-      <w:bookmarkEnd w:id="4"/>
+      <w:bookmarkEnd w:id="5"/>
     </w:p>
     <w:p>
       <w:pPr>
@@ -6970,7 +6368,7 @@
           <w:szCs w:val="32"/>
         </w:rPr>
       </w:pPr>
-      <w:bookmarkStart w:id="5" w:name="_Toc58540882"/>
+      <w:bookmarkStart w:id="6" w:name="_Toc58540882"/>
       <w:r>
         <w:rPr>
           <w:rFonts w:ascii="Times New Roman" w:eastAsia="標楷體" w:hAnsi="Times New Roman" w:cs="Times New Roman"/>
@@ -6981,7 +6379,7 @@
         <w:lastRenderedPageBreak/>
         <w:t>表目錄</w:t>
       </w:r>
-      <w:bookmarkEnd w:id="5"/>
+      <w:bookmarkEnd w:id="6"/>
     </w:p>
     <w:p>
       <w:pPr>
@@ -8920,7 +8318,7 @@
           <w:szCs w:val="32"/>
         </w:rPr>
       </w:pPr>
-      <w:bookmarkStart w:id="6" w:name="_Toc58540883"/>
+      <w:bookmarkStart w:id="7" w:name="_Toc58540883"/>
       <w:r>
         <w:rPr>
           <w:rFonts w:ascii="Times New Roman" w:eastAsia="標楷體" w:hAnsi="Times New Roman" w:cs="Times New Roman"/>
@@ -8949,7 +8347,7 @@
         </w:rPr>
         <w:t>緒論</w:t>
       </w:r>
-      <w:bookmarkEnd w:id="6"/>
+      <w:bookmarkEnd w:id="7"/>
     </w:p>
     <w:p>
       <w:pPr>
@@ -8962,7 +8360,7 @@
           <w:szCs w:val="24"/>
         </w:rPr>
       </w:pPr>
-      <w:bookmarkStart w:id="7" w:name="_Toc58540884"/>
+      <w:bookmarkStart w:id="8" w:name="_Toc58540884"/>
       <w:r>
         <w:rPr>
           <w:rFonts w:ascii="Times New Roman" w:eastAsia="標楷體" w:hAnsi="Times New Roman" w:cs="Times New Roman"/>
@@ -8979,7 +8377,7 @@
         </w:rPr>
         <w:t>研究背景與動機</w:t>
       </w:r>
-      <w:bookmarkEnd w:id="7"/>
+      <w:bookmarkEnd w:id="8"/>
       <w:r>
         <w:rPr>
           <w:rFonts w:ascii="Times New Roman" w:eastAsia="標楷體" w:hAnsi="Times New Roman" w:cs="Times New Roman"/>
@@ -9008,39 +8406,9 @@
       </w:pPr>
       <w:r>
         <w:rPr>
-          <w:rFonts w:ascii="Times New Roman" w:eastAsia="標楷體" w:hAnsi="Times New Roman" w:cs="Times New Roman"/>
-        </w:rPr>
-        <w:t>將近</w:t>
-      </w:r>
-      <w:r>
-        <w:rPr>
-          <w:rFonts w:ascii="Times New Roman" w:eastAsia="標楷體" w:hAnsi="Times New Roman" w:cs="Times New Roman"/>
-        </w:rPr>
-        <w:t>八成的台灣人口居住於城市地區</w:t>
-      </w:r>
-      <w:r>
-        <w:rPr>
-          <w:rFonts w:ascii="Times New Roman" w:eastAsia="標楷體" w:hAnsi="Times New Roman" w:cs="Times New Roman"/>
-        </w:rPr>
-        <w:t>，其中又以占總人口七成的六都最為壅擠。隨著都市人口持續的增長</w:t>
-      </w:r>
-      <w:r>
-        <w:rPr>
-          <w:rFonts w:ascii="Times New Roman" w:eastAsia="標楷體" w:hAnsi="Times New Roman" w:cs="Times New Roman"/>
-        </w:rPr>
-        <w:t>，城市中的停車問題</w:t>
-      </w:r>
-      <w:r>
-        <w:rPr>
-          <w:rFonts w:ascii="Times New Roman" w:eastAsia="標楷體" w:hAnsi="Times New Roman" w:cs="Times New Roman"/>
-        </w:rPr>
-        <w:t>也</w:t>
-      </w:r>
-      <w:r>
-        <w:rPr>
-          <w:rFonts w:ascii="Times New Roman" w:eastAsia="標楷體" w:hAnsi="Times New Roman" w:cs="Times New Roman"/>
-        </w:rPr>
-        <w:t>日益嚴重，如何有效率地找到停車位已成為都市居民普遍面臨的課題。</w:t>
+          <w:rFonts w:ascii="Times New Roman" w:eastAsia="標楷體" w:hAnsi="Times New Roman" w:cs="Times New Roman" w:hint="eastAsia"/>
+        </w:rPr>
+        <w:t>隨著都市化進程加速，觀光重鎮的停車需求日益增長，駕駛人常因停車資訊不透明而在市區反覆繞行，不僅降低行車效率，亦加劇道路壅塞與碳排放。現有停車引導系統多依賴即時感測器回報當下車位狀態，缺乏預測能力，無法在車流湧入前提供主動引導。</w:t>
       </w:r>
     </w:p>
     <w:p>
@@ -9054,39 +8422,33 @@
       </w:pPr>
       <w:r>
         <w:rPr>
-          <w:rFonts w:ascii="Times New Roman" w:eastAsia="標楷體" w:hAnsi="Times New Roman" w:cs="Times New Roman"/>
-        </w:rPr>
-        <w:t>隨著</w:t>
-      </w:r>
-      <w:r>
-        <w:rPr>
-          <w:rFonts w:ascii="Times New Roman" w:eastAsia="標楷體" w:hAnsi="Times New Roman" w:cs="Times New Roman"/>
-        </w:rPr>
-        <w:t>科技發展與交通方式的多元化，一日生活圈逐漸由鄰里</w:t>
-      </w:r>
-      <w:r>
-        <w:rPr>
-          <w:rFonts w:ascii="Times New Roman" w:eastAsia="標楷體" w:hAnsi="Times New Roman" w:cs="Times New Roman"/>
-        </w:rPr>
-        <w:t>鄉鎮</w:t>
-      </w:r>
-      <w:r>
-        <w:rPr>
-          <w:rFonts w:ascii="Times New Roman" w:eastAsia="標楷體" w:hAnsi="Times New Roman" w:cs="Times New Roman"/>
-        </w:rPr>
-        <w:t>擴展至跨縣市</w:t>
-      </w:r>
-      <w:r>
-        <w:rPr>
-          <w:rFonts w:ascii="Times New Roman" w:eastAsia="標楷體" w:hAnsi="Times New Roman" w:cs="Times New Roman"/>
-        </w:rPr>
-        <w:t>的維度</w:t>
-      </w:r>
-      <w:r>
-        <w:rPr>
-          <w:rFonts w:ascii="Times New Roman" w:eastAsia="標楷體" w:hAnsi="Times New Roman" w:cs="Times New Roman"/>
-        </w:rPr>
-        <w:t>，導致特定時間與地點出現明顯的人流聚集現象。例如，上班時段市中心商業區的人流顯著高於郊區住宅區；通勤時段車站周邊湧現大量人潮；而商圈則多在晚餐時段達到人流高峰，顯示人流在時間與空間上具有一定的規律性。</w:t>
+          <w:rFonts w:ascii="Times New Roman" w:eastAsia="標楷體" w:hAnsi="Times New Roman" w:cs="Times New Roman" w:hint="eastAsia"/>
+        </w:rPr>
+        <w:t>本研究的核心問題為：如何從人流數據預測停車需求，進而估計各停車場的可用機率？</w:t>
+      </w:r>
+      <w:r>
+        <w:rPr>
+          <w:rFonts w:ascii="Times New Roman" w:eastAsia="標楷體" w:hAnsi="Times New Roman" w:cs="Times New Roman" w:hint="eastAsia"/>
+        </w:rPr>
+        <w:t xml:space="preserve"> </w:t>
+      </w:r>
+      <w:r>
+        <w:rPr>
+          <w:rFonts w:ascii="Times New Roman" w:eastAsia="標楷體" w:hAnsi="Times New Roman" w:cs="Times New Roman" w:hint="eastAsia"/>
+        </w:rPr>
+        <w:t>此一問題橫跨時間序列建模與空間聚合兩個維度——人流在時間上呈現通勤與假日峰值，在空間上則受地標、商圈等因素形成不均勻分布。單純的表格式時序模型（如</w:t>
+      </w:r>
+      <w:r>
+        <w:rPr>
+          <w:rFonts w:ascii="Times New Roman" w:eastAsia="標楷體" w:hAnsi="Times New Roman" w:cs="Times New Roman" w:hint="eastAsia"/>
+        </w:rPr>
+        <w:t xml:space="preserve"> LightGBM</w:t>
+      </w:r>
+      <w:r>
+        <w:rPr>
+          <w:rFonts w:ascii="Times New Roman" w:eastAsia="標楷體" w:hAnsi="Times New Roman" w:cs="Times New Roman" w:hint="eastAsia"/>
+        </w:rPr>
+        <w:t>）難以捕捉鄰近格網間的空間相依性；單純的卷積模型則未必能保留長期時序記憶。</w:t>
       </w:r>
     </w:p>
     <w:p>
@@ -9100,69 +8462,165 @@
       </w:pPr>
       <w:r>
         <w:rPr>
-          <w:rFonts w:ascii="Times New Roman" w:eastAsia="標楷體" w:hAnsi="Times New Roman" w:cs="Times New Roman"/>
-        </w:rPr>
-        <w:t>然而，現有停車資訊系統多</w:t>
-      </w:r>
-      <w:r>
-        <w:rPr>
-          <w:rFonts w:ascii="Times New Roman" w:eastAsia="標楷體" w:hAnsi="Times New Roman" w:cs="Times New Roman"/>
-        </w:rPr>
-        <w:t>為僅提供即時停車位資訊，缺乏對未來停車需求</w:t>
-      </w:r>
-      <w:r>
-        <w:rPr>
-          <w:rFonts w:ascii="Times New Roman" w:eastAsia="標楷體" w:hAnsi="Times New Roman" w:cs="Times New Roman"/>
-        </w:rPr>
-        <w:t>預測</w:t>
-      </w:r>
-      <w:r>
-        <w:rPr>
-          <w:rFonts w:ascii="Times New Roman" w:eastAsia="標楷體" w:hAnsi="Times New Roman" w:cs="Times New Roman"/>
-        </w:rPr>
-        <w:t>的能力，使得使用者在行程規劃時</w:t>
-      </w:r>
-      <w:r>
-        <w:rPr>
-          <w:rFonts w:ascii="Times New Roman" w:eastAsia="標楷體" w:hAnsi="Times New Roman" w:cs="Times New Roman"/>
-        </w:rPr>
-        <w:t>仍</w:t>
-      </w:r>
-      <w:r>
-        <w:rPr>
-          <w:rFonts w:ascii="Times New Roman" w:eastAsia="標楷體" w:hAnsi="Times New Roman" w:cs="Times New Roman"/>
-        </w:rPr>
-        <w:t>會</w:t>
-      </w:r>
-      <w:r>
-        <w:rPr>
-          <w:rFonts w:ascii="Times New Roman" w:eastAsia="標楷體" w:hAnsi="Times New Roman" w:cs="Times New Roman"/>
-        </w:rPr>
-        <w:t>面臨停車</w:t>
-      </w:r>
-      <w:r>
-        <w:rPr>
-          <w:rFonts w:ascii="Times New Roman" w:eastAsia="標楷體" w:hAnsi="Times New Roman" w:cs="Times New Roman"/>
-        </w:rPr>
-        <w:t>的</w:t>
-      </w:r>
-      <w:r>
-        <w:rPr>
-          <w:rFonts w:ascii="Times New Roman" w:eastAsia="標楷體" w:hAnsi="Times New Roman" w:cs="Times New Roman"/>
-        </w:rPr>
-        <w:t>不確定性。此外，現行系統多偏重即時統計，較少結合人流的時序變化進行分析，因而在尖峰時段與熱門區域仍容易出現車位</w:t>
-      </w:r>
-      <w:r>
-        <w:rPr>
-          <w:rFonts w:ascii="Times New Roman" w:eastAsia="標楷體" w:hAnsi="Times New Roman" w:cs="Times New Roman"/>
-        </w:rPr>
-        <w:t>查詢時還有空位但抵達卻無空位的供需失衡</w:t>
-      </w:r>
-      <w:r>
-        <w:rPr>
-          <w:rFonts w:ascii="Times New Roman" w:eastAsia="標楷體" w:hAnsi="Times New Roman" w:cs="Times New Roman"/>
-        </w:rPr>
-        <w:t>情況。</w:t>
+          <w:rFonts w:ascii="Times New Roman" w:eastAsia="標楷體" w:hAnsi="Times New Roman" w:cs="Times New Roman" w:hint="eastAsia"/>
+        </w:rPr>
+        <w:t>為此，本研究提出以</w:t>
+      </w:r>
+      <w:r>
+        <w:rPr>
+          <w:rFonts w:ascii="Times New Roman" w:eastAsia="標楷體" w:hAnsi="Times New Roman" w:cs="Times New Roman" w:hint="eastAsia"/>
+        </w:rPr>
+        <w:t xml:space="preserve"> ConvLSTM </w:t>
+      </w:r>
+      <w:r>
+        <w:rPr>
+          <w:rFonts w:ascii="Times New Roman" w:eastAsia="標楷體" w:hAnsi="Times New Roman" w:cs="Times New Roman" w:hint="eastAsia"/>
+        </w:rPr>
+        <w:t>作為核心預測架構，將</w:t>
+      </w:r>
+      <w:r>
+        <w:rPr>
+          <w:rFonts w:ascii="Times New Roman" w:eastAsia="標楷體" w:hAnsi="Times New Roman" w:cs="Times New Roman" w:hint="eastAsia"/>
+        </w:rPr>
+        <w:t xml:space="preserve"> 9</w:t>
+      </w:r>
+      <w:r>
+        <w:rPr>
+          <w:rFonts w:ascii="Times New Roman" w:eastAsia="標楷體" w:hAnsi="Times New Roman" w:cs="Times New Roman" w:hint="eastAsia"/>
+        </w:rPr>
+        <w:t>×</w:t>
+      </w:r>
+      <w:r>
+        <w:rPr>
+          <w:rFonts w:ascii="Times New Roman" w:eastAsia="標楷體" w:hAnsi="Times New Roman" w:cs="Times New Roman" w:hint="eastAsia"/>
+        </w:rPr>
+        <w:t xml:space="preserve">9 </w:t>
+      </w:r>
+      <w:r>
+        <w:rPr>
+          <w:rFonts w:ascii="Times New Roman" w:eastAsia="標楷體" w:hAnsi="Times New Roman" w:cs="Times New Roman" w:hint="eastAsia"/>
+        </w:rPr>
+        <w:t>格網的空間鄰域資訊與</w:t>
+      </w:r>
+      <w:r>
+        <w:rPr>
+          <w:rFonts w:ascii="Times New Roman" w:eastAsia="標楷體" w:hAnsi="Times New Roman" w:cs="Times New Roman" w:hint="eastAsia"/>
+        </w:rPr>
+        <w:t xml:space="preserve"> 8 </w:t>
+      </w:r>
+      <w:r>
+        <w:rPr>
+          <w:rFonts w:ascii="Times New Roman" w:eastAsia="標楷體" w:hAnsi="Times New Roman" w:cs="Times New Roman" w:hint="eastAsia"/>
+        </w:rPr>
+        <w:t>個時間滯後特徵同時納入隱藏狀態更新，並採用對數空間殘差學習以降低長尾分布的干擾。為驗證此架構的有效性，本研究系統性地與四種基準模型進行比較：</w:t>
+      </w:r>
+      <w:r>
+        <w:rPr>
+          <w:rFonts w:ascii="Times New Roman" w:eastAsia="標楷體" w:hAnsi="Times New Roman" w:cs="Times New Roman" w:hint="eastAsia"/>
+        </w:rPr>
+        <w:t>LightGBM</w:t>
+      </w:r>
+      <w:r>
+        <w:rPr>
+          <w:rFonts w:ascii="Times New Roman" w:eastAsia="標楷體" w:hAnsi="Times New Roman" w:cs="Times New Roman" w:hint="eastAsia"/>
+        </w:rPr>
+        <w:t>（表格式基準）、</w:t>
+      </w:r>
+      <w:r>
+        <w:rPr>
+          <w:rFonts w:ascii="Times New Roman" w:eastAsia="標楷體" w:hAnsi="Times New Roman" w:cs="Times New Roman" w:hint="eastAsia"/>
+        </w:rPr>
+        <w:t>LSTM</w:t>
+      </w:r>
+      <w:r>
+        <w:rPr>
+          <w:rFonts w:ascii="Times New Roman" w:eastAsia="標楷體" w:hAnsi="Times New Roman" w:cs="Times New Roman" w:hint="eastAsia"/>
+        </w:rPr>
+        <w:t>、</w:t>
+      </w:r>
+      <w:r>
+        <w:rPr>
+          <w:rFonts w:ascii="Times New Roman" w:eastAsia="標楷體" w:hAnsi="Times New Roman" w:cs="Times New Roman" w:hint="eastAsia"/>
+        </w:rPr>
+        <w:t>GRU</w:t>
+      </w:r>
+      <w:r>
+        <w:rPr>
+          <w:rFonts w:ascii="Times New Roman" w:eastAsia="標楷體" w:hAnsi="Times New Roman" w:cs="Times New Roman" w:hint="eastAsia"/>
+        </w:rPr>
+        <w:t>（純時序模型）及</w:t>
+      </w:r>
+      <w:r>
+        <w:rPr>
+          <w:rFonts w:ascii="Times New Roman" w:eastAsia="標楷體" w:hAnsi="Times New Roman" w:cs="Times New Roman" w:hint="eastAsia"/>
+        </w:rPr>
+        <w:t xml:space="preserve"> PredRNN</w:t>
+      </w:r>
+      <w:r>
+        <w:rPr>
+          <w:rFonts w:ascii="Times New Roman" w:eastAsia="標楷體" w:hAnsi="Times New Roman" w:cs="Times New Roman" w:hint="eastAsia"/>
+        </w:rPr>
+        <w:t>（具記憶轉移機制的時空模型），以</w:t>
+      </w:r>
+      <w:r>
+        <w:rPr>
+          <w:rFonts w:ascii="Times New Roman" w:eastAsia="標楷體" w:hAnsi="Times New Roman" w:cs="Times New Roman" w:hint="eastAsia"/>
+        </w:rPr>
+        <w:t xml:space="preserve"> RMSE</w:t>
+      </w:r>
+      <w:r>
+        <w:rPr>
+          <w:rFonts w:ascii="Times New Roman" w:eastAsia="標楷體" w:hAnsi="Times New Roman" w:cs="Times New Roman" w:hint="eastAsia"/>
+        </w:rPr>
+        <w:t>、</w:t>
+      </w:r>
+      <w:r>
+        <w:rPr>
+          <w:rFonts w:ascii="Times New Roman" w:eastAsia="標楷體" w:hAnsi="Times New Roman" w:cs="Times New Roman" w:hint="eastAsia"/>
+        </w:rPr>
+        <w:t xml:space="preserve">MAE </w:t>
+      </w:r>
+      <w:r>
+        <w:rPr>
+          <w:rFonts w:ascii="Times New Roman" w:eastAsia="標楷體" w:hAnsi="Times New Roman" w:cs="Times New Roman" w:hint="eastAsia"/>
+        </w:rPr>
+        <w:t>及</w:t>
+      </w:r>
+      <w:r>
+        <w:rPr>
+          <w:rFonts w:ascii="Times New Roman" w:eastAsia="標楷體" w:hAnsi="Times New Roman" w:cs="Times New Roman" w:hint="eastAsia"/>
+        </w:rPr>
+        <w:t xml:space="preserve"> R</w:t>
+      </w:r>
+      <w:r>
+        <w:rPr>
+          <w:rFonts w:ascii="Times New Roman" w:eastAsia="標楷體" w:hAnsi="Times New Roman" w:cs="Times New Roman" w:hint="eastAsia"/>
+        </w:rPr>
+        <w:t>²</w:t>
+      </w:r>
+      <w:r>
+        <w:rPr>
+          <w:rFonts w:ascii="Times New Roman" w:eastAsia="標楷體" w:hAnsi="Times New Roman" w:cs="Times New Roman" w:hint="eastAsia"/>
+        </w:rPr>
+        <w:t xml:space="preserve"> </w:t>
+      </w:r>
+      <w:r>
+        <w:rPr>
+          <w:rFonts w:ascii="Times New Roman" w:eastAsia="標楷體" w:hAnsi="Times New Roman" w:cs="Times New Roman" w:hint="eastAsia"/>
+        </w:rPr>
+        <w:t>作為量化指標，並觀察訓練</w:t>
+      </w:r>
+      <w:r>
+        <w:rPr>
+          <w:rFonts w:ascii="Times New Roman" w:eastAsia="標楷體" w:hAnsi="Times New Roman" w:cs="Times New Roman" w:hint="eastAsia"/>
+        </w:rPr>
+        <w:t>-</w:t>
+      </w:r>
+      <w:r>
+        <w:rPr>
+          <w:rFonts w:ascii="Times New Roman" w:eastAsia="標楷體" w:hAnsi="Times New Roman" w:cs="Times New Roman" w:hint="eastAsia"/>
+        </w:rPr>
+        <w:t>驗證誤差差距以評估過擬合程度。</w:t>
       </w:r>
     </w:p>
     <w:p>
@@ -9176,21 +8634,33 @@
       </w:pPr>
       <w:r>
         <w:rPr>
-          <w:rFonts w:ascii="Times New Roman" w:eastAsia="標楷體" w:hAnsi="Times New Roman" w:cs="Times New Roman"/>
-        </w:rPr>
-        <w:t>因此，本研究以日本某城市之人流資料為基礎，分析不同時間與區域的人流變化特性，進一步探討人流與停車需求之間的關聯性，並結合時</w:t>
-      </w:r>
-      <w:r>
-        <w:rPr>
-          <w:rFonts w:ascii="Times New Roman" w:eastAsia="標楷體" w:hAnsi="Times New Roman" w:cs="Times New Roman"/>
-        </w:rPr>
-        <w:t>序分析方法建立停車需求預測模型，期望能在使用者出發前提供更具準確</w:t>
-      </w:r>
-      <w:r>
-        <w:rPr>
-          <w:rFonts w:ascii="Times New Roman" w:eastAsia="標楷體" w:hAnsi="Times New Roman" w:cs="Times New Roman"/>
-        </w:rPr>
-        <w:t>的停車建議，以提升停車決策效率並改善整體交通體驗。</w:t>
+          <w:rFonts w:ascii="Times New Roman" w:eastAsia="標楷體" w:hAnsi="Times New Roman" w:cs="Times New Roman" w:hint="eastAsia"/>
+        </w:rPr>
+        <w:t>在人流預測之上，本研究進一步建立完整的停車機率推估管道：以城市化程度與時間特徵構建人流</w:t>
+      </w:r>
+      <w:r>
+        <w:rPr>
+          <w:rFonts w:ascii="Times New Roman" w:eastAsia="標楷體" w:hAnsi="Times New Roman" w:cs="Times New Roman" w:hint="eastAsia"/>
+        </w:rPr>
+        <w:t>-</w:t>
+      </w:r>
+      <w:r>
+        <w:rPr>
+          <w:rFonts w:ascii="Times New Roman" w:eastAsia="標楷體" w:hAnsi="Times New Roman" w:cs="Times New Roman" w:hint="eastAsia"/>
+        </w:rPr>
+        <w:t>車流轉換比，以空間重力模型分配停車場需求，最終透過</w:t>
+      </w:r>
+      <w:r>
+        <w:rPr>
+          <w:rFonts w:ascii="Times New Roman" w:eastAsia="標楷體" w:hAnsi="Times New Roman" w:cs="Times New Roman" w:hint="eastAsia"/>
+        </w:rPr>
+        <w:t xml:space="preserve"> Sigmoid </w:t>
+      </w:r>
+      <w:r>
+        <w:rPr>
+          <w:rFonts w:ascii="Times New Roman" w:eastAsia="標楷體" w:hAnsi="Times New Roman" w:cs="Times New Roman" w:hint="eastAsia"/>
+        </w:rPr>
+        <w:t>轉換輸出各停車場的可用機率，並整合步行時間與繞路成本提供排序建議。透過模型比較的量化結果，本研究期望釐清時空聯合建模對停車需求預測的實質效益，並為後續智慧停車系統提供可複製的方法論基礎。</w:t>
       </w:r>
     </w:p>
     <w:p>
@@ -9199,7 +8669,7 @@
         <w:ind w:firstLineChars="200" w:firstLine="480"/>
         <w:jc w:val="both"/>
         <w:rPr>
-          <w:rFonts w:ascii="Times New Roman" w:eastAsia="標楷體" w:hAnsi="Times New Roman" w:cs="Times New Roman"/>
+          <w:rFonts w:ascii="Times New Roman" w:eastAsia="標楷體" w:hAnsi="Times New Roman" w:cs="Times New Roman" w:hint="eastAsia"/>
         </w:rPr>
       </w:pPr>
     </w:p>
@@ -9215,7 +8685,7 @@
           <w:szCs w:val="28"/>
         </w:rPr>
       </w:pPr>
-      <w:bookmarkStart w:id="8" w:name="_Toc58540885"/>
+      <w:bookmarkStart w:id="9" w:name="_Toc58540885"/>
       <w:r>
         <w:rPr>
           <w:rFonts w:ascii="Times New Roman" w:eastAsia="標楷體" w:hAnsi="Times New Roman" w:cs="Times New Roman"/>
@@ -9234,7 +8704,7 @@
         </w:rPr>
         <w:t>研究目的</w:t>
       </w:r>
-      <w:bookmarkEnd w:id="8"/>
+      <w:bookmarkEnd w:id="9"/>
     </w:p>
     <w:p>
       <w:pPr>
@@ -9255,7 +8725,14 @@
         <w:rPr>
           <w:rFonts w:ascii="Times New Roman" w:eastAsia="標楷體" w:hAnsi="Times New Roman" w:cs="Times New Roman"/>
         </w:rPr>
-        <w:t>本研究旨在探討如何利用人流資料之時空特性，建構一套具備預測能力與決策支援功能之智慧停車分析系統。隨著都市與郊區活動日益頻繁，人流在時間與空間上的分布呈現高度變動性，傳統僅依賴靜態人口資料或即時資訊之方式建構的停車系統，已難以準確反映未來人潮變化趨勢，進而影響使用者在行程規劃與空間選擇上的判斷。</w:t>
+        <w:t>本研究旨在探討如何利用人流資料之時空特性，建構一套具備預測能力與決策支援功能之智慧停車分析系統。隨著都市與郊區活動日益頻繁，人流在時間與空間上的分布呈現高度變動性，傳統僅依賴靜態人口資料或即時資訊之方式建構的停車系統，已難以準確反映未來人潮變化趨勢，進而影響使用者在行程規劃與空間</w:t>
+      </w:r>
+      <w:r>
+        <w:rPr>
+          <w:rFonts w:ascii="Times New Roman" w:eastAsia="標楷體" w:hAnsi="Times New Roman" w:cs="Times New Roman"/>
+        </w:rPr>
+        <w:lastRenderedPageBreak/>
+        <w:t>選擇上的判斷。</w:t>
       </w:r>
     </w:p>
     <w:p>
@@ -9315,7 +8792,6 @@
           <w:kern w:val="0"/>
           <w:szCs w:val="24"/>
         </w:rPr>
-        <w:lastRenderedPageBreak/>
         <w:t xml:space="preserve">    </w:t>
       </w:r>
       <w:r>
@@ -9407,7 +8883,7 @@
           <w:szCs w:val="28"/>
         </w:rPr>
       </w:pPr>
-      <w:bookmarkStart w:id="9" w:name="_Toc58540886"/>
+      <w:bookmarkStart w:id="10" w:name="_Toc58540886"/>
       <w:r>
         <w:rPr>
           <w:rFonts w:ascii="Times New Roman" w:eastAsia="標楷體" w:hAnsi="Times New Roman" w:cs="Times New Roman"/>
@@ -9426,7 +8902,7 @@
         </w:rPr>
         <w:t>研究流程圖</w:t>
       </w:r>
-      <w:bookmarkEnd w:id="9"/>
+      <w:bookmarkEnd w:id="10"/>
     </w:p>
     <w:p>
       <w:pPr>
@@ -9553,7 +9029,7 @@
           <w:kern w:val="0"/>
           <w:szCs w:val="24"/>
         </w:rPr>
-        <w:t xml:space="preserve">    </w:t>
+        <w:t xml:space="preserve">   </w:t>
       </w:r>
       <w:r>
         <w:rPr>
@@ -9605,6 +9081,14 @@
           <w:szCs w:val="24"/>
         </w:rPr>
       </w:pPr>
+      <w:r>
+        <w:rPr>
+          <w:rFonts w:ascii="Times New Roman" w:eastAsia="標楷體" w:hAnsi="Times New Roman" w:cs="Times New Roman"/>
+          <w:kern w:val="0"/>
+          <w:szCs w:val="24"/>
+        </w:rPr>
+        <w:tab/>
+      </w:r>
     </w:p>
     <w:p>
       <w:pPr>
@@ -9772,7 +9256,7 @@
           <w:szCs w:val="24"/>
         </w:rPr>
       </w:pPr>
-      <w:bookmarkStart w:id="10" w:name="_Toc58540887"/>
+      <w:bookmarkStart w:id="11" w:name="_Toc58540887"/>
       <w:r>
         <w:rPr>
           <w:rFonts w:ascii="Times New Roman" w:eastAsia="標楷體" w:hAnsi="Times New Roman" w:cs="Times New Roman"/>
@@ -9781,7 +9265,6 @@
           <w:sz w:val="28"/>
           <w:szCs w:val="28"/>
         </w:rPr>
-        <w:lastRenderedPageBreak/>
         <mc:AlternateContent>
           <mc:Choice Requires="wpg">
             <w:drawing>
@@ -11095,7 +10578,7 @@
                                 <w:szCs w:val="24"/>
                               </w:rPr>
                             </w:pPr>
-                            <w:bookmarkStart w:id="11" w:name="_Toc58540924"/>
+                            <w:bookmarkStart w:id="12" w:name="_Toc58540924"/>
                             <w:r>
                               <w:rPr>
                                 <w:rFonts w:ascii="標楷體" w:eastAsia="標楷體" w:hAnsi="標楷體" w:hint="eastAsia"/>
@@ -11123,7 +10606,7 @@
                               </w:rPr>
                               <w:t>研究流程圖</w:t>
                             </w:r>
-                            <w:bookmarkEnd w:id="11"/>
+                            <w:bookmarkEnd w:id="12"/>
                           </w:p>
                         </w:txbxContent>
                       </wps:txbx>
@@ -11155,7 +10638,7 @@
                           <w:szCs w:val="24"/>
                         </w:rPr>
                       </w:pPr>
-                      <w:bookmarkStart w:id="12" w:name="_Toc58540924"/>
+                      <w:bookmarkStart w:id="13" w:name="_Toc58540924"/>
                       <w:r>
                         <w:rPr>
                           <w:rFonts w:ascii="標楷體" w:eastAsia="標楷體" w:hAnsi="標楷體" w:hint="eastAsia"/>
@@ -11183,7 +10666,7 @@
                         </w:rPr>
                         <w:t>研究流程圖</w:t>
                       </w:r>
-                      <w:bookmarkEnd w:id="12"/>
+                      <w:bookmarkEnd w:id="13"/>
                     </w:p>
                   </w:txbxContent>
                 </v:textbox>
@@ -11284,7 +10767,6 @@
           <w:sz w:val="32"/>
           <w:szCs w:val="24"/>
         </w:rPr>
-        <w:lastRenderedPageBreak/>
         <w:t>第二章</w:t>
       </w:r>
       <w:r>
@@ -11305,7 +10787,7 @@
         </w:rPr>
         <w:t>文獻探討</w:t>
       </w:r>
-      <w:bookmarkEnd w:id="10"/>
+      <w:bookmarkEnd w:id="11"/>
     </w:p>
     <w:p>
       <w:pPr>
@@ -11321,22 +10803,1733 @@
     </w:p>
     <w:p>
       <w:pPr>
-        <w:widowControl/>
         <w:spacing w:line="276" w:lineRule="auto"/>
-        <w:ind w:firstLineChars="200" w:firstLine="640"/>
+        <w:rPr>
+          <w:rFonts w:ascii="Times New Roman" w:eastAsia="標楷體" w:hAnsi="Times New Roman" w:cs="Times New Roman"/>
+          <w:b/>
+          <w:bCs/>
+          <w:color w:val="000000" w:themeColor="text1"/>
+          <w:szCs w:val="24"/>
+        </w:rPr>
+      </w:pPr>
+      <w:r>
+        <w:rPr>
+          <w:rFonts w:ascii="Times New Roman" w:eastAsia="標楷體" w:hAnsi="Times New Roman" w:cs="Times New Roman"/>
+          <w:b/>
+          <w:bCs/>
+          <w:color w:val="000000" w:themeColor="text1"/>
+          <w:szCs w:val="24"/>
+        </w:rPr>
+        <w:t xml:space="preserve">2.1 </w:t>
+      </w:r>
+      <w:r>
+        <w:rPr>
+          <w:rFonts w:ascii="Times New Roman" w:eastAsia="標楷體" w:hAnsi="Times New Roman" w:cs="Times New Roman"/>
+          <w:b/>
+          <w:bCs/>
+          <w:color w:val="000000" w:themeColor="text1"/>
+          <w:szCs w:val="24"/>
+        </w:rPr>
+        <w:t>都市運算與智慧交通</w:t>
+      </w:r>
+    </w:p>
+    <w:p>
+      <w:pPr>
+        <w:pStyle w:val="Web"/>
+        <w:spacing w:before="0" w:beforeAutospacing="0" w:after="0" w:afterAutospacing="0"/>
+        <w:ind w:firstLine="480"/>
+        <w:rPr>
+          <w:rFonts w:ascii="Times New Roman" w:eastAsia="標楷體" w:hAnsi="Times New Roman" w:cs="Times New Roman"/>
+        </w:rPr>
+      </w:pPr>
+      <w:r>
+        <w:rPr>
+          <w:rFonts w:ascii="Times New Roman" w:eastAsia="標楷體" w:hAnsi="Times New Roman" w:cs="Times New Roman"/>
+        </w:rPr>
+        <w:t>隨著都市化持續發展，交通壅塞、能源消耗與公共安全等問題日益嚴峻。</w:t>
+      </w:r>
+      <w:r>
+        <w:rPr>
+          <w:rFonts w:ascii="Times New Roman" w:eastAsia="標楷體" w:hAnsi="Times New Roman" w:cs="Times New Roman"/>
+        </w:rPr>
+        <w:t xml:space="preserve">Zheng </w:t>
+      </w:r>
+      <w:r>
+        <w:rPr>
+          <w:rFonts w:ascii="Times New Roman" w:eastAsia="標楷體" w:hAnsi="Times New Roman" w:cs="Times New Roman"/>
+        </w:rPr>
+        <w:t>等人</w:t>
+      </w:r>
+      <w:r>
+        <w:rPr>
+          <w:rFonts w:ascii="Times New Roman" w:eastAsia="標楷體" w:hAnsi="Times New Roman" w:cs="Times New Roman"/>
+        </w:rPr>
+        <w:t xml:space="preserve"> [1] </w:t>
+      </w:r>
+      <w:r>
+        <w:rPr>
+          <w:rFonts w:ascii="Times New Roman" w:eastAsia="標楷體" w:hAnsi="Times New Roman" w:cs="Times New Roman"/>
+        </w:rPr>
+        <w:t>指出，都市運算（</w:t>
+      </w:r>
+      <w:r>
+        <w:rPr>
+          <w:rFonts w:ascii="Times New Roman" w:eastAsia="標楷體" w:hAnsi="Times New Roman" w:cs="Times New Roman"/>
+        </w:rPr>
+        <w:t>Urban Computing</w:t>
+      </w:r>
+      <w:r>
+        <w:rPr>
+          <w:rFonts w:ascii="Times New Roman" w:eastAsia="標楷體" w:hAnsi="Times New Roman" w:cs="Times New Roman"/>
+        </w:rPr>
+        <w:t>）的核心在於整合城市中感測器、行動裝置與人類活動所產生的異質資料，透過系統化分析改善都市環境品質與運作效率；而智慧交通（</w:t>
+      </w:r>
+      <w:r>
+        <w:rPr>
+          <w:rFonts w:ascii="Times New Roman" w:eastAsia="標楷體" w:hAnsi="Times New Roman" w:cs="Times New Roman"/>
+        </w:rPr>
+        <w:t>Intelligent Transportation</w:t>
+      </w:r>
+      <w:r>
+        <w:rPr>
+          <w:rFonts w:ascii="Times New Roman" w:eastAsia="標楷體" w:hAnsi="Times New Roman" w:cs="Times New Roman"/>
+        </w:rPr>
+        <w:t>）是其中最具代表性的應用方向，涵蓋人流、車流、停車調度與動態導航等議題。</w:t>
+      </w:r>
+    </w:p>
+    <w:p>
+      <w:pPr>
+        <w:pStyle w:val="Web"/>
+        <w:spacing w:before="0" w:beforeAutospacing="0" w:after="0" w:afterAutospacing="0"/>
+        <w:ind w:firstLine="480"/>
+        <w:rPr>
+          <w:rFonts w:ascii="Times New Roman" w:eastAsia="標楷體" w:hAnsi="Times New Roman" w:cs="Times New Roman"/>
+        </w:rPr>
+      </w:pPr>
+      <w:r>
+        <w:rPr>
+          <w:rFonts w:ascii="Times New Roman" w:eastAsia="標楷體" w:hAnsi="Times New Roman" w:cs="Times New Roman"/>
+        </w:rPr>
+        <w:t>在交通需求的空間面向上，</w:t>
+      </w:r>
+      <w:r>
+        <w:rPr>
+          <w:rFonts w:ascii="Times New Roman" w:eastAsia="標楷體" w:hAnsi="Times New Roman" w:cs="Times New Roman"/>
+        </w:rPr>
+        <w:t xml:space="preserve">Cervero </w:t>
+      </w:r>
+      <w:r>
+        <w:rPr>
+          <w:rFonts w:ascii="Times New Roman" w:eastAsia="標楷體" w:hAnsi="Times New Roman" w:cs="Times New Roman"/>
+        </w:rPr>
+        <w:t>與</w:t>
+      </w:r>
+      <w:r>
+        <w:rPr>
+          <w:rFonts w:ascii="Times New Roman" w:eastAsia="標楷體" w:hAnsi="Times New Roman" w:cs="Times New Roman"/>
+        </w:rPr>
+        <w:t xml:space="preserve"> Kockelman [7] </w:t>
+      </w:r>
+      <w:r>
+        <w:rPr>
+          <w:rFonts w:ascii="Times New Roman" w:eastAsia="標楷體" w:hAnsi="Times New Roman" w:cs="Times New Roman"/>
+        </w:rPr>
+        <w:t>提出的</w:t>
+      </w:r>
+      <w:r>
+        <w:rPr>
+          <w:rFonts w:ascii="Times New Roman" w:eastAsia="標楷體" w:hAnsi="Times New Roman" w:cs="Times New Roman"/>
+        </w:rPr>
+        <w:t xml:space="preserve"> 3Ds </w:t>
+      </w:r>
+      <w:r>
+        <w:rPr>
+          <w:rFonts w:ascii="Times New Roman" w:eastAsia="標楷體" w:hAnsi="Times New Roman" w:cs="Times New Roman"/>
+        </w:rPr>
+        <w:t>架構指出，密度（</w:t>
+      </w:r>
+      <w:r>
+        <w:rPr>
+          <w:rFonts w:ascii="Times New Roman" w:eastAsia="標楷體" w:hAnsi="Times New Roman" w:cs="Times New Roman"/>
+        </w:rPr>
+        <w:t>Density</w:t>
+      </w:r>
+      <w:r>
+        <w:rPr>
+          <w:rFonts w:ascii="Times New Roman" w:eastAsia="標楷體" w:hAnsi="Times New Roman" w:cs="Times New Roman"/>
+        </w:rPr>
+        <w:t>）、多樣性（</w:t>
+      </w:r>
+      <w:r>
+        <w:rPr>
+          <w:rFonts w:ascii="Times New Roman" w:eastAsia="標楷體" w:hAnsi="Times New Roman" w:cs="Times New Roman"/>
+        </w:rPr>
+        <w:t>Diversity</w:t>
+      </w:r>
+      <w:r>
+        <w:rPr>
+          <w:rFonts w:ascii="Times New Roman" w:eastAsia="標楷體" w:hAnsi="Times New Roman" w:cs="Times New Roman"/>
+        </w:rPr>
+        <w:t>）與設計（</w:t>
+      </w:r>
+      <w:r>
+        <w:rPr>
+          <w:rFonts w:ascii="Times New Roman" w:eastAsia="標楷體" w:hAnsi="Times New Roman" w:cs="Times New Roman"/>
+        </w:rPr>
+        <w:t>Design</w:t>
+      </w:r>
+      <w:r>
+        <w:rPr>
+          <w:rFonts w:ascii="Times New Roman" w:eastAsia="標楷體" w:hAnsi="Times New Roman" w:cs="Times New Roman"/>
+        </w:rPr>
+        <w:t>）等建成環境因素會顯著影響旅次行為與運具選擇，使不同都市密度地區的停車需求呈現系統性差異。在建模方法上，</w:t>
+      </w:r>
+      <w:r>
+        <w:rPr>
+          <w:rFonts w:ascii="Times New Roman" w:eastAsia="標楷體" w:hAnsi="Times New Roman" w:cs="Times New Roman"/>
+        </w:rPr>
+        <w:t xml:space="preserve">Ortúzar </w:t>
+      </w:r>
+      <w:r>
+        <w:rPr>
+          <w:rFonts w:ascii="Times New Roman" w:eastAsia="標楷體" w:hAnsi="Times New Roman" w:cs="Times New Roman"/>
+        </w:rPr>
+        <w:t>與</w:t>
+      </w:r>
+      <w:r>
+        <w:rPr>
+          <w:rFonts w:ascii="Times New Roman" w:eastAsia="標楷體" w:hAnsi="Times New Roman" w:cs="Times New Roman"/>
+        </w:rPr>
+        <w:t xml:space="preserve"> Willumsen [8] </w:t>
+      </w:r>
+      <w:r>
+        <w:rPr>
+          <w:rFonts w:ascii="Times New Roman" w:eastAsia="標楷體" w:hAnsi="Times New Roman" w:cs="Times New Roman"/>
+        </w:rPr>
+        <w:t>強調運輸系統分析須從旅次產生、空間分配、運具選擇至路網分配等層次系統性理解出行決策，為本研究的人流轉車流推估提供理論脈絡。</w:t>
+      </w:r>
+    </w:p>
+    <w:p>
+      <w:pPr>
+        <w:pStyle w:val="Web"/>
+        <w:spacing w:before="0" w:beforeAutospacing="0" w:after="0" w:afterAutospacing="0"/>
+        <w:ind w:firstLine="480"/>
+        <w:rPr>
+          <w:rFonts w:ascii="Times New Roman" w:eastAsia="標楷體" w:hAnsi="Times New Roman" w:cs="Times New Roman"/>
+        </w:rPr>
+      </w:pPr>
+    </w:p>
+    <w:p>
+      <w:pPr>
+        <w:pStyle w:val="Web"/>
+        <w:spacing w:before="0" w:beforeAutospacing="0" w:after="0" w:afterAutospacing="0"/>
+        <w:rPr>
+          <w:rFonts w:ascii="Times New Roman" w:eastAsia="標楷體" w:hAnsi="Times New Roman" w:cs="Times New Roman"/>
+          <w:b/>
+          <w:bCs/>
+        </w:rPr>
+      </w:pPr>
+      <w:r>
+        <w:rPr>
+          <w:rFonts w:ascii="Times New Roman" w:eastAsia="標楷體" w:hAnsi="Times New Roman" w:cs="Times New Roman"/>
+          <w:b/>
+          <w:bCs/>
+        </w:rPr>
+        <w:t xml:space="preserve">2.2 </w:t>
+      </w:r>
+      <w:r>
+        <w:rPr>
+          <w:rFonts w:ascii="Times New Roman" w:eastAsia="標楷體" w:hAnsi="Times New Roman" w:cs="Times New Roman"/>
+          <w:b/>
+          <w:bCs/>
+        </w:rPr>
+        <w:t>人流預測與規律</w:t>
+      </w:r>
+    </w:p>
+    <w:p>
+      <w:pPr>
+        <w:pStyle w:val="Web"/>
+        <w:spacing w:before="0" w:beforeAutospacing="0" w:after="0" w:afterAutospacing="0"/>
+        <w:rPr>
+          <w:rFonts w:ascii="Times New Roman" w:eastAsia="標楷體" w:hAnsi="Times New Roman" w:cs="Times New Roman"/>
+        </w:rPr>
+      </w:pPr>
+      <w:r>
+        <w:rPr>
+          <w:rFonts w:ascii="Times New Roman" w:eastAsia="標楷體" w:hAnsi="Times New Roman" w:cs="Times New Roman"/>
+        </w:rPr>
+        <w:tab/>
+      </w:r>
+      <w:r>
+        <w:rPr>
+          <w:rFonts w:ascii="Times New Roman" w:eastAsia="標楷體" w:hAnsi="Times New Roman" w:cs="Times New Roman"/>
+        </w:rPr>
+        <w:t>人流預測的方法論前提在於人類移動行為的可預測性。</w:t>
+      </w:r>
+      <w:r>
+        <w:rPr>
+          <w:rFonts w:ascii="Times New Roman" w:eastAsia="標楷體" w:hAnsi="Times New Roman" w:cs="Times New Roman"/>
+        </w:rPr>
+        <w:t xml:space="preserve">Song </w:t>
+      </w:r>
+      <w:r>
+        <w:rPr>
+          <w:rFonts w:ascii="Times New Roman" w:eastAsia="標楷體" w:hAnsi="Times New Roman" w:cs="Times New Roman"/>
+        </w:rPr>
+        <w:t>等人</w:t>
+      </w:r>
+      <w:r>
+        <w:rPr>
+          <w:rFonts w:ascii="Times New Roman" w:eastAsia="標楷體" w:hAnsi="Times New Roman" w:cs="Times New Roman"/>
+        </w:rPr>
+        <w:t xml:space="preserve"> [3] </w:t>
+      </w:r>
+      <w:r>
+        <w:rPr>
+          <w:rFonts w:ascii="Times New Roman" w:eastAsia="標楷體" w:hAnsi="Times New Roman" w:cs="Times New Roman"/>
+        </w:rPr>
+        <w:t>透過大規模手機位置資料的熵值分析，論證個體移動在理論上具有</w:t>
+      </w:r>
+      <w:r>
+        <w:rPr>
+          <w:rFonts w:ascii="Times New Roman" w:eastAsia="標楷體" w:hAnsi="Times New Roman" w:cs="Times New Roman"/>
+        </w:rPr>
+        <w:t xml:space="preserve"> </w:t>
+      </w:r>
+      <w:r>
+        <w:rPr>
+          <w:rFonts w:ascii="Times New Roman" w:eastAsia="標楷體" w:hAnsi="Times New Roman" w:cs="Times New Roman"/>
+          <w:b/>
+          <w:bCs/>
+        </w:rPr>
+        <w:t>93%</w:t>
+      </w:r>
+      <w:r>
+        <w:rPr>
+          <w:rFonts w:ascii="Times New Roman" w:eastAsia="標楷體" w:hAnsi="Times New Roman" w:cs="Times New Roman"/>
+        </w:rPr>
+        <w:t xml:space="preserve"> </w:t>
+      </w:r>
+      <w:r>
+        <w:rPr>
+          <w:rFonts w:ascii="Times New Roman" w:eastAsia="標楷體" w:hAnsi="Times New Roman" w:cs="Times New Roman"/>
+        </w:rPr>
+        <w:t>的可預測上限，肯定了以歷史時空資料進行人流建模的方法論基礎。</w:t>
+      </w:r>
+      <w:r>
+        <w:rPr>
+          <w:rFonts w:ascii="Times New Roman" w:eastAsia="標楷體" w:hAnsi="Times New Roman" w:cs="Times New Roman"/>
+        </w:rPr>
+        <w:t xml:space="preserve">Becker </w:t>
+      </w:r>
+      <w:r>
+        <w:rPr>
+          <w:rFonts w:ascii="Times New Roman" w:eastAsia="標楷體" w:hAnsi="Times New Roman" w:cs="Times New Roman"/>
+        </w:rPr>
+        <w:t>等人</w:t>
+      </w:r>
+      <w:r>
+        <w:rPr>
+          <w:rFonts w:ascii="Times New Roman" w:eastAsia="標楷體" w:hAnsi="Times New Roman" w:cs="Times New Roman"/>
+        </w:rPr>
+        <w:t xml:space="preserve"> [10] </w:t>
+      </w:r>
+      <w:r>
+        <w:rPr>
+          <w:rFonts w:ascii="Times New Roman" w:eastAsia="標楷體" w:hAnsi="Times New Roman" w:cs="Times New Roman"/>
+        </w:rPr>
+        <w:t>進一步指出，蜂巢式通訊資料能有效描述大規模人口在城市中的移動特性，支援對通勤模式與事件聚集行為的系統觀測。</w:t>
+      </w:r>
+    </w:p>
+    <w:p>
+      <w:pPr>
+        <w:pStyle w:val="Web"/>
+        <w:spacing w:before="0" w:beforeAutospacing="0" w:after="0" w:afterAutospacing="0"/>
+        <w:ind w:firstLine="480"/>
+        <w:rPr>
+          <w:rFonts w:ascii="Times New Roman" w:eastAsia="標楷體" w:hAnsi="Times New Roman" w:cs="Times New Roman"/>
+        </w:rPr>
+      </w:pPr>
+      <w:r>
+        <w:rPr>
+          <w:rFonts w:ascii="Times New Roman" w:eastAsia="標楷體" w:hAnsi="Times New Roman" w:cs="Times New Roman"/>
+        </w:rPr>
+        <w:t>在旅運行為的時間結構上，</w:t>
+      </w:r>
+      <w:r>
+        <w:rPr>
+          <w:rFonts w:ascii="Times New Roman" w:eastAsia="標楷體" w:hAnsi="Times New Roman" w:cs="Times New Roman"/>
+        </w:rPr>
+        <w:t xml:space="preserve">Hu </w:t>
+      </w:r>
+      <w:r>
+        <w:rPr>
+          <w:rFonts w:ascii="Times New Roman" w:eastAsia="標楷體" w:hAnsi="Times New Roman" w:cs="Times New Roman"/>
+        </w:rPr>
+        <w:t>與</w:t>
+      </w:r>
+      <w:r>
+        <w:rPr>
+          <w:rFonts w:ascii="Times New Roman" w:eastAsia="標楷體" w:hAnsi="Times New Roman" w:cs="Times New Roman"/>
+        </w:rPr>
+        <w:t xml:space="preserve"> Reuscher [11] </w:t>
+      </w:r>
+      <w:r>
+        <w:rPr>
+          <w:rFonts w:ascii="Times New Roman" w:eastAsia="標楷體" w:hAnsi="Times New Roman" w:cs="Times New Roman"/>
+        </w:rPr>
+        <w:t>的全國家庭旅運調查分析顯示，日常出行受上班、購物與休閒活動等目的驅動，在平假日與尖離峰之間呈現可重現的週期性規律。</w:t>
+      </w:r>
+      <w:r>
+        <w:rPr>
+          <w:rFonts w:ascii="Times New Roman" w:eastAsia="標楷體" w:hAnsi="Times New Roman" w:cs="Times New Roman"/>
+        </w:rPr>
+        <w:t xml:space="preserve">Zhang </w:t>
+      </w:r>
+      <w:r>
+        <w:rPr>
+          <w:rFonts w:ascii="Times New Roman" w:eastAsia="標楷體" w:hAnsi="Times New Roman" w:cs="Times New Roman"/>
+        </w:rPr>
+        <w:t>等人</w:t>
+      </w:r>
+      <w:r>
+        <w:rPr>
+          <w:rFonts w:ascii="Times New Roman" w:eastAsia="標楷體" w:hAnsi="Times New Roman" w:cs="Times New Roman"/>
+        </w:rPr>
+        <w:t xml:space="preserve"> [6] </w:t>
+      </w:r>
+      <w:r>
+        <w:rPr>
+          <w:rFonts w:ascii="Times New Roman" w:eastAsia="標楷體" w:hAnsi="Times New Roman" w:cs="Times New Roman"/>
+        </w:rPr>
+        <w:t>在此基礎上提出以城市格網定義</w:t>
+      </w:r>
+      <w:r>
+        <w:rPr>
+          <w:rFonts w:ascii="Times New Roman" w:eastAsia="標楷體" w:hAnsi="Times New Roman" w:cs="Times New Roman"/>
+        </w:rPr>
+        <w:t xml:space="preserve"> inflow </w:t>
+      </w:r>
+      <w:r>
+        <w:rPr>
+          <w:rFonts w:ascii="Times New Roman" w:eastAsia="標楷體" w:hAnsi="Times New Roman" w:cs="Times New Roman"/>
+        </w:rPr>
+        <w:t>與</w:t>
+      </w:r>
+      <w:r>
+        <w:rPr>
+          <w:rFonts w:ascii="Times New Roman" w:eastAsia="標楷體" w:hAnsi="Times New Roman" w:cs="Times New Roman"/>
+        </w:rPr>
+        <w:t xml:space="preserve"> outflow </w:t>
+      </w:r>
+      <w:r>
+        <w:rPr>
+          <w:rFonts w:ascii="Times New Roman" w:eastAsia="標楷體" w:hAnsi="Times New Roman" w:cs="Times New Roman"/>
+        </w:rPr>
+        <w:t>的時空表示框架（</w:t>
+      </w:r>
+      <w:r>
+        <w:rPr>
+          <w:rFonts w:ascii="Times New Roman" w:eastAsia="標楷體" w:hAnsi="Times New Roman" w:cs="Times New Roman"/>
+        </w:rPr>
+        <w:t>ST-ResNet</w:t>
+      </w:r>
+      <w:r>
+        <w:rPr>
+          <w:rFonts w:ascii="Times New Roman" w:eastAsia="標楷體" w:hAnsi="Times New Roman" w:cs="Times New Roman"/>
+        </w:rPr>
+        <w:t>），並指出城市流量預測同時受短期時間慣性、日週期性、週週期性與空間鄰域交互作用影響，此多尺度時空觀點與本研究的滯後特徵設計策略直接對應。</w:t>
+      </w:r>
+    </w:p>
+    <w:p>
+      <w:pPr>
+        <w:pStyle w:val="Web"/>
+        <w:spacing w:before="0" w:beforeAutospacing="0" w:after="0" w:afterAutospacing="0"/>
+        <w:ind w:firstLine="480"/>
+        <w:rPr>
+          <w:rFonts w:ascii="Times New Roman" w:eastAsia="標楷體" w:hAnsi="Times New Roman" w:cs="Times New Roman"/>
+          <w:b/>
+          <w:bCs/>
+        </w:rPr>
+      </w:pPr>
+    </w:p>
+    <w:p>
+      <w:pPr>
+        <w:pStyle w:val="Web"/>
+        <w:spacing w:before="0" w:beforeAutospacing="0" w:after="0" w:afterAutospacing="0"/>
+        <w:rPr>
+          <w:rFonts w:ascii="Times New Roman" w:eastAsia="標楷體" w:hAnsi="Times New Roman" w:cs="Times New Roman"/>
+          <w:b/>
+          <w:bCs/>
+        </w:rPr>
+      </w:pPr>
+      <w:r>
+        <w:rPr>
+          <w:rFonts w:ascii="Times New Roman" w:eastAsia="標楷體" w:hAnsi="Times New Roman" w:cs="Times New Roman"/>
+          <w:b/>
+          <w:bCs/>
+        </w:rPr>
+        <w:lastRenderedPageBreak/>
+        <w:t xml:space="preserve">2.3 </w:t>
+      </w:r>
+      <w:r>
+        <w:rPr>
+          <w:rFonts w:ascii="Times New Roman" w:eastAsia="標楷體" w:hAnsi="Times New Roman" w:cs="Times New Roman"/>
+          <w:b/>
+          <w:bCs/>
+        </w:rPr>
+        <w:t>時空預測模型</w:t>
+      </w:r>
+    </w:p>
+    <w:p>
+      <w:pPr>
+        <w:pStyle w:val="Web"/>
+        <w:spacing w:before="0" w:beforeAutospacing="0" w:after="0" w:afterAutospacing="0"/>
+        <w:rPr>
+          <w:rFonts w:ascii="Times New Roman" w:eastAsia="標楷體" w:hAnsi="Times New Roman" w:cs="Times New Roman"/>
+          <w:b/>
+          <w:bCs/>
+        </w:rPr>
+      </w:pPr>
+      <w:r>
+        <w:rPr>
+          <w:rFonts w:ascii="Times New Roman" w:eastAsia="標楷體" w:hAnsi="Times New Roman" w:cs="Times New Roman"/>
+          <w:b/>
+          <w:bCs/>
+        </w:rPr>
+        <w:tab/>
+      </w:r>
+      <w:r>
+        <w:rPr>
+          <w:rFonts w:ascii="Times New Roman" w:eastAsia="標楷體" w:hAnsi="Times New Roman" w:cs="Times New Roman"/>
+        </w:rPr>
+        <w:t>城市人流、車流與停車需求皆具有明顯的時空特性，因此在建模上，除了需要考慮時間序列中的延續性與週期性，也必須同時保留空間分布上的鄰近關係與區域交互作用。就方法發展而言，相關研究大致可分為</w:t>
+      </w:r>
+      <w:r>
+        <w:rPr>
+          <w:rStyle w:val="aff"/>
+          <w:rFonts w:ascii="Times New Roman" w:eastAsia="標楷體" w:hAnsi="Times New Roman" w:cs="Times New Roman"/>
+        </w:rPr>
+        <w:t>傳統機器學習方法</w:t>
+      </w:r>
+      <w:r>
+        <w:rPr>
+          <w:rFonts w:ascii="Times New Roman" w:eastAsia="標楷體" w:hAnsi="Times New Roman" w:cs="Times New Roman"/>
+        </w:rPr>
+        <w:t>與</w:t>
+      </w:r>
+      <w:r>
+        <w:rPr>
+          <w:rStyle w:val="aff"/>
+          <w:rFonts w:ascii="Times New Roman" w:eastAsia="標楷體" w:hAnsi="Times New Roman" w:cs="Times New Roman"/>
+        </w:rPr>
+        <w:t>深度學習方法</w:t>
+      </w:r>
+      <w:r>
+        <w:rPr>
+          <w:rFonts w:ascii="Times New Roman" w:eastAsia="標楷體" w:hAnsi="Times New Roman" w:cs="Times New Roman"/>
+        </w:rPr>
+        <w:t>兩類。前者通常依賴人工設計特徵，以描述時間延遲、移動平均、週期效果與區域屬性；後者則進一步透過神經網路直接從資料中學習複雜的時空依賴結構。</w:t>
+      </w:r>
+    </w:p>
+    <w:p>
+      <w:pPr>
+        <w:pStyle w:val="Web"/>
+        <w:spacing w:before="0" w:beforeAutospacing="0" w:after="0" w:afterAutospacing="0"/>
+        <w:rPr>
+          <w:rFonts w:ascii="Times New Roman" w:eastAsia="標楷體" w:hAnsi="Times New Roman" w:cs="Times New Roman"/>
+          <w:b/>
+          <w:bCs/>
+        </w:rPr>
+      </w:pPr>
+      <w:r>
+        <w:rPr>
+          <w:rFonts w:ascii="Times New Roman" w:eastAsia="標楷體" w:hAnsi="Times New Roman" w:cs="Times New Roman"/>
+          <w:b/>
+          <w:bCs/>
+        </w:rPr>
+        <w:tab/>
+        <w:t xml:space="preserve">2.3.1 </w:t>
+      </w:r>
+      <w:r>
+        <w:rPr>
+          <w:rFonts w:ascii="Times New Roman" w:eastAsia="標楷體" w:hAnsi="Times New Roman" w:cs="Times New Roman"/>
+          <w:b/>
+          <w:bCs/>
+        </w:rPr>
+        <w:t>傳統機器學習</w:t>
+      </w:r>
+    </w:p>
+    <w:p>
+      <w:pPr>
+        <w:pStyle w:val="Web"/>
+        <w:spacing w:before="0" w:beforeAutospacing="0" w:after="0" w:afterAutospacing="0"/>
+        <w:ind w:left="480" w:firstLine="480"/>
+        <w:rPr>
+          <w:rFonts w:ascii="Times New Roman" w:eastAsia="標楷體" w:hAnsi="Times New Roman" w:cs="Times New Roman"/>
+        </w:rPr>
+      </w:pPr>
+      <w:r>
+        <w:rPr>
+          <w:rFonts w:ascii="Times New Roman" w:eastAsia="標楷體" w:hAnsi="Times New Roman" w:cs="Times New Roman"/>
+        </w:rPr>
+        <w:t>傳統方法通常先以人工特徵工程將時空資料轉換為結構化表示，再訓練監督式學習模型。</w:t>
+      </w:r>
+      <w:r>
+        <w:rPr>
+          <w:rFonts w:ascii="Times New Roman" w:eastAsia="標楷體" w:hAnsi="Times New Roman" w:cs="Times New Roman"/>
+        </w:rPr>
+        <w:t xml:space="preserve">Ke </w:t>
+      </w:r>
+      <w:r>
+        <w:rPr>
+          <w:rFonts w:ascii="Times New Roman" w:eastAsia="標楷體" w:hAnsi="Times New Roman" w:cs="Times New Roman"/>
+        </w:rPr>
+        <w:t>等人</w:t>
+      </w:r>
+      <w:r>
+        <w:rPr>
+          <w:rFonts w:ascii="Times New Roman" w:eastAsia="標楷體" w:hAnsi="Times New Roman" w:cs="Times New Roman"/>
+        </w:rPr>
+        <w:t xml:space="preserve"> [4] </w:t>
+      </w:r>
+      <w:r>
+        <w:rPr>
+          <w:rFonts w:ascii="Times New Roman" w:eastAsia="標楷體" w:hAnsi="Times New Roman" w:cs="Times New Roman"/>
+        </w:rPr>
+        <w:t>提出的</w:t>
+      </w:r>
+      <w:r>
+        <w:rPr>
+          <w:rFonts w:ascii="Times New Roman" w:eastAsia="標楷體" w:hAnsi="Times New Roman" w:cs="Times New Roman"/>
+        </w:rPr>
+        <w:t xml:space="preserve"> LightGBM </w:t>
+      </w:r>
+      <w:r>
+        <w:rPr>
+          <w:rFonts w:ascii="Times New Roman" w:eastAsia="標楷體" w:hAnsi="Times New Roman" w:cs="Times New Roman"/>
+        </w:rPr>
+        <w:t>採用</w:t>
+      </w:r>
+      <w:r>
+        <w:rPr>
+          <w:rFonts w:ascii="Times New Roman" w:eastAsia="標楷體" w:hAnsi="Times New Roman" w:cs="Times New Roman"/>
+        </w:rPr>
+        <w:t xml:space="preserve"> histogram-based learning </w:t>
+      </w:r>
+      <w:r>
+        <w:rPr>
+          <w:rFonts w:ascii="Times New Roman" w:eastAsia="標楷體" w:hAnsi="Times New Roman" w:cs="Times New Roman"/>
+        </w:rPr>
+        <w:t>與</w:t>
+      </w:r>
+      <w:r>
+        <w:rPr>
+          <w:rFonts w:ascii="Times New Roman" w:eastAsia="標楷體" w:hAnsi="Times New Roman" w:cs="Times New Roman"/>
+        </w:rPr>
+        <w:t xml:space="preserve"> leaf-wise </w:t>
+      </w:r>
+      <w:r>
+        <w:rPr>
+          <w:rFonts w:ascii="Times New Roman" w:eastAsia="標楷體" w:hAnsi="Times New Roman" w:cs="Times New Roman"/>
+        </w:rPr>
+        <w:t>生長策略，在大規模結構化資料上兼具訓練效率與可解釋性，適合作為深度學習方法的比較基線。然而，此類方法的預測品質高度依賴特徵設計品質，對空間鄰域間的隱含交互作用難以直接建模，在時空耦合複雜的場景中存在一定局限。</w:t>
+      </w:r>
+    </w:p>
+    <w:p>
+      <w:pPr>
+        <w:pStyle w:val="Web"/>
+        <w:spacing w:before="0" w:beforeAutospacing="0" w:after="0" w:afterAutospacing="0"/>
+        <w:ind w:left="480" w:firstLine="480"/>
+        <w:rPr>
+          <w:rFonts w:ascii="Times New Roman" w:eastAsia="標楷體" w:hAnsi="Times New Roman" w:cs="Times New Roman"/>
+        </w:rPr>
+      </w:pPr>
+    </w:p>
+    <w:p>
+      <w:pPr>
+        <w:pStyle w:val="Web"/>
+        <w:spacing w:before="0" w:beforeAutospacing="0" w:after="0" w:afterAutospacing="0"/>
+        <w:rPr>
+          <w:rFonts w:ascii="Times New Roman" w:eastAsia="標楷體" w:hAnsi="Times New Roman" w:cs="Times New Roman"/>
+          <w:b/>
+          <w:bCs/>
+        </w:rPr>
+      </w:pPr>
+      <w:r>
+        <w:rPr>
+          <w:rFonts w:ascii="Times New Roman" w:eastAsia="標楷體" w:hAnsi="Times New Roman" w:cs="Times New Roman"/>
+          <w:b/>
+          <w:bCs/>
+        </w:rPr>
+        <w:tab/>
+        <w:t xml:space="preserve">2.3.2 </w:t>
+      </w:r>
+      <w:r>
+        <w:rPr>
+          <w:rFonts w:ascii="Times New Roman" w:eastAsia="標楷體" w:hAnsi="Times New Roman" w:cs="Times New Roman"/>
+          <w:b/>
+          <w:bCs/>
+        </w:rPr>
+        <w:t>深度學習</w:t>
+      </w:r>
+    </w:p>
+    <w:p>
+      <w:pPr>
+        <w:pStyle w:val="Web"/>
+        <w:spacing w:before="0" w:beforeAutospacing="0" w:after="0" w:afterAutospacing="0"/>
+        <w:ind w:left="480" w:firstLine="480"/>
+        <w:rPr>
+          <w:rFonts w:ascii="Times New Roman" w:eastAsia="標楷體" w:hAnsi="Times New Roman" w:cs="Times New Roman"/>
+        </w:rPr>
+      </w:pPr>
+      <w:r>
+        <w:rPr>
+          <w:rFonts w:ascii="Times New Roman" w:eastAsia="標楷體" w:hAnsi="Times New Roman" w:cs="Times New Roman"/>
+        </w:rPr>
+        <w:t>深度學習方法能直接從格網資料中學習複雜的時空依賴結構。</w:t>
+      </w:r>
+      <w:r>
+        <w:rPr>
+          <w:rFonts w:ascii="Times New Roman" w:eastAsia="標楷體" w:hAnsi="Times New Roman" w:cs="Times New Roman"/>
+        </w:rPr>
+        <w:t xml:space="preserve">Shi </w:t>
+      </w:r>
+      <w:r>
+        <w:rPr>
+          <w:rFonts w:ascii="Times New Roman" w:eastAsia="標楷體" w:hAnsi="Times New Roman" w:cs="Times New Roman"/>
+        </w:rPr>
+        <w:t>等人</w:t>
+      </w:r>
+      <w:r>
+        <w:rPr>
+          <w:rFonts w:ascii="Times New Roman" w:eastAsia="標楷體" w:hAnsi="Times New Roman" w:cs="Times New Roman"/>
+        </w:rPr>
+        <w:t xml:space="preserve"> [5] </w:t>
+      </w:r>
+      <w:r>
+        <w:rPr>
+          <w:rFonts w:ascii="Times New Roman" w:eastAsia="標楷體" w:hAnsi="Times New Roman" w:cs="Times New Roman"/>
+        </w:rPr>
+        <w:t>提出的</w:t>
+      </w:r>
+      <w:r>
+        <w:rPr>
+          <w:rFonts w:ascii="Times New Roman" w:eastAsia="標楷體" w:hAnsi="Times New Roman" w:cs="Times New Roman"/>
+        </w:rPr>
+        <w:t xml:space="preserve"> ConvLSTM </w:t>
+      </w:r>
+      <w:r>
+        <w:rPr>
+          <w:rFonts w:ascii="Times New Roman" w:eastAsia="標楷體" w:hAnsi="Times New Roman" w:cs="Times New Roman"/>
+        </w:rPr>
+        <w:t>將卷積操作嵌入</w:t>
+      </w:r>
+      <w:r>
+        <w:rPr>
+          <w:rFonts w:ascii="Times New Roman" w:eastAsia="標楷體" w:hAnsi="Times New Roman" w:cs="Times New Roman"/>
+        </w:rPr>
+        <w:t xml:space="preserve"> LSTM </w:t>
+      </w:r>
+      <w:r>
+        <w:rPr>
+          <w:rFonts w:ascii="Times New Roman" w:eastAsia="標楷體" w:hAnsi="Times New Roman" w:cs="Times New Roman"/>
+        </w:rPr>
+        <w:t>閘控計算，使模型同時捕捉時序依賴與空間鄰域特徵，相較於全連接</w:t>
+      </w:r>
+      <w:r>
+        <w:rPr>
+          <w:rFonts w:ascii="Times New Roman" w:eastAsia="標楷體" w:hAnsi="Times New Roman" w:cs="Times New Roman"/>
+        </w:rPr>
+        <w:t xml:space="preserve"> LSTM </w:t>
+      </w:r>
+      <w:r>
+        <w:rPr>
+          <w:rFonts w:ascii="Times New Roman" w:eastAsia="標楷體" w:hAnsi="Times New Roman" w:cs="Times New Roman"/>
+        </w:rPr>
+        <w:t>在時空耦合場景下具有更強的表示能力。</w:t>
+      </w:r>
+      <w:r>
+        <w:rPr>
+          <w:rFonts w:ascii="Times New Roman" w:eastAsia="標楷體" w:hAnsi="Times New Roman" w:cs="Times New Roman"/>
+        </w:rPr>
+        <w:t xml:space="preserve">Wang </w:t>
+      </w:r>
+      <w:r>
+        <w:rPr>
+          <w:rFonts w:ascii="Times New Roman" w:eastAsia="標楷體" w:hAnsi="Times New Roman" w:cs="Times New Roman"/>
+        </w:rPr>
+        <w:t>等人提出的</w:t>
+      </w:r>
+      <w:r>
+        <w:rPr>
+          <w:rFonts w:ascii="Times New Roman" w:eastAsia="標楷體" w:hAnsi="Times New Roman" w:cs="Times New Roman"/>
+        </w:rPr>
+        <w:t xml:space="preserve"> PredRNN </w:t>
+      </w:r>
+      <w:r>
+        <w:rPr>
+          <w:rFonts w:ascii="Times New Roman" w:eastAsia="標楷體" w:hAnsi="Times New Roman" w:cs="Times New Roman"/>
+        </w:rPr>
+        <w:t>進一步引入時空記憶傳遞機制，強化跨層空間特徵的流動。深度學習方法雖在表示能力上具優勢，但模型複雜度較高、計算成本較大且可解釋性通常不如梯度提升樹。</w:t>
+      </w:r>
+    </w:p>
+    <w:p>
+      <w:pPr>
+        <w:pStyle w:val="Web"/>
+        <w:spacing w:before="0" w:beforeAutospacing="0" w:after="0" w:afterAutospacing="0"/>
+        <w:ind w:left="480" w:firstLine="480"/>
+        <w:rPr>
+          <w:rFonts w:ascii="Times New Roman" w:eastAsia="標楷體" w:hAnsi="Times New Roman" w:cs="Times New Roman"/>
+        </w:rPr>
+      </w:pPr>
+      <w:r>
+        <w:rPr>
+          <w:rFonts w:ascii="Times New Roman" w:eastAsia="標楷體" w:hAnsi="Times New Roman" w:cs="Times New Roman" w:hint="eastAsia"/>
+        </w:rPr>
+        <w:t>作為比較基準，本研究亦納入兩種純時序深度學習架構。</w:t>
+      </w:r>
+      <w:r>
+        <w:rPr>
+          <w:rFonts w:ascii="Times New Roman" w:eastAsia="標楷體" w:hAnsi="Times New Roman" w:cs="Times New Roman" w:hint="eastAsia"/>
+        </w:rPr>
+        <w:t xml:space="preserve">Hochreiter </w:t>
+      </w:r>
+      <w:r>
+        <w:rPr>
+          <w:rFonts w:ascii="Times New Roman" w:eastAsia="標楷體" w:hAnsi="Times New Roman" w:cs="Times New Roman" w:hint="eastAsia"/>
+        </w:rPr>
+        <w:t>與</w:t>
+      </w:r>
+      <w:r>
+        <w:rPr>
+          <w:rFonts w:ascii="Times New Roman" w:eastAsia="標楷體" w:hAnsi="Times New Roman" w:cs="Times New Roman" w:hint="eastAsia"/>
+        </w:rPr>
+        <w:t xml:space="preserve"> Schmidhuber [18] </w:t>
+      </w:r>
+      <w:r>
+        <w:rPr>
+          <w:rFonts w:ascii="Times New Roman" w:eastAsia="標楷體" w:hAnsi="Times New Roman" w:cs="Times New Roman" w:hint="eastAsia"/>
+        </w:rPr>
+        <w:t>提出的</w:t>
+      </w:r>
+      <w:r>
+        <w:rPr>
+          <w:rFonts w:ascii="Times New Roman" w:eastAsia="標楷體" w:hAnsi="Times New Roman" w:cs="Times New Roman" w:hint="eastAsia"/>
+        </w:rPr>
+        <w:t xml:space="preserve"> LSTM</w:t>
+      </w:r>
+      <w:r>
+        <w:rPr>
+          <w:rFonts w:ascii="Times New Roman" w:eastAsia="標楷體" w:hAnsi="Times New Roman" w:cs="Times New Roman" w:hint="eastAsia"/>
+        </w:rPr>
+        <w:t>（</w:t>
+      </w:r>
+      <w:r>
+        <w:rPr>
+          <w:rFonts w:ascii="Times New Roman" w:eastAsia="標楷體" w:hAnsi="Times New Roman" w:cs="Times New Roman" w:hint="eastAsia"/>
+        </w:rPr>
+        <w:t>Long Short-Term Memory</w:t>
+      </w:r>
+      <w:r>
+        <w:rPr>
+          <w:rFonts w:ascii="Times New Roman" w:eastAsia="標楷體" w:hAnsi="Times New Roman" w:cs="Times New Roman" w:hint="eastAsia"/>
+        </w:rPr>
+        <w:t>）透過輸入閘、遺忘閘與輸出閘的三閘控制機制，有效解決傳統</w:t>
+      </w:r>
+      <w:r>
+        <w:rPr>
+          <w:rFonts w:ascii="Times New Roman" w:eastAsia="標楷體" w:hAnsi="Times New Roman" w:cs="Times New Roman" w:hint="eastAsia"/>
+        </w:rPr>
+        <w:t xml:space="preserve"> RNN </w:t>
+      </w:r>
+      <w:r>
+        <w:rPr>
+          <w:rFonts w:ascii="Times New Roman" w:eastAsia="標楷體" w:hAnsi="Times New Roman" w:cs="Times New Roman" w:hint="eastAsia"/>
+        </w:rPr>
+        <w:t>的梯度消失問題，使模型能夠捕捉跨越數十甚至數百時步的長程依賴關係，在時序預測任務中已被廣泛驗證。</w:t>
+      </w:r>
+      <w:r>
+        <w:rPr>
+          <w:rFonts w:ascii="Times New Roman" w:eastAsia="標楷體" w:hAnsi="Times New Roman" w:cs="Times New Roman" w:hint="eastAsia"/>
+        </w:rPr>
+        <w:t xml:space="preserve">Cho </w:t>
+      </w:r>
+      <w:r>
+        <w:rPr>
+          <w:rFonts w:ascii="Times New Roman" w:eastAsia="標楷體" w:hAnsi="Times New Roman" w:cs="Times New Roman" w:hint="eastAsia"/>
+        </w:rPr>
+        <w:t>等人</w:t>
+      </w:r>
+      <w:r>
+        <w:rPr>
+          <w:rFonts w:ascii="Times New Roman" w:eastAsia="標楷體" w:hAnsi="Times New Roman" w:cs="Times New Roman" w:hint="eastAsia"/>
+        </w:rPr>
+        <w:t xml:space="preserve"> [19] </w:t>
+      </w:r>
+      <w:r>
+        <w:rPr>
+          <w:rFonts w:ascii="Times New Roman" w:eastAsia="標楷體" w:hAnsi="Times New Roman" w:cs="Times New Roman" w:hint="eastAsia"/>
+        </w:rPr>
+        <w:t>提出的</w:t>
+      </w:r>
+      <w:r>
+        <w:rPr>
+          <w:rFonts w:ascii="Times New Roman" w:eastAsia="標楷體" w:hAnsi="Times New Roman" w:cs="Times New Roman" w:hint="eastAsia"/>
+        </w:rPr>
+        <w:t xml:space="preserve"> GRU</w:t>
+      </w:r>
+      <w:r>
+        <w:rPr>
+          <w:rFonts w:ascii="Times New Roman" w:eastAsia="標楷體" w:hAnsi="Times New Roman" w:cs="Times New Roman" w:hint="eastAsia"/>
+        </w:rPr>
+        <w:t>（</w:t>
+      </w:r>
+      <w:r>
+        <w:rPr>
+          <w:rFonts w:ascii="Times New Roman" w:eastAsia="標楷體" w:hAnsi="Times New Roman" w:cs="Times New Roman" w:hint="eastAsia"/>
+        </w:rPr>
+        <w:t>Gated Recurrent Unit</w:t>
+      </w:r>
+      <w:r>
+        <w:rPr>
+          <w:rFonts w:ascii="Times New Roman" w:eastAsia="標楷體" w:hAnsi="Times New Roman" w:cs="Times New Roman" w:hint="eastAsia"/>
+        </w:rPr>
+        <w:t>）以更精簡的重置閘與更新閘替代</w:t>
+      </w:r>
+      <w:r>
+        <w:rPr>
+          <w:rFonts w:ascii="Times New Roman" w:eastAsia="標楷體" w:hAnsi="Times New Roman" w:cs="Times New Roman" w:hint="eastAsia"/>
+        </w:rPr>
+        <w:t xml:space="preserve"> LSTM </w:t>
+      </w:r>
+      <w:r>
+        <w:rPr>
+          <w:rFonts w:ascii="Times New Roman" w:eastAsia="標楷體" w:hAnsi="Times New Roman" w:cs="Times New Roman" w:hint="eastAsia"/>
+        </w:rPr>
+        <w:t>的三閘結構，在保持相近建模能力的同時降低參數量與計算成本，是訓練資料有限情境下的常見替代選擇。</w:t>
+      </w:r>
+      <w:r>
+        <w:rPr>
+          <w:rFonts w:ascii="Times New Roman" w:eastAsia="標楷體" w:hAnsi="Times New Roman" w:cs="Times New Roman"/>
+        </w:rPr>
+        <w:t>本研究以</w:t>
+      </w:r>
+      <w:r>
+        <w:rPr>
+          <w:rFonts w:ascii="Times New Roman" w:eastAsia="標楷體" w:hAnsi="Times New Roman" w:cs="Times New Roman"/>
+        </w:rPr>
+        <w:t xml:space="preserve"> ConvLSTM </w:t>
+      </w:r>
+      <w:r>
+        <w:rPr>
+          <w:rFonts w:ascii="Times New Roman" w:eastAsia="標楷體" w:hAnsi="Times New Roman" w:cs="Times New Roman"/>
+        </w:rPr>
+        <w:t>為主要預測模型，並與</w:t>
+      </w:r>
+      <w:r>
+        <w:rPr>
+          <w:rFonts w:ascii="Times New Roman" w:eastAsia="標楷體" w:hAnsi="Times New Roman" w:cs="Times New Roman"/>
+        </w:rPr>
+        <w:t xml:space="preserve"> LightGBM</w:t>
+      </w:r>
+      <w:r>
+        <w:rPr>
+          <w:rFonts w:ascii="Times New Roman" w:eastAsia="標楷體" w:hAnsi="Times New Roman" w:cs="Times New Roman"/>
+        </w:rPr>
+        <w:t>、</w:t>
+      </w:r>
+      <w:r>
+        <w:rPr>
+          <w:rFonts w:ascii="Times New Roman" w:eastAsia="標楷體" w:hAnsi="Times New Roman" w:cs="Times New Roman"/>
+        </w:rPr>
+        <w:t>LSTM</w:t>
+      </w:r>
+      <w:r>
+        <w:rPr>
+          <w:rFonts w:ascii="Times New Roman" w:eastAsia="標楷體" w:hAnsi="Times New Roman" w:cs="Times New Roman"/>
+        </w:rPr>
+        <w:t>、</w:t>
+      </w:r>
+      <w:r>
+        <w:rPr>
+          <w:rFonts w:ascii="Times New Roman" w:eastAsia="標楷體" w:hAnsi="Times New Roman" w:cs="Times New Roman"/>
+        </w:rPr>
+        <w:t xml:space="preserve">GRU </w:t>
+      </w:r>
+      <w:r>
+        <w:rPr>
+          <w:rFonts w:ascii="Times New Roman" w:eastAsia="標楷體" w:hAnsi="Times New Roman" w:cs="Times New Roman"/>
+        </w:rPr>
+        <w:t>及</w:t>
+      </w:r>
+      <w:r>
+        <w:rPr>
+          <w:rFonts w:ascii="Times New Roman" w:eastAsia="標楷體" w:hAnsi="Times New Roman" w:cs="Times New Roman"/>
+        </w:rPr>
+        <w:t xml:space="preserve"> PredRNN </w:t>
+      </w:r>
+      <w:r>
+        <w:rPr>
+          <w:rFonts w:ascii="Times New Roman" w:eastAsia="標楷體" w:hAnsi="Times New Roman" w:cs="Times New Roman"/>
+        </w:rPr>
+        <w:t>進行比較，以全面評估各架構在城市人流預測上的效能差異。</w:t>
+      </w:r>
+    </w:p>
+    <w:p>
+      <w:pPr>
+        <w:pStyle w:val="Web"/>
+        <w:spacing w:before="0" w:beforeAutospacing="0" w:after="0" w:afterAutospacing="0"/>
+        <w:ind w:left="480" w:firstLine="480"/>
+        <w:rPr>
+          <w:rFonts w:ascii="Times New Roman" w:eastAsia="標楷體" w:hAnsi="Times New Roman" w:cs="Times New Roman"/>
+        </w:rPr>
+      </w:pPr>
+    </w:p>
+    <w:p>
+      <w:pPr>
+        <w:pStyle w:val="Web"/>
+        <w:spacing w:before="0" w:beforeAutospacing="0" w:after="0" w:afterAutospacing="0"/>
+        <w:ind w:firstLine="480"/>
+        <w:rPr>
+          <w:rFonts w:ascii="Times New Roman" w:eastAsia="標楷體" w:hAnsi="Times New Roman" w:cs="Times New Roman"/>
+        </w:rPr>
+      </w:pPr>
+      <w:r>
+        <w:rPr>
+          <w:rFonts w:ascii="Times New Roman" w:eastAsia="標楷體" w:hAnsi="Times New Roman" w:cs="Times New Roman" w:hint="eastAsia"/>
+          <w:b/>
+          <w:bCs/>
+        </w:rPr>
+        <w:t xml:space="preserve">2.3.3 </w:t>
+      </w:r>
+      <w:r>
+        <w:rPr>
+          <w:rFonts w:ascii="Times New Roman" w:eastAsia="標楷體" w:hAnsi="Times New Roman" w:cs="Times New Roman" w:hint="eastAsia"/>
+          <w:b/>
+          <w:bCs/>
+        </w:rPr>
+        <w:t>對數殘差學習</w:t>
+      </w:r>
+    </w:p>
+    <w:p>
+      <w:pPr>
+        <w:pStyle w:val="Web"/>
+        <w:spacing w:before="0" w:beforeAutospacing="0" w:after="0" w:afterAutospacing="0"/>
+        <w:ind w:left="480" w:firstLine="480"/>
+        <w:rPr>
+          <w:rFonts w:ascii="Times New Roman" w:eastAsia="標楷體" w:hAnsi="Times New Roman" w:cs="Times New Roman" w:hint="eastAsia"/>
+        </w:rPr>
+      </w:pPr>
+      <w:r>
+        <w:rPr>
+          <w:rFonts w:ascii="Times New Roman" w:eastAsia="標楷體" w:hAnsi="Times New Roman" w:cs="Times New Roman" w:hint="eastAsia"/>
+        </w:rPr>
+        <w:t>城市人流在空間上分布不均且具有長尾特性，直接對原始人流值建模易受極端值放大損失梯度，降低模型收斂穩定性。</w:t>
+      </w:r>
+      <w:r>
+        <w:rPr>
+          <w:rFonts w:ascii="Times New Roman" w:eastAsia="標楷體" w:hAnsi="Times New Roman" w:cs="Times New Roman" w:hint="eastAsia"/>
+        </w:rPr>
+        <w:t xml:space="preserve">He </w:t>
+      </w:r>
+      <w:r>
+        <w:rPr>
+          <w:rFonts w:ascii="Times New Roman" w:eastAsia="標楷體" w:hAnsi="Times New Roman" w:cs="Times New Roman" w:hint="eastAsia"/>
+        </w:rPr>
+        <w:t>等人</w:t>
+      </w:r>
+      <w:r>
+        <w:rPr>
+          <w:rFonts w:ascii="Times New Roman" w:eastAsia="標楷體" w:hAnsi="Times New Roman" w:cs="Times New Roman" w:hint="eastAsia"/>
+        </w:rPr>
+        <w:t xml:space="preserve"> [20] </w:t>
+      </w:r>
+      <w:r>
+        <w:rPr>
+          <w:rFonts w:ascii="Times New Roman" w:eastAsia="標楷體" w:hAnsi="Times New Roman" w:cs="Times New Roman" w:hint="eastAsia"/>
+        </w:rPr>
+        <w:t>提出的殘差學</w:t>
+      </w:r>
+      <w:r>
+        <w:rPr>
+          <w:rFonts w:ascii="Times New Roman" w:eastAsia="標楷體" w:hAnsi="Times New Roman" w:cs="Times New Roman" w:hint="eastAsia"/>
+        </w:rPr>
+        <w:lastRenderedPageBreak/>
+        <w:t>習框架（</w:t>
+      </w:r>
+      <w:r>
+        <w:rPr>
+          <w:rFonts w:ascii="Times New Roman" w:eastAsia="標楷體" w:hAnsi="Times New Roman" w:cs="Times New Roman" w:hint="eastAsia"/>
+        </w:rPr>
+        <w:t>Residual Learning</w:t>
+      </w:r>
+      <w:r>
+        <w:rPr>
+          <w:rFonts w:ascii="Times New Roman" w:eastAsia="標楷體" w:hAnsi="Times New Roman" w:cs="Times New Roman" w:hint="eastAsia"/>
+        </w:rPr>
+        <w:t>）指出，令模型學習目標值與基準值之間的差異（殘差），而非直接學習目標值本身，能有效降低學習難度並加速收斂；</w:t>
+      </w:r>
+      <w:r>
+        <w:rPr>
+          <w:rFonts w:ascii="Times New Roman" w:eastAsia="標楷體" w:hAnsi="Times New Roman" w:cs="Times New Roman" w:hint="eastAsia"/>
+        </w:rPr>
+        <w:t xml:space="preserve">Zhang </w:t>
+      </w:r>
+      <w:r>
+        <w:rPr>
+          <w:rFonts w:ascii="Times New Roman" w:eastAsia="標楷體" w:hAnsi="Times New Roman" w:cs="Times New Roman" w:hint="eastAsia"/>
+        </w:rPr>
+        <w:t>等人</w:t>
+      </w:r>
+      <w:r>
+        <w:rPr>
+          <w:rFonts w:ascii="Times New Roman" w:eastAsia="標楷體" w:hAnsi="Times New Roman" w:cs="Times New Roman" w:hint="eastAsia"/>
+        </w:rPr>
+        <w:t xml:space="preserve"> [6] </w:t>
+      </w:r>
+      <w:r>
+        <w:rPr>
+          <w:rFonts w:ascii="Times New Roman" w:eastAsia="標楷體" w:hAnsi="Times New Roman" w:cs="Times New Roman" w:hint="eastAsia"/>
+        </w:rPr>
+        <w:t>的</w:t>
+      </w:r>
+      <w:r>
+        <w:rPr>
+          <w:rFonts w:ascii="Times New Roman" w:eastAsia="標楷體" w:hAnsi="Times New Roman" w:cs="Times New Roman" w:hint="eastAsia"/>
+        </w:rPr>
+        <w:t xml:space="preserve"> ST-ResNet </w:t>
+      </w:r>
+      <w:r>
+        <w:rPr>
+          <w:rFonts w:ascii="Times New Roman" w:eastAsia="標楷體" w:hAnsi="Times New Roman" w:cs="Times New Roman" w:hint="eastAsia"/>
+        </w:rPr>
+        <w:t>亦將此概念應用於城市流量預測，以近期流量殘差作為模型輸入。本研究在此基礎上進一步結合對數空間轉換：以歷史時段均值為基準，令模型預測</w:t>
+      </w:r>
+      <m:oMath>
+        <m:func>
+          <m:funcPr>
+            <m:ctrlPr>
+              <w:rPr>
+                <w:rFonts w:ascii="Cambria Math" w:eastAsia="標楷體" w:hAnsi="Cambria Math" w:cs="Times New Roman"/>
+                <w:i/>
+              </w:rPr>
+            </m:ctrlPr>
+          </m:funcPr>
+          <m:fName>
+            <m:r>
+              <w:rPr>
+                <w:rFonts w:ascii="Cambria Math" w:eastAsia="標楷體" w:hAnsi="Cambria Math" w:cs="Times New Roman"/>
+              </w:rPr>
+              <m:t xml:space="preserve"> </m:t>
+            </m:r>
+            <m:r>
+              <w:rPr>
+                <w:rFonts w:ascii="Cambria Math" w:eastAsia="標楷體" w:hAnsi="Cambria Math" w:cs="Times New Roman"/>
+              </w:rPr>
+              <m:t>ln</m:t>
+            </m:r>
+          </m:fName>
+          <m:e>
+            <m:d>
+              <m:dPr>
+                <m:ctrlPr>
+                  <w:rPr>
+                    <w:rFonts w:ascii="Cambria Math" w:eastAsia="標楷體" w:hAnsi="Cambria Math" w:cs="Times New Roman"/>
+                    <w:i/>
+                  </w:rPr>
+                </m:ctrlPr>
+              </m:dPr>
+              <m:e>
+                <m:r>
+                  <w:rPr>
+                    <w:rFonts w:ascii="Cambria Math" w:eastAsia="標楷體" w:hAnsi="Cambria Math" w:cs="Times New Roman"/>
+                  </w:rPr>
+                  <m:t>1+score</m:t>
+                </m:r>
+              </m:e>
+            </m:d>
+          </m:e>
+        </m:func>
+        <m:r>
+          <w:rPr>
+            <w:rFonts w:ascii="Cambria Math" w:eastAsia="標楷體" w:hAnsi="Cambria Math" w:cs="Times New Roman"/>
+          </w:rPr>
+          <m:t xml:space="preserve"> </m:t>
+        </m:r>
+      </m:oMath>
+      <w:r>
+        <w:rPr>
+          <w:rFonts w:ascii="Times New Roman" w:eastAsia="標楷體" w:hAnsi="Times New Roman" w:cs="Times New Roman" w:hint="eastAsia"/>
+        </w:rPr>
+        <w:t>的殘差，使訓練信號的量級更均勻，有助於提升模型在高低人流格網間的泛化能力</w:t>
+      </w:r>
+    </w:p>
+    <w:p>
+      <w:pPr>
+        <w:pStyle w:val="Web"/>
+        <w:spacing w:before="0" w:beforeAutospacing="0" w:after="0" w:afterAutospacing="0"/>
+        <w:ind w:left="480" w:firstLine="480"/>
+        <w:rPr>
+          <w:rFonts w:ascii="Times New Roman" w:eastAsia="標楷體" w:hAnsi="Times New Roman" w:cs="Times New Roman"/>
+        </w:rPr>
+      </w:pPr>
+    </w:p>
+    <w:p>
+      <w:pPr>
+        <w:pStyle w:val="Web"/>
+        <w:spacing w:before="0" w:beforeAutospacing="0" w:after="0" w:afterAutospacing="0"/>
+        <w:rPr>
+          <w:rFonts w:ascii="Times New Roman" w:eastAsia="標楷體" w:hAnsi="Times New Roman" w:cs="Times New Roman"/>
+          <w:b/>
+          <w:bCs/>
+        </w:rPr>
+      </w:pPr>
+      <w:r>
+        <w:rPr>
+          <w:rFonts w:ascii="Times New Roman" w:eastAsia="標楷體" w:hAnsi="Times New Roman" w:cs="Times New Roman"/>
+          <w:b/>
+          <w:bCs/>
+        </w:rPr>
+        <w:t xml:space="preserve">2.4 </w:t>
+      </w:r>
+      <w:r>
+        <w:rPr>
+          <w:rFonts w:ascii="Times New Roman" w:eastAsia="標楷體" w:hAnsi="Times New Roman" w:cs="Times New Roman"/>
+          <w:b/>
+          <w:bCs/>
+        </w:rPr>
+        <w:t>停車行為與供需問題</w:t>
+      </w:r>
+    </w:p>
+    <w:p>
+      <w:pPr>
+        <w:pStyle w:val="Web"/>
+        <w:spacing w:before="0" w:beforeAutospacing="0" w:after="0" w:afterAutospacing="0"/>
+        <w:rPr>
+          <w:rFonts w:ascii="Times New Roman" w:eastAsia="標楷體" w:hAnsi="Times New Roman" w:cs="Times New Roman"/>
+        </w:rPr>
+      </w:pPr>
+      <w:r>
+        <w:rPr>
+          <w:rFonts w:ascii="Times New Roman" w:eastAsia="標楷體" w:hAnsi="Times New Roman" w:cs="Times New Roman"/>
+          <w:b/>
+          <w:bCs/>
+        </w:rPr>
+        <w:tab/>
+      </w:r>
+      <w:r>
+        <w:rPr>
+          <w:rFonts w:ascii="Times New Roman" w:eastAsia="標楷體" w:hAnsi="Times New Roman" w:cs="Times New Roman"/>
+        </w:rPr>
+        <w:t>停車問題涉及供給、需求、駕駛搜尋行為與交通外部性等多面向的系統性交互。</w:t>
+      </w:r>
+      <w:r>
+        <w:rPr>
+          <w:rFonts w:ascii="Times New Roman" w:eastAsia="標楷體" w:hAnsi="Times New Roman" w:cs="Times New Roman"/>
+        </w:rPr>
+        <w:t xml:space="preserve">Shoup [2] </w:t>
+      </w:r>
+      <w:r>
+        <w:rPr>
+          <w:rFonts w:ascii="Times New Roman" w:eastAsia="標楷體" w:hAnsi="Times New Roman" w:cs="Times New Roman"/>
+        </w:rPr>
+        <w:t>指出，當路邊停車定價過低時，駕駛人傾向花時間繞行尋找路邊空位（</w:t>
+      </w:r>
+      <w:r>
+        <w:rPr>
+          <w:rFonts w:ascii="Times New Roman" w:eastAsia="標楷體" w:hAnsi="Times New Roman" w:cs="Times New Roman"/>
+        </w:rPr>
+        <w:t>cruising for parking</w:t>
+      </w:r>
+      <w:r>
+        <w:rPr>
+          <w:rFonts w:ascii="Times New Roman" w:eastAsia="標楷體" w:hAnsi="Times New Roman" w:cs="Times New Roman"/>
+        </w:rPr>
+        <w:t>）；此一個體理性行為在系統層面卻顯著加劇路網壅塞與碳排放。</w:t>
+      </w:r>
+      <w:r>
+        <w:rPr>
+          <w:rFonts w:ascii="Times New Roman" w:eastAsia="標楷體" w:hAnsi="Times New Roman" w:cs="Times New Roman"/>
+        </w:rPr>
+        <w:t xml:space="preserve">Arnott </w:t>
+      </w:r>
+      <w:r>
+        <w:rPr>
+          <w:rFonts w:ascii="Times New Roman" w:eastAsia="標楷體" w:hAnsi="Times New Roman" w:cs="Times New Roman"/>
+        </w:rPr>
+        <w:t>與</w:t>
+      </w:r>
+      <w:r>
+        <w:rPr>
+          <w:rFonts w:ascii="Times New Roman" w:eastAsia="標楷體" w:hAnsi="Times New Roman" w:cs="Times New Roman"/>
+        </w:rPr>
+        <w:t xml:space="preserve"> Rowse [14] </w:t>
+      </w:r>
+      <w:r>
+        <w:rPr>
+          <w:rFonts w:ascii="Times New Roman" w:eastAsia="標楷體" w:hAnsi="Times New Roman" w:cs="Times New Roman"/>
+        </w:rPr>
+        <w:t>以都市經濟模型論述停車供給、價格與壅塞之間的系統性連動，指出停車位可用率與需求壓力存在非線性關係。</w:t>
+      </w:r>
+    </w:p>
+    <w:p>
+      <w:pPr>
+        <w:pStyle w:val="Web"/>
+        <w:spacing w:before="0" w:beforeAutospacing="0" w:after="0" w:afterAutospacing="0"/>
+        <w:ind w:firstLine="480"/>
+        <w:rPr>
+          <w:rFonts w:ascii="Times New Roman" w:eastAsia="標楷體" w:hAnsi="Times New Roman" w:cs="Times New Roman"/>
+        </w:rPr>
+      </w:pPr>
+      <w:r>
+        <w:rPr>
+          <w:rFonts w:ascii="Times New Roman" w:eastAsia="標楷體" w:hAnsi="Times New Roman" w:cs="Times New Roman"/>
+        </w:rPr>
+        <w:t>在停車需求量化方面，</w:t>
+      </w:r>
+      <w:r>
+        <w:rPr>
+          <w:rFonts w:ascii="Times New Roman" w:eastAsia="標楷體" w:hAnsi="Times New Roman" w:cs="Times New Roman"/>
+        </w:rPr>
+        <w:t xml:space="preserve">ITE </w:t>
+      </w:r>
+      <w:r>
+        <w:rPr>
+          <w:rFonts w:ascii="Times New Roman" w:eastAsia="標楷體" w:hAnsi="Times New Roman" w:cs="Times New Roman"/>
+        </w:rPr>
+        <w:t>的</w:t>
+      </w:r>
+      <w:r>
+        <w:rPr>
+          <w:rFonts w:ascii="Times New Roman" w:eastAsia="標楷體" w:hAnsi="Times New Roman" w:cs="Times New Roman"/>
+        </w:rPr>
+        <w:t xml:space="preserve"> Parking Generation Manual [9] </w:t>
+      </w:r>
+      <w:r>
+        <w:rPr>
+          <w:rFonts w:ascii="Times New Roman" w:eastAsia="標楷體" w:hAnsi="Times New Roman" w:cs="Times New Roman"/>
+        </w:rPr>
+        <w:t>依土地使用類型提供差異化的停車產生率，其依區位屬性調整需求的精神與本研究的人流轉換比設計一致。此外，</w:t>
+      </w:r>
+      <w:r>
+        <w:rPr>
+          <w:rFonts w:ascii="Times New Roman" w:eastAsia="標楷體" w:hAnsi="Times New Roman" w:cs="Times New Roman"/>
+        </w:rPr>
+        <w:t xml:space="preserve">Benenson </w:t>
+      </w:r>
+      <w:r>
+        <w:rPr>
+          <w:rFonts w:ascii="Times New Roman" w:eastAsia="標楷體" w:hAnsi="Times New Roman" w:cs="Times New Roman"/>
+        </w:rPr>
+        <w:t>等人</w:t>
+      </w:r>
+      <w:r>
+        <w:rPr>
+          <w:rFonts w:ascii="Times New Roman" w:eastAsia="標楷體" w:hAnsi="Times New Roman" w:cs="Times New Roman"/>
+        </w:rPr>
+        <w:t xml:space="preserve"> [15] </w:t>
+      </w:r>
+      <w:r>
+        <w:rPr>
+          <w:rFonts w:ascii="Times New Roman" w:eastAsia="標楷體" w:hAnsi="Times New Roman" w:cs="Times New Roman"/>
+        </w:rPr>
+        <w:t>提出以</w:t>
+      </w:r>
+      <w:r>
+        <w:rPr>
+          <w:rFonts w:ascii="Times New Roman" w:eastAsia="標楷體" w:hAnsi="Times New Roman" w:cs="Times New Roman"/>
+        </w:rPr>
+        <w:t xml:space="preserve"> agent-based modeling </w:t>
+      </w:r>
+      <w:r>
+        <w:rPr>
+          <w:rFonts w:ascii="Times New Roman" w:eastAsia="標楷體" w:hAnsi="Times New Roman" w:cs="Times New Roman"/>
+        </w:rPr>
+        <w:t>建立停車模擬系統</w:t>
+      </w:r>
+      <w:r>
+        <w:rPr>
+          <w:rFonts w:ascii="Times New Roman" w:eastAsia="標楷體" w:hAnsi="Times New Roman" w:cs="Times New Roman"/>
+        </w:rPr>
+        <w:t xml:space="preserve"> PARKAGENT</w:t>
+      </w:r>
+      <w:r>
+        <w:rPr>
+          <w:rFonts w:ascii="Times New Roman" w:eastAsia="標楷體" w:hAnsi="Times New Roman" w:cs="Times New Roman"/>
+        </w:rPr>
+        <w:t>，展示了在缺乏真實佔用資料的條件下，以代理模型（</w:t>
+      </w:r>
+      <w:r>
+        <w:rPr>
+          <w:rFonts w:ascii="Times New Roman" w:eastAsia="標楷體" w:hAnsi="Times New Roman" w:cs="Times New Roman"/>
+        </w:rPr>
+        <w:t>surrogate model</w:t>
+      </w:r>
+      <w:r>
+        <w:rPr>
+          <w:rFonts w:ascii="Times New Roman" w:eastAsia="標楷體" w:hAnsi="Times New Roman" w:cs="Times New Roman"/>
+        </w:rPr>
+        <w:t>）驗證停車系統設計可行性的研究方法，與本研究以模擬方式建構停車資料集的做法在方法論上相呼應。</w:t>
+      </w:r>
+    </w:p>
+    <w:p>
+      <w:pPr>
+        <w:pStyle w:val="Web"/>
+        <w:spacing w:before="0" w:beforeAutospacing="0" w:after="0" w:afterAutospacing="0"/>
+        <w:rPr>
+          <w:rFonts w:ascii="Times New Roman" w:eastAsia="標楷體" w:hAnsi="Times New Roman" w:cs="Times New Roman"/>
+          <w:b/>
+          <w:bCs/>
+        </w:rPr>
+      </w:pPr>
+    </w:p>
+    <w:p>
+      <w:pPr>
+        <w:pStyle w:val="Web"/>
+        <w:spacing w:before="0" w:beforeAutospacing="0" w:after="0" w:afterAutospacing="0"/>
+        <w:rPr>
+          <w:rFonts w:ascii="Times New Roman" w:eastAsia="標楷體" w:hAnsi="Times New Roman" w:cs="Times New Roman"/>
+          <w:b/>
+          <w:bCs/>
+        </w:rPr>
+      </w:pPr>
+      <w:r>
+        <w:rPr>
+          <w:rFonts w:ascii="Times New Roman" w:eastAsia="標楷體" w:hAnsi="Times New Roman" w:cs="Times New Roman"/>
+          <w:b/>
+          <w:bCs/>
+        </w:rPr>
+        <w:t>2.5</w:t>
+      </w:r>
+      <w:r>
+        <w:rPr>
+          <w:rFonts w:ascii="Times New Roman" w:eastAsia="標楷體" w:hAnsi="Times New Roman" w:cs="Times New Roman"/>
+          <w:b/>
+          <w:bCs/>
+        </w:rPr>
+        <w:t xml:space="preserve"> </w:t>
+      </w:r>
+      <w:r>
+        <w:rPr>
+          <w:rFonts w:ascii="Times New Roman" w:eastAsia="標楷體" w:hAnsi="Times New Roman" w:cs="Times New Roman"/>
+          <w:b/>
+          <w:bCs/>
+        </w:rPr>
+        <w:t>停車場選擇與機率分配模型</w:t>
+      </w:r>
+    </w:p>
+    <w:p>
+      <w:pPr>
+        <w:pStyle w:val="Web"/>
+        <w:spacing w:before="0" w:beforeAutospacing="0" w:after="0" w:afterAutospacing="0"/>
+        <w:rPr>
+          <w:rFonts w:ascii="Times New Roman" w:eastAsia="標楷體" w:hAnsi="Times New Roman" w:cs="Times New Roman"/>
+        </w:rPr>
+      </w:pPr>
+      <w:r>
+        <w:rPr>
+          <w:rFonts w:ascii="Times New Roman" w:eastAsia="標楷體" w:hAnsi="Times New Roman" w:cs="Times New Roman"/>
+        </w:rPr>
+        <w:tab/>
+      </w:r>
+      <w:r>
+        <w:rPr>
+          <w:rFonts w:ascii="Times New Roman" w:eastAsia="標楷體" w:hAnsi="Times New Roman" w:cs="Times New Roman"/>
+        </w:rPr>
+        <w:t>停車場選擇本質上是一種多方案離散決策問題，個體會在距離、可停車性與步行成本等因素間進行權衡。</w:t>
+      </w:r>
+      <w:r>
+        <w:rPr>
+          <w:rFonts w:ascii="Times New Roman" w:eastAsia="標楷體" w:hAnsi="Times New Roman" w:cs="Times New Roman"/>
+        </w:rPr>
+        <w:t xml:space="preserve">Huff [12] </w:t>
+      </w:r>
+      <w:r>
+        <w:rPr>
+          <w:rFonts w:ascii="Times New Roman" w:eastAsia="標楷體" w:hAnsi="Times New Roman" w:cs="Times New Roman"/>
+        </w:rPr>
+        <w:t>提出的機率引力模型指出，個體選擇某設施的機率由設施吸引力與距離阻抗共同決定，並可正規化為機率分布；此框架廣泛應用於空間需求分配，與本研究以距離衰減加容量加權計算停車場選擇機率的機制在數學結構上等價。</w:t>
+      </w:r>
+      <w:r>
+        <w:rPr>
+          <w:rFonts w:ascii="Times New Roman" w:eastAsia="標楷體" w:hAnsi="Times New Roman" w:cs="Times New Roman"/>
+        </w:rPr>
+        <w:t xml:space="preserve">McFadden [13] </w:t>
+      </w:r>
+      <w:r>
+        <w:rPr>
+          <w:rFonts w:ascii="Times New Roman" w:eastAsia="標楷體" w:hAnsi="Times New Roman" w:cs="Times New Roman"/>
+        </w:rPr>
+        <w:t>提出的</w:t>
+      </w:r>
+      <w:r>
+        <w:rPr>
+          <w:rFonts w:ascii="Times New Roman" w:eastAsia="標楷體" w:hAnsi="Times New Roman" w:cs="Times New Roman"/>
+        </w:rPr>
+        <w:t xml:space="preserve"> Conditional Logit </w:t>
+      </w:r>
+      <w:r>
+        <w:rPr>
+          <w:rFonts w:ascii="Times New Roman" w:eastAsia="標楷體" w:hAnsi="Times New Roman" w:cs="Times New Roman"/>
+        </w:rPr>
+        <w:t>模型以隨機效用最大化（</w:t>
+      </w:r>
+      <w:r>
+        <w:rPr>
+          <w:rFonts w:ascii="Times New Roman" w:eastAsia="標楷體" w:hAnsi="Times New Roman" w:cs="Times New Roman"/>
+        </w:rPr>
+        <w:t>RUM</w:t>
+      </w:r>
+      <w:r>
+        <w:rPr>
+          <w:rFonts w:ascii="Times New Roman" w:eastAsia="標楷體" w:hAnsi="Times New Roman" w:cs="Times New Roman"/>
+        </w:rPr>
+        <w:t>）為基礎，將多方案選擇寫成效用差異的</w:t>
+      </w:r>
+      <w:r>
+        <w:rPr>
+          <w:rFonts w:ascii="Times New Roman" w:eastAsia="標楷體" w:hAnsi="Times New Roman" w:cs="Times New Roman"/>
+        </w:rPr>
+        <w:t xml:space="preserve"> softmax </w:t>
+      </w:r>
+      <w:r>
+        <w:rPr>
+          <w:rFonts w:ascii="Times New Roman" w:eastAsia="標楷體" w:hAnsi="Times New Roman" w:cs="Times New Roman"/>
+        </w:rPr>
+        <w:t>形式，已廣泛應用於運具選擇、路徑選擇與停車選擇等問題，並揭示</w:t>
+      </w:r>
+      <w:r>
+        <w:rPr>
+          <w:rFonts w:ascii="Times New Roman" w:eastAsia="標楷體" w:hAnsi="Times New Roman" w:cs="Times New Roman"/>
+        </w:rPr>
+        <w:t xml:space="preserve"> Huff </w:t>
+      </w:r>
+      <w:r>
+        <w:rPr>
+          <w:rFonts w:ascii="Times New Roman" w:eastAsia="標楷體" w:hAnsi="Times New Roman" w:cs="Times New Roman"/>
+        </w:rPr>
+        <w:t>模型可視為其特例。</w:t>
+      </w:r>
+    </w:p>
+    <w:p>
+      <w:pPr>
+        <w:pStyle w:val="Web"/>
+        <w:spacing w:before="0" w:beforeAutospacing="0" w:after="0" w:afterAutospacing="0"/>
+        <w:ind w:firstLine="480"/>
+        <w:rPr>
+          <w:rFonts w:ascii="Times New Roman" w:eastAsia="標楷體" w:hAnsi="Times New Roman" w:cs="Times New Roman"/>
+        </w:rPr>
+      </w:pPr>
+      <w:r>
+        <w:rPr>
+          <w:rFonts w:ascii="Times New Roman" w:eastAsia="標楷體" w:hAnsi="Times New Roman" w:cs="Times New Roman"/>
+        </w:rPr>
+        <w:t xml:space="preserve">Ortúzar </w:t>
+      </w:r>
+      <w:r>
+        <w:rPr>
+          <w:rFonts w:ascii="Times New Roman" w:eastAsia="標楷體" w:hAnsi="Times New Roman" w:cs="Times New Roman"/>
+        </w:rPr>
+        <w:t>與</w:t>
+      </w:r>
+      <w:r>
+        <w:rPr>
+          <w:rFonts w:ascii="Times New Roman" w:eastAsia="標楷體" w:hAnsi="Times New Roman" w:cs="Times New Roman"/>
+        </w:rPr>
+        <w:t xml:space="preserve"> Willumsen [8] </w:t>
+      </w:r>
+      <w:r>
+        <w:rPr>
+          <w:rFonts w:ascii="Times New Roman" w:eastAsia="標楷體" w:hAnsi="Times New Roman" w:cs="Times New Roman"/>
+        </w:rPr>
+        <w:t>指出，交通決策可視為對旅行時間、金錢成本與舒適度等多元屬性進行效用比較的結果。本研究的停車推薦評分機制即依此精神，綜合可停車機率、步行時間、繞路時間與駕車時間等多項成本對候選停車場進行加權排序，在離散選擇理論框架下完成最終推薦。</w:t>
+      </w:r>
+    </w:p>
+    <w:p>
+      <w:pPr>
+        <w:pStyle w:val="Web"/>
+        <w:spacing w:before="0" w:beforeAutospacing="0" w:after="0" w:afterAutospacing="0"/>
+        <w:rPr>
+          <w:rFonts w:ascii="Times New Roman" w:eastAsia="標楷體" w:hAnsi="Times New Roman" w:cs="Times New Roman"/>
+          <w:b/>
+          <w:bCs/>
+        </w:rPr>
+      </w:pPr>
+    </w:p>
+    <w:p>
+      <w:pPr>
+        <w:pStyle w:val="Web"/>
+        <w:spacing w:before="0" w:beforeAutospacing="0" w:after="0" w:afterAutospacing="0"/>
+        <w:rPr>
+          <w:rFonts w:ascii="Times New Roman" w:eastAsia="標楷體" w:hAnsi="Times New Roman" w:cs="Times New Roman"/>
+          <w:b/>
+          <w:bCs/>
+        </w:rPr>
+      </w:pPr>
+      <w:r>
+        <w:rPr>
+          <w:rFonts w:ascii="Times New Roman" w:eastAsia="標楷體" w:hAnsi="Times New Roman" w:cs="Times New Roman"/>
+          <w:b/>
+          <w:bCs/>
+        </w:rPr>
+        <w:t>2.6</w:t>
+      </w:r>
+      <w:r>
+        <w:rPr>
+          <w:rFonts w:ascii="Times New Roman" w:eastAsia="標楷體" w:hAnsi="Times New Roman" w:cs="Times New Roman"/>
+          <w:b/>
+          <w:bCs/>
+        </w:rPr>
+        <w:t xml:space="preserve"> </w:t>
+      </w:r>
+      <w:r>
+        <w:rPr>
+          <w:rFonts w:ascii="Times New Roman" w:eastAsia="標楷體" w:hAnsi="Times New Roman" w:cs="Times New Roman"/>
+          <w:b/>
+          <w:bCs/>
+        </w:rPr>
+        <w:t>路徑規劃工具與開放地理資料</w:t>
+      </w:r>
+    </w:p>
+    <w:p>
+      <w:pPr>
+        <w:pStyle w:val="Web"/>
+        <w:spacing w:before="0" w:beforeAutospacing="0" w:after="0" w:afterAutospacing="0"/>
         <w:rPr>
           <w:rFonts w:ascii="Times New Roman" w:eastAsia="標楷體" w:hAnsi="Times New Roman" w:cs="Times New Roman"/>
           <w:color w:val="000000" w:themeColor="text1"/>
           <w:sz w:val="32"/>
-          <w:szCs w:val="24"/>
-        </w:rPr>
-      </w:pPr>
+        </w:rPr>
+      </w:pPr>
+      <w:r>
+        <w:rPr>
+          <w:rFonts w:ascii="Times New Roman" w:eastAsia="標楷體" w:hAnsi="Times New Roman" w:cs="Times New Roman"/>
+          <w:b/>
+          <w:bCs/>
+        </w:rPr>
+        <w:lastRenderedPageBreak/>
+        <w:tab/>
+      </w:r>
+      <w:r>
+        <w:rPr>
+          <w:rFonts w:ascii="Times New Roman" w:eastAsia="標楷體" w:hAnsi="Times New Roman" w:cs="Times New Roman"/>
+        </w:rPr>
+        <w:t>在停車場地理資料方面，</w:t>
+      </w:r>
+      <w:r>
+        <w:rPr>
+          <w:rFonts w:ascii="Times New Roman" w:eastAsia="標楷體" w:hAnsi="Times New Roman" w:cs="Times New Roman"/>
+        </w:rPr>
+        <w:t>OpenStreetMap</w:t>
+      </w:r>
+      <w:r>
+        <w:rPr>
+          <w:rFonts w:ascii="Times New Roman" w:eastAsia="標楷體" w:hAnsi="Times New Roman" w:cs="Times New Roman"/>
+        </w:rPr>
+        <w:t>（</w:t>
+      </w:r>
+      <w:r>
+        <w:rPr>
+          <w:rFonts w:ascii="Times New Roman" w:eastAsia="標楷體" w:hAnsi="Times New Roman" w:cs="Times New Roman"/>
+        </w:rPr>
+        <w:t>OSM</w:t>
+      </w:r>
+      <w:r>
+        <w:rPr>
+          <w:rFonts w:ascii="Times New Roman" w:eastAsia="標楷體" w:hAnsi="Times New Roman" w:cs="Times New Roman"/>
+        </w:rPr>
+        <w:t>）</w:t>
+      </w:r>
+      <w:r>
+        <w:rPr>
+          <w:rFonts w:ascii="Times New Roman" w:eastAsia="標楷體" w:hAnsi="Times New Roman" w:cs="Times New Roman"/>
+        </w:rPr>
+        <w:t xml:space="preserve">[16] </w:t>
+      </w:r>
+      <w:r>
+        <w:rPr>
+          <w:rFonts w:ascii="Times New Roman" w:eastAsia="標楷體" w:hAnsi="Times New Roman" w:cs="Times New Roman"/>
+        </w:rPr>
+        <w:t>是目前最廣泛使用的開放式地理資料平台，由全球社群共同維護，涵蓋道路、設施與停車場</w:t>
+      </w:r>
+      <w:r>
+        <w:rPr>
+          <w:rFonts w:ascii="Times New Roman" w:eastAsia="標楷體" w:hAnsi="Times New Roman" w:cs="Times New Roman"/>
+        </w:rPr>
+        <w:t xml:space="preserve"> POI </w:t>
+      </w:r>
+      <w:r>
+        <w:rPr>
+          <w:rFonts w:ascii="Times New Roman" w:eastAsia="標楷體" w:hAnsi="Times New Roman" w:cs="Times New Roman"/>
+        </w:rPr>
+        <w:t>等豐富地理資訊。本研究以</w:t>
+      </w:r>
+      <w:r>
+        <w:rPr>
+          <w:rFonts w:ascii="Times New Roman" w:eastAsia="標楷體" w:hAnsi="Times New Roman" w:cs="Times New Roman"/>
+        </w:rPr>
+        <w:t xml:space="preserve"> OSM </w:t>
+      </w:r>
+      <w:r>
+        <w:rPr>
+          <w:rFonts w:ascii="Times New Roman" w:eastAsia="標楷體" w:hAnsi="Times New Roman" w:cs="Times New Roman"/>
+        </w:rPr>
+        <w:t>的</w:t>
+      </w:r>
+      <w:r>
+        <w:rPr>
+          <w:rFonts w:ascii="Times New Roman" w:eastAsia="標楷體" w:hAnsi="Times New Roman" w:cs="Times New Roman"/>
+        </w:rPr>
+        <w:t xml:space="preserve"> amenity=parking </w:t>
+      </w:r>
+      <w:r>
+        <w:rPr>
+          <w:rFonts w:ascii="Times New Roman" w:eastAsia="標楷體" w:hAnsi="Times New Roman" w:cs="Times New Roman"/>
+        </w:rPr>
+        <w:t>標記取得停車場位置、類型與容量屬性，並透過多點錨點線性回歸模型將</w:t>
+      </w:r>
+      <w:r>
+        <w:rPr>
+          <w:rFonts w:ascii="Times New Roman" w:eastAsia="標楷體" w:hAnsi="Times New Roman" w:cs="Times New Roman"/>
+        </w:rPr>
+        <w:t xml:space="preserve"> OSM </w:t>
+      </w:r>
+      <w:r>
+        <w:rPr>
+          <w:rFonts w:ascii="Times New Roman" w:eastAsia="標楷體" w:hAnsi="Times New Roman" w:cs="Times New Roman"/>
+        </w:rPr>
+        <w:t>經緯度座標轉換至人流資料的格網座標系統，再以</w:t>
+      </w:r>
+      <w:r>
+        <w:rPr>
+          <w:rFonts w:ascii="Times New Roman" w:eastAsia="標楷體" w:hAnsi="Times New Roman" w:cs="Times New Roman"/>
+        </w:rPr>
+        <w:t xml:space="preserve"> Haversine </w:t>
+      </w:r>
+      <w:r>
+        <w:rPr>
+          <w:rFonts w:ascii="Times New Roman" w:eastAsia="標楷體" w:hAnsi="Times New Roman" w:cs="Times New Roman"/>
+        </w:rPr>
+        <w:t>球面距離公式估算各格網邊長，供停車場搜尋範圍設定使用。在路線規劃方面，本研究呼叫</w:t>
+      </w:r>
+      <w:r>
+        <w:rPr>
+          <w:rFonts w:ascii="Times New Roman" w:eastAsia="標楷體" w:hAnsi="Times New Roman" w:cs="Times New Roman"/>
+        </w:rPr>
+        <w:t xml:space="preserve"> Google Directions API [17] </w:t>
+      </w:r>
+      <w:r>
+        <w:rPr>
+          <w:rFonts w:ascii="Times New Roman" w:eastAsia="標楷體" w:hAnsi="Times New Roman" w:cs="Times New Roman"/>
+        </w:rPr>
+        <w:t>分別取得出發地至停車場的駕車路徑，以及停車場至目的地的步行路徑，並以各段行駛時間作為停車推薦評分的成本輸入，實現從預測結果至實際導航建議的完整應用閉環。</w:t>
+      </w:r>
       <w:r>
         <w:rPr>
           <w:rFonts w:ascii="Times New Roman" w:eastAsia="標楷體" w:hAnsi="Times New Roman" w:cs="Times New Roman"/>
           <w:color w:val="000000" w:themeColor="text1"/>
           <w:sz w:val="32"/>
-          <w:szCs w:val="24"/>
         </w:rPr>
         <w:br w:type="page"/>
       </w:r>
@@ -11357,9 +12550,9 @@
           <w:szCs w:val="24"/>
         </w:rPr>
       </w:pPr>
-      <w:bookmarkStart w:id="13" w:name="_Toc8715274"/>
-      <w:bookmarkStart w:id="14" w:name="_Toc9762039"/>
-      <w:bookmarkStart w:id="15" w:name="_Toc58540896"/>
+      <w:bookmarkStart w:id="14" w:name="_Toc8715274"/>
+      <w:bookmarkStart w:id="15" w:name="_Toc9762039"/>
+      <w:bookmarkStart w:id="16" w:name="_Toc58540896"/>
       <w:r>
         <w:rPr>
           <w:rFonts w:ascii="Times New Roman" w:eastAsia="標楷體" w:hAnsi="Times New Roman" w:cs="Times New Roman"/>
@@ -11391,9 +12584,9 @@
         </w:rPr>
         <w:t>資料集</w:t>
       </w:r>
-      <w:bookmarkEnd w:id="13"/>
       <w:bookmarkEnd w:id="14"/>
       <w:bookmarkEnd w:id="15"/>
+      <w:bookmarkEnd w:id="16"/>
     </w:p>
     <w:p>
       <w:pPr>
@@ -11417,7 +12610,7 @@
           <w:szCs w:val="24"/>
         </w:rPr>
       </w:pPr>
-      <w:bookmarkStart w:id="16" w:name="_Toc8715275"/>
+      <w:bookmarkStart w:id="17" w:name="_Toc8715275"/>
       <w:r>
         <w:rPr>
           <w:rFonts w:ascii="Times New Roman" w:eastAsia="標楷體" w:hAnsi="Times New Roman" w:cs="Times New Roman"/>
@@ -11479,7 +12672,21 @@
           <w:rFonts w:ascii="Times New Roman" w:eastAsia="標楷體" w:hAnsi="Times New Roman" w:cs="Times New Roman"/>
           <w:szCs w:val="24"/>
         </w:rPr>
-        <w:t>而該資料集是紀錄每位使用者在空間隔網中的移動情形，透過多位使用者的資料結合得出城市中的人流動態分布的特性</w:t>
+        <w:t>而該資料集是</w:t>
+      </w:r>
+      <w:r>
+        <w:rPr>
+          <w:rFonts w:ascii="Times New Roman" w:eastAsia="標楷體" w:hAnsi="Times New Roman" w:cs="Times New Roman" w:hint="eastAsia"/>
+          <w:szCs w:val="24"/>
+        </w:rPr>
+        <w:t>使用手機訊號</w:t>
+      </w:r>
+      <w:r>
+        <w:rPr>
+          <w:rFonts w:ascii="Times New Roman" w:eastAsia="標楷體" w:hAnsi="Times New Roman" w:cs="Times New Roman"/>
+          <w:szCs w:val="24"/>
+        </w:rPr>
+        <w:t>紀錄每位使用者在空間隔網中的移動情形，透過多位使用者的資料結合得出城市中的人流動態分布的特性</w:t>
       </w:r>
       <w:r>
         <w:rPr>
@@ -11514,8 +12721,8 @@
           <w:szCs w:val="24"/>
         </w:rPr>
       </w:pPr>
-      <w:bookmarkStart w:id="17" w:name="_Toc58540897"/>
-      <w:bookmarkEnd w:id="16"/>
+      <w:bookmarkStart w:id="18" w:name="_Toc58540897"/>
+      <w:bookmarkEnd w:id="17"/>
       <w:r>
         <w:rPr>
           <w:rFonts w:ascii="Times New Roman" w:eastAsia="標楷體" w:hAnsi="Times New Roman" w:cs="Times New Roman"/>
@@ -11540,7 +12747,7 @@
         </w:rPr>
         <w:t>資料介紹</w:t>
       </w:r>
-      <w:bookmarkEnd w:id="17"/>
+      <w:bookmarkEnd w:id="18"/>
     </w:p>
     <w:p>
       <w:pPr>
@@ -12866,7 +14073,7 @@
           <w:szCs w:val="24"/>
         </w:rPr>
       </w:pPr>
-      <w:bookmarkStart w:id="18" w:name="_Toc58540898"/>
+      <w:bookmarkStart w:id="19" w:name="_Toc58540898"/>
       <w:r>
         <w:rPr>
           <w:rFonts w:ascii="Times New Roman" w:eastAsia="標楷體" w:hAnsi="Times New Roman" w:cs="Times New Roman"/>
@@ -12892,7 +14099,7 @@
         </w:rPr>
         <w:t>資料介紹</w:t>
       </w:r>
-      <w:bookmarkEnd w:id="18"/>
+      <w:bookmarkEnd w:id="19"/>
     </w:p>
     <w:p>
       <w:pPr>
@@ -12904,8 +14111,8 @@
           <w:szCs w:val="24"/>
         </w:rPr>
       </w:pPr>
-      <w:bookmarkStart w:id="19" w:name="_Toc9762042"/>
-      <w:bookmarkStart w:id="20" w:name="_Toc8715277"/>
+      <w:bookmarkStart w:id="20" w:name="_Toc9762042"/>
+      <w:bookmarkStart w:id="21" w:name="_Toc8715277"/>
       <w:r>
         <w:rPr>
           <w:rFonts w:ascii="Times New Roman" w:eastAsia="標楷體" w:hAnsi="Times New Roman" w:cs="Times New Roman"/>
@@ -13985,7 +15192,7 @@
           <w:szCs w:val="24"/>
         </w:rPr>
       </w:pPr>
-      <w:bookmarkStart w:id="21" w:name="_Toc58540899"/>
+      <w:bookmarkStart w:id="22" w:name="_Toc58540899"/>
       <w:r>
         <w:rPr>
           <w:rFonts w:ascii="Times New Roman" w:eastAsia="標楷體" w:hAnsi="Times New Roman" w:cs="Times New Roman"/>
@@ -14003,10 +15210,10 @@
         </w:rPr>
         <w:t>資料集造成的研究限制</w:t>
       </w:r>
-      <w:bookmarkEnd w:id="19"/>
-      <w:bookmarkEnd w:id="21"/>
+      <w:bookmarkEnd w:id="20"/>
+      <w:bookmarkEnd w:id="22"/>
     </w:p>
-    <w:bookmarkEnd w:id="20"/>
+    <w:bookmarkEnd w:id="21"/>
     <w:p>
       <w:pPr>
         <w:overflowPunct w:val="0"/>
@@ -14122,7 +15329,7 @@
           <w:szCs w:val="24"/>
         </w:rPr>
       </w:pPr>
-      <w:bookmarkStart w:id="22" w:name="_Toc58540900"/>
+      <w:bookmarkStart w:id="23" w:name="_Toc58540900"/>
       <w:r>
         <w:rPr>
           <w:rFonts w:ascii="Times New Roman" w:eastAsia="標楷體" w:hAnsi="Times New Roman" w:cs="Times New Roman"/>
@@ -14139,7 +15346,7 @@
         </w:rPr>
         <w:t>資料集的特性觀察與說明</w:t>
       </w:r>
-      <w:bookmarkEnd w:id="22"/>
+      <w:bookmarkEnd w:id="23"/>
     </w:p>
     <w:p>
       <w:pPr>
@@ -16349,7 +17556,7 @@
         </w:rPr>
         <w:br w:type="page"/>
       </w:r>
-      <w:bookmarkStart w:id="23" w:name="_Toc58540901"/>
+      <w:bookmarkStart w:id="24" w:name="_Toc58540901"/>
       <w:r>
         <w:rPr>
           <w:rFonts w:ascii="Times New Roman" w:eastAsia="標楷體" w:hAnsi="Times New Roman" w:cs="Times New Roman"/>
@@ -16375,8 +17582,8 @@
         </w:rPr>
         <w:t>研究方法</w:t>
       </w:r>
-      <w:bookmarkStart w:id="24" w:name="_Toc9762046"/>
-      <w:bookmarkEnd w:id="23"/>
+      <w:bookmarkStart w:id="25" w:name="_Toc9762046"/>
+      <w:bookmarkEnd w:id="24"/>
     </w:p>
     <w:p>
       <w:pPr>
@@ -16387,7 +17594,7 @@
           <w:szCs w:val="24"/>
         </w:rPr>
       </w:pPr>
-      <w:bookmarkStart w:id="25" w:name="_Toc58540902"/>
+      <w:bookmarkStart w:id="26" w:name="_Toc58540902"/>
       <w:r>
         <w:rPr>
           <w:rFonts w:ascii="Times New Roman" w:eastAsia="標楷體" w:hAnsi="Times New Roman" w:cs="Times New Roman"/>
@@ -16412,9 +17619,9 @@
         </w:rPr>
         <w:t>流程</w:t>
       </w:r>
-      <w:bookmarkStart w:id="26" w:name="_Toc58540903"/>
-      <w:bookmarkEnd w:id="24"/>
+      <w:bookmarkStart w:id="27" w:name="_Toc58540903"/>
       <w:bookmarkEnd w:id="25"/>
+      <w:bookmarkEnd w:id="26"/>
     </w:p>
     <w:p>
       <w:pPr>
@@ -16735,7 +17942,7 @@
         </w:rPr>
         <w:t>人流資料</w:t>
       </w:r>
-      <w:bookmarkEnd w:id="26"/>
+      <w:bookmarkEnd w:id="27"/>
       <w:r>
         <w:rPr>
           <w:rFonts w:ascii="Times New Roman" w:eastAsia="標楷體" w:hAnsi="Times New Roman" w:cs="Times New Roman"/>
@@ -17772,7 +18979,7 @@
           <w:szCs w:val="24"/>
         </w:rPr>
       </w:pPr>
-      <w:bookmarkStart w:id="27" w:name="_Toc58540904"/>
+      <w:bookmarkStart w:id="28" w:name="_Toc58540904"/>
       <w:r>
         <w:rPr>
           <w:rFonts w:ascii="Times New Roman" w:eastAsia="標楷體" w:hAnsi="Times New Roman" w:cs="Times New Roman"/>
@@ -17781,7 +18988,7 @@
         </w:rPr>
         <w:t>4.3</w:t>
       </w:r>
-      <w:bookmarkEnd w:id="27"/>
+      <w:bookmarkEnd w:id="28"/>
       <w:r>
         <w:rPr>
           <w:rFonts w:ascii="Times New Roman" w:eastAsia="標楷體" w:hAnsi="Times New Roman" w:cs="Times New Roman"/>
@@ -17931,7 +19138,7 @@
           <w:i/>
         </w:rPr>
       </w:pPr>
-      <w:bookmarkStart w:id="28" w:name="_Toc58540908"/>
+      <w:bookmarkStart w:id="29" w:name="_Toc58540908"/>
       <m:oMath>
         <m:r>
           <w:rPr>
@@ -18608,7 +19815,7 @@
         </w:rPr>
         <w:t>4.4</w:t>
       </w:r>
-      <w:bookmarkEnd w:id="28"/>
+      <w:bookmarkEnd w:id="29"/>
       <w:r>
         <w:rPr>
           <w:rFonts w:ascii="Times New Roman" w:eastAsia="標楷體" w:hAnsi="Times New Roman" w:cs="Times New Roman"/>
@@ -18750,14 +19957,7 @@
             <w:rFonts w:ascii="Cambria Math" w:eastAsia="Cambria Math" w:hAnsi="Cambria Math" w:cs="Times New Roman"/>
             <w:kern w:val="0"/>
           </w:rPr>
-          <m:t>g</m:t>
-        </m:r>
-        <m:r>
-          <w:rPr>
-            <w:rFonts w:ascii="Cambria Math" w:eastAsia="Cambria Math" w:hAnsi="Cambria Math" w:cs="Times New Roman"/>
-            <w:kern w:val="0"/>
-          </w:rPr>
-          <m:t xml:space="preserve"> </m:t>
+          <m:t xml:space="preserve">g </m:t>
         </m:r>
       </m:oMath>
       <w:r>
@@ -19065,13 +20265,7 @@
         <w:rPr>
           <w:rFonts w:ascii="Times New Roman" w:eastAsia="標楷體" w:hAnsi="Times New Roman" w:cs="Times New Roman"/>
         </w:rPr>
-        <w:t>98</w:t>
-      </w:r>
-      <w:r>
-        <w:rPr>
-          <w:rFonts w:ascii="Times New Roman" w:eastAsia="標楷體" w:hAnsi="Times New Roman" w:cs="Times New Roman"/>
-        </w:rPr>
-        <w:t>%</w:t>
+        <w:t>98%</w:t>
       </w:r>
       <w:r>
         <w:rPr>
@@ -19135,7 +20329,7 @@
         <w:spacing w:line="276" w:lineRule="auto"/>
         <w:jc w:val="right"/>
         <w:rPr>
-          <w:rFonts w:ascii="Times New Roman" w:eastAsia="標楷體" w:hAnsi="Times New Roman" w:cs="Times New Roman" w:hint="eastAsia"/>
+          <w:rFonts w:ascii="Times New Roman" w:eastAsia="標楷體" w:hAnsi="Times New Roman" w:cs="Times New Roman"/>
           <w:kern w:val="0"/>
         </w:rPr>
       </w:pPr>
@@ -19235,21 +20429,7 @@
                 <w:rFonts w:ascii="Cambria Math" w:eastAsia="Cambria Math" w:hAnsi="Cambria Math" w:cs="Times New Roman"/>
                 <w:kern w:val="0"/>
               </w:rPr>
-              <m:t xml:space="preserve"> </m:t>
-            </m:r>
-            <m:r>
-              <w:rPr>
-                <w:rFonts w:ascii="Cambria Math" w:eastAsia="Cambria Math" w:hAnsi="Cambria Math" w:cs="Times New Roman"/>
-                <w:kern w:val="0"/>
-              </w:rPr>
-              <m:t>-</m:t>
-            </m:r>
-            <m:r>
-              <w:rPr>
-                <w:rFonts w:ascii="Cambria Math" w:eastAsia="Cambria Math" w:hAnsi="Cambria Math" w:cs="Times New Roman"/>
-                <w:kern w:val="0"/>
-              </w:rPr>
-              <m:t xml:space="preserve"> </m:t>
+              <m:t xml:space="preserve"> - </m:t>
             </m:r>
             <m:sSub>
               <m:sSubPr>
@@ -19557,14 +20737,7 @@
             <w:rFonts w:ascii="Cambria Math" w:eastAsia="Cambria Math" w:hAnsi="Cambria Math" w:cs="Times New Roman"/>
             <w:kern w:val="0"/>
           </w:rPr>
-          <m:t>g</m:t>
-        </m:r>
-        <m:r>
-          <w:rPr>
-            <w:rFonts w:ascii="Cambria Math" w:eastAsia="Cambria Math" w:hAnsi="Cambria Math" w:cs="Times New Roman"/>
-            <w:kern w:val="0"/>
-          </w:rPr>
-          <m:t xml:space="preserve"> </m:t>
+          <m:t xml:space="preserve">g </m:t>
         </m:r>
       </m:oMath>
       <w:r>
@@ -19798,13 +20971,7 @@
           <w:rPr>
             <w:rFonts w:ascii="Cambria Math" w:eastAsia="標楷體" w:hAnsi="Cambria Math" w:cs="Times New Roman"/>
           </w:rPr>
-          <m:t>γ</m:t>
-        </m:r>
-        <m:r>
-          <w:rPr>
-            <w:rFonts w:ascii="Cambria Math" w:eastAsia="標楷體" w:hAnsi="Cambria Math" w:cs="Times New Roman"/>
-          </w:rPr>
-          <m:t xml:space="preserve"> </m:t>
+          <m:t xml:space="preserve">γ </m:t>
         </m:r>
       </m:oMath>
       <w:r>
@@ -19882,13 +21049,7 @@
               <w:rPr>
                 <w:rFonts w:ascii="Cambria Math" w:eastAsia="標楷體" w:hAnsi="Cambria Math" w:cs="Times New Roman"/>
               </w:rPr>
-              <m:t>su</m:t>
-            </m:r>
-            <m:r>
-              <w:rPr>
-                <w:rFonts w:ascii="Cambria Math" w:eastAsia="標楷體" w:hAnsi="Cambria Math" w:cs="Times New Roman"/>
-              </w:rPr>
-              <m:t>b</m:t>
+              <m:t>sub</m:t>
             </m:r>
           </m:e>
           <m:sub>
@@ -19905,14 +21066,7 @@
             <w:rFonts w:ascii="Cambria Math" w:eastAsia="Cambria Math" w:hAnsi="Cambria Math" w:cs="Times New Roman"/>
             <w:kern w:val="0"/>
           </w:rPr>
-          <m:t>=</m:t>
-        </m:r>
-        <m:r>
-          <w:rPr>
-            <w:rFonts w:ascii="Cambria Math" w:eastAsia="Cambria Math" w:hAnsi="Cambria Math" w:cs="Times New Roman"/>
-            <w:kern w:val="0"/>
-          </w:rPr>
-          <m:t>1-</m:t>
+          <m:t>=1-</m:t>
         </m:r>
       </m:oMath>
       <w:r>
@@ -20261,14 +21415,7 @@
           <w:rFonts w:ascii="Times New Roman" w:eastAsia="標楷體" w:hAnsi="Times New Roman" w:cs="Times New Roman" w:hint="eastAsia"/>
           <w:kern w:val="0"/>
         </w:rPr>
-        <w:t>，</w:t>
-      </w:r>
-      <w:r>
-        <w:rPr>
-          <w:rFonts w:ascii="Times New Roman" w:eastAsia="標楷體" w:hAnsi="Times New Roman" w:cs="Times New Roman" w:hint="eastAsia"/>
-          <w:kern w:val="0"/>
-        </w:rPr>
-        <w:t>表示</w:t>
+        <w:t>，表示</w:t>
       </w:r>
       <w:r>
         <w:rPr>
@@ -20484,14 +21631,7 @@
           <w:rFonts w:ascii="Times New Roman" w:eastAsia="標楷體" w:hAnsi="Times New Roman" w:cs="Times New Roman" w:hint="eastAsia"/>
           <w:kern w:val="0"/>
         </w:rPr>
-        <w:t>的</w:t>
-      </w:r>
-      <w:r>
-        <w:rPr>
-          <w:rFonts w:ascii="Times New Roman" w:eastAsia="標楷體" w:hAnsi="Times New Roman" w:cs="Times New Roman" w:hint="eastAsia"/>
-          <w:kern w:val="0"/>
-        </w:rPr>
-        <w:t>旗標</w:t>
+        <w:t>的旗標</w:t>
       </w:r>
       <w:r>
         <w:rPr>
@@ -21397,31 +22537,24 @@
         <w:spacing w:line="276" w:lineRule="auto"/>
         <w:ind w:firstLine="480"/>
         <w:rPr>
+          <w:rFonts w:ascii="Times New Roman" w:eastAsia="標楷體" w:hAnsi="Times New Roman" w:cs="Times New Roman"/>
+          <w:iCs/>
+          <w:kern w:val="0"/>
+        </w:rPr>
+      </w:pPr>
+      <w:r>
+        <w:rPr>
           <w:rFonts w:ascii="Times New Roman" w:eastAsia="標楷體" w:hAnsi="Times New Roman" w:cs="Times New Roman" w:hint="eastAsia"/>
-          <w:iCs/>
-          <w:kern w:val="0"/>
-        </w:rPr>
-      </w:pPr>
+          <w:kern w:val="0"/>
+        </w:rPr>
+        <w:t>綜合以上三種變因，</w:t>
+      </w:r>
       <w:r>
         <w:rPr>
           <w:rFonts w:ascii="Times New Roman" w:eastAsia="標楷體" w:hAnsi="Times New Roman" w:cs="Times New Roman" w:hint="eastAsia"/>
           <w:kern w:val="0"/>
         </w:rPr>
-        <w:t>綜合以上三種變因，</w:t>
-      </w:r>
-      <w:r>
-        <w:rPr>
-          <w:rFonts w:ascii="Times New Roman" w:eastAsia="標楷體" w:hAnsi="Times New Roman" w:cs="Times New Roman" w:hint="eastAsia"/>
-          <w:kern w:val="0"/>
-        </w:rPr>
-        <w:t>對於每個</w:t>
-      </w:r>
-      <w:r>
-        <w:rPr>
-          <w:rFonts w:ascii="Times New Roman" w:eastAsia="標楷體" w:hAnsi="Times New Roman" w:cs="Times New Roman" w:hint="eastAsia"/>
-          <w:kern w:val="0"/>
-        </w:rPr>
-        <w:t>格網</w:t>
+        <w:t>對於每個格網</w:t>
       </w:r>
       <m:oMath>
         <m:r>
@@ -21436,14 +22569,7 @@
             <w:rFonts w:ascii="Cambria Math" w:eastAsia="Cambria Math" w:hAnsi="Cambria Math" w:cs="Times New Roman"/>
             <w:kern w:val="0"/>
           </w:rPr>
-          <m:t>g</m:t>
-        </m:r>
-        <m:r>
-          <w:rPr>
-            <w:rFonts w:ascii="Cambria Math" w:eastAsia="Cambria Math" w:hAnsi="Cambria Math" w:cs="Times New Roman"/>
-            <w:kern w:val="0"/>
-          </w:rPr>
-          <m:t xml:space="preserve"> </m:t>
+          <m:t xml:space="preserve">g </m:t>
         </m:r>
       </m:oMath>
       <w:r>
@@ -21459,21 +22585,7 @@
             <w:rFonts w:ascii="Cambria Math" w:eastAsia="標楷體" w:hAnsi="Cambria Math" w:cs="Times New Roman"/>
             <w:kern w:val="0"/>
           </w:rPr>
-          <m:t xml:space="preserve"> </m:t>
-        </m:r>
-        <m:r>
-          <w:rPr>
-            <w:rFonts w:ascii="Cambria Math" w:eastAsia="標楷體" w:hAnsi="Cambria Math" w:cs="Times New Roman"/>
-            <w:kern w:val="0"/>
-          </w:rPr>
-          <m:t>t</m:t>
-        </m:r>
-        <m:r>
-          <w:rPr>
-            <w:rFonts w:ascii="Cambria Math" w:eastAsia="標楷體" w:hAnsi="Cambria Math" w:cs="Times New Roman"/>
-            <w:kern w:val="0"/>
-          </w:rPr>
-          <m:t xml:space="preserve"> </m:t>
+          <m:t xml:space="preserve"> t </m:t>
         </m:r>
       </m:oMath>
       <w:r>
@@ -21587,14 +22699,7 @@
           <w:rFonts w:ascii="Times New Roman" w:eastAsia="標楷體" w:hAnsi="Times New Roman" w:cs="Times New Roman"/>
           <w:kern w:val="0"/>
         </w:rPr>
-        <w:t xml:space="preserve"> </w:t>
-      </w:r>
-      <w:r>
-        <w:rPr>
-          <w:rFonts w:ascii="Times New Roman" w:eastAsia="標楷體" w:hAnsi="Times New Roman" w:cs="Times New Roman"/>
-          <w:kern w:val="0"/>
-        </w:rPr>
-        <w:t>[</w:t>
+        <w:t xml:space="preserve"> [</w:t>
       </w:r>
       <m:oMath>
         <m:r>
@@ -21729,7 +22834,7 @@
         <w:ind w:leftChars="0"/>
         <w:jc w:val="right"/>
         <w:rPr>
-          <w:rFonts w:ascii="Times New Roman" w:eastAsia="標楷體" w:hAnsi="Times New Roman" w:cs="Times New Roman" w:hint="eastAsia"/>
+          <w:rFonts w:ascii="Times New Roman" w:eastAsia="標楷體" w:hAnsi="Times New Roman" w:cs="Times New Roman"/>
           <w:iCs/>
           <w:kern w:val="0"/>
         </w:rPr>
@@ -21769,14 +22874,7 @@
             <w:rFonts w:ascii="Cambria Math" w:eastAsia="標楷體" w:hAnsi="Cambria Math" w:cs="Times New Roman"/>
             <w:kern w:val="0"/>
           </w:rPr>
-          <m:t>=</m:t>
-        </m:r>
-        <m:r>
-          <w:rPr>
-            <w:rFonts w:ascii="Cambria Math" w:eastAsia="標楷體" w:hAnsi="Cambria Math" w:cs="Times New Roman"/>
-            <w:kern w:val="0"/>
-          </w:rPr>
-          <m:t>clip(</m:t>
+          <m:t>=clip(</m:t>
         </m:r>
         <m:sSub>
           <m:sSubPr>
@@ -22186,7 +23284,7 @@
         </w:rPr>
         <w:t>為每車平均載客數</w:t>
       </w:r>
-      <w:bookmarkStart w:id="29" w:name="_Toc58540909"/>
+      <w:bookmarkStart w:id="30" w:name="_Toc58540909"/>
       <w:r>
         <w:rPr>
           <w:rFonts w:ascii="Times New Roman" w:eastAsia="標楷體" w:hAnsi="Times New Roman" w:cs="Times New Roman"/>
@@ -22232,14 +23330,7 @@
             <w:rFonts w:ascii="Cambria Math" w:eastAsia="Cambria Math" w:hAnsi="Cambria Math" w:cs="Times New Roman"/>
             <w:kern w:val="0"/>
           </w:rPr>
-          <m:t>g</m:t>
-        </m:r>
-        <m:r>
-          <w:rPr>
-            <w:rFonts w:ascii="Cambria Math" w:eastAsia="Cambria Math" w:hAnsi="Cambria Math" w:cs="Times New Roman"/>
-            <w:kern w:val="0"/>
-          </w:rPr>
-          <m:t xml:space="preserve"> </m:t>
+          <m:t xml:space="preserve">g </m:t>
         </m:r>
       </m:oMath>
       <w:r>
@@ -22718,19 +23809,7 @@
         <w:rPr>
           <w:rFonts w:ascii="Times New Roman" w:eastAsia="標楷體" w:hAnsi="Times New Roman" w:cs="Times New Roman"/>
         </w:rPr>
-        <w:t>(</w:t>
-      </w:r>
-      <w:r>
-        <w:rPr>
-          <w:rFonts w:ascii="Times New Roman" w:eastAsia="標楷體" w:hAnsi="Times New Roman" w:cs="Times New Roman"/>
-        </w:rPr>
-        <w:t>11</w:t>
-      </w:r>
-      <w:r>
-        <w:rPr>
-          <w:rFonts w:ascii="Times New Roman" w:eastAsia="標楷體" w:hAnsi="Times New Roman" w:cs="Times New Roman"/>
-        </w:rPr>
-        <w:t>)</w:t>
+        <w:t>(11)</w:t>
       </w:r>
     </w:p>
     <w:p>
@@ -22924,19 +24003,7 @@
         <w:rPr>
           <w:rFonts w:ascii="Times New Roman" w:eastAsia="標楷體" w:hAnsi="Times New Roman" w:cs="Times New Roman"/>
         </w:rPr>
-        <w:t>(1</w:t>
-      </w:r>
-      <w:r>
-        <w:rPr>
-          <w:rFonts w:ascii="Times New Roman" w:eastAsia="標楷體" w:hAnsi="Times New Roman" w:cs="Times New Roman"/>
-        </w:rPr>
-        <w:t>2</w:t>
-      </w:r>
-      <w:r>
-        <w:rPr>
-          <w:rFonts w:ascii="Times New Roman" w:eastAsia="標楷體" w:hAnsi="Times New Roman" w:cs="Times New Roman"/>
-        </w:rPr>
-        <w:t>)</w:t>
+        <w:t>(12)</w:t>
       </w:r>
     </w:p>
     <w:p>
@@ -23110,19 +24177,7 @@
         <w:rPr>
           <w:rFonts w:ascii="Times New Roman" w:eastAsia="標楷體" w:hAnsi="Times New Roman" w:cs="Times New Roman"/>
         </w:rPr>
-        <w:t>(1</w:t>
-      </w:r>
-      <w:r>
-        <w:rPr>
-          <w:rFonts w:ascii="Times New Roman" w:eastAsia="標楷體" w:hAnsi="Times New Roman" w:cs="Times New Roman"/>
-        </w:rPr>
-        <w:t>3</w:t>
-      </w:r>
-      <w:r>
-        <w:rPr>
-          <w:rFonts w:ascii="Times New Roman" w:eastAsia="標楷體" w:hAnsi="Times New Roman" w:cs="Times New Roman"/>
-        </w:rPr>
-        <w:t>)</w:t>
+        <w:t>(13)</w:t>
       </w:r>
     </w:p>
     <w:p>
@@ -23305,7 +24360,7 @@
       <w:pPr>
         <w:pStyle w:val="Web"/>
         <w:rPr>
-          <w:rFonts w:ascii="標楷體" w:eastAsia="標楷體" w:hAnsi="標楷體" w:cs="Times New Roman" w:hint="eastAsia"/>
+          <w:rFonts w:ascii="標楷體" w:eastAsia="標楷體" w:hAnsi="標楷體" w:cs="Times New Roman"/>
         </w:rPr>
       </w:pPr>
       <w:r>
@@ -23399,13 +24454,7 @@
           <w:rPr>
             <w:rFonts w:ascii="Cambria Math" w:eastAsia="標楷體" w:hAnsi="Cambria Math" w:cs="Times New Roman"/>
           </w:rPr>
-          <m:t>g</m:t>
-        </m:r>
-        <m:r>
-          <w:rPr>
-            <w:rFonts w:ascii="Cambria Math" w:eastAsia="標楷體" w:hAnsi="Cambria Math" w:cs="Times New Roman"/>
-          </w:rPr>
-          <m:t xml:space="preserve"> </m:t>
+          <m:t xml:space="preserve">g </m:t>
         </m:r>
       </m:oMath>
       <w:r>
@@ -23444,7 +24493,7 @@
         <w:ind w:firstLineChars="200" w:firstLine="480"/>
         <w:jc w:val="right"/>
         <w:rPr>
-          <w:rFonts w:ascii="Times New Roman" w:eastAsia="標楷體" w:hAnsi="Times New Roman" w:cs="Times New Roman"/>
+          <w:rFonts w:ascii="Times New Roman" w:eastAsia="標楷體" w:hAnsi="Times New Roman" w:cs="Times New Roman" w:hint="eastAsia"/>
         </w:rPr>
       </w:pPr>
       <m:oMath>
@@ -23626,64 +24675,166 @@
         <w:rPr>
           <w:rFonts w:ascii="Times New Roman" w:eastAsia="標楷體" w:hAnsi="Times New Roman" w:cs="Times New Roman"/>
         </w:rPr>
-        <w:t>(1</w:t>
-      </w:r>
-      <w:r>
-        <w:rPr>
-          <w:rFonts w:ascii="Times New Roman" w:eastAsia="標楷體" w:hAnsi="Times New Roman" w:cs="Times New Roman"/>
-        </w:rPr>
-        <w:t>5</w:t>
-      </w:r>
-      <w:r>
-        <w:rPr>
-          <w:rFonts w:ascii="Times New Roman" w:eastAsia="標楷體" w:hAnsi="Times New Roman" w:cs="Times New Roman"/>
-        </w:rPr>
-        <w:t>)</w:t>
+        <w:t>(15)</w:t>
       </w:r>
     </w:p>
     <w:p>
       <w:pPr>
-        <w:pStyle w:val="font-claude-response-body"/>
-        <w:spacing w:before="0" w:beforeAutospacing="0" w:after="0" w:afterAutospacing="0" w:line="276" w:lineRule="auto"/>
-        <w:ind w:firstLineChars="200" w:firstLine="480"/>
-        <w:jc w:val="right"/>
-        <w:rPr>
-          <w:rFonts w:ascii="Times New Roman" w:eastAsia="標楷體" w:hAnsi="Times New Roman" w:cs="Times New Roman" w:hint="eastAsia"/>
-        </w:rPr>
-      </w:pPr>
+        <w:widowControl/>
+        <w:ind w:firstLine="480"/>
+        <w:rPr>
+          <w:rFonts w:ascii="Times New Roman" w:eastAsia="標楷體" w:hAnsi="Times New Roman" w:cs="Times New Roman"/>
+        </w:rPr>
+      </w:pPr>
+      <w:r>
+        <w:rPr>
+          <w:rFonts w:ascii="Times New Roman" w:eastAsia="標楷體" w:hAnsi="Times New Roman" w:cs="Times New Roman"/>
+        </w:rPr>
+        <w:t>接著，本研究建立分配矩陣</w:t>
+      </w:r>
+      <w:r>
+        <w:rPr>
+          <w:rFonts w:ascii="Times New Roman" w:eastAsia="標楷體" w:hAnsi="Times New Roman" w:cs="Times New Roman"/>
+        </w:rPr>
+        <w:t xml:space="preserve"> W</w:t>
+      </w:r>
+      <w:r>
+        <w:rPr>
+          <w:rFonts w:ascii="Times New Roman" w:eastAsia="標楷體" w:hAnsi="Times New Roman" w:cs="Times New Roman"/>
+        </w:rPr>
+        <w:t>，其維度為「格網數</w:t>
+      </w:r>
+      <w:r>
+        <w:rPr>
+          <w:rFonts w:ascii="Times New Roman" w:eastAsia="標楷體" w:hAnsi="Times New Roman" w:cs="Times New Roman"/>
+        </w:rPr>
+        <w:t xml:space="preserve"> × </w:t>
+      </w:r>
+      <w:r>
+        <w:rPr>
+          <w:rFonts w:ascii="Times New Roman" w:eastAsia="標楷體" w:hAnsi="Times New Roman" w:cs="Times New Roman"/>
+        </w:rPr>
+        <w:t>停車場數」，矩陣中每一元素代表某一格網之車流分配</w:t>
+      </w:r>
+      <w:r>
+        <w:rPr>
+          <w:rFonts w:ascii="Times New Roman" w:eastAsia="標楷體" w:hAnsi="Times New Roman" w:cs="Times New Roman"/>
+        </w:rPr>
+        <w:t>至某一停車場之比例。另一方面，將各時間點之格網車流需求整理為矩</w:t>
+      </w:r>
+      <w:r>
+        <w:rPr>
+          <w:rFonts w:ascii="Times New Roman" w:eastAsia="標楷體" w:hAnsi="Times New Roman" w:cs="Times New Roman"/>
+        </w:rPr>
+        <w:t>F</w:t>
+      </w:r>
+      <w:r>
+        <w:rPr>
+          <w:rFonts w:ascii="Times New Roman" w:eastAsia="標楷體" w:hAnsi="Times New Roman" w:cs="Times New Roman"/>
+        </w:rPr>
+        <w:t>，其維度為「時間點數</w:t>
+      </w:r>
+      <w:r>
+        <w:rPr>
+          <w:rFonts w:ascii="Times New Roman" w:eastAsia="標楷體" w:hAnsi="Times New Roman" w:cs="Times New Roman"/>
+        </w:rPr>
+        <w:t xml:space="preserve"> × </w:t>
+      </w:r>
+      <w:r>
+        <w:rPr>
+          <w:rFonts w:ascii="Times New Roman" w:eastAsia="標楷體" w:hAnsi="Times New Roman" w:cs="Times New Roman"/>
+        </w:rPr>
+        <w:t>格網數」。透過矩陣運算</w:t>
+      </w:r>
+      <w:r>
+        <w:rPr>
+          <w:rFonts w:ascii="Times New Roman" w:eastAsia="標楷體" w:hAnsi="Times New Roman" w:cs="Times New Roman"/>
+        </w:rPr>
+        <w:t xml:space="preserve"> F × W</w:t>
+      </w:r>
+      <w:r>
+        <w:rPr>
+          <w:rFonts w:ascii="Times New Roman" w:eastAsia="標楷體" w:hAnsi="Times New Roman" w:cs="Times New Roman"/>
+        </w:rPr>
+        <w:t>，可將格網層級之車流需求轉換為各停車場在不同時間點之預估需求量。</w:t>
+      </w:r>
     </w:p>
     <w:p>
       <w:pPr>
         <w:pStyle w:val="font-claude-response-body"/>
-        <w:spacing w:before="0" w:beforeAutospacing="0" w:after="0" w:afterAutospacing="0" w:line="276" w:lineRule="auto"/>
+        <w:spacing w:before="0" w:beforeAutospacing="0" w:after="0" w:afterAutospacing="0"/>
         <w:ind w:firstLineChars="200" w:firstLine="480"/>
-        <w:jc w:val="right"/>
-        <w:rPr>
-          <w:rFonts w:ascii="Times New Roman" w:eastAsia="標楷體" w:hAnsi="Times New Roman" w:cs="Times New Roman" w:hint="eastAsia"/>
-        </w:rPr>
-      </w:pPr>
-    </w:p>
-    <w:p>
-      <w:pPr>
-        <w:pStyle w:val="font-claude-response-body"/>
-        <w:spacing w:before="0" w:beforeAutospacing="0" w:after="0" w:afterAutospacing="0" w:line="276" w:lineRule="auto"/>
-        <w:ind w:firstLineChars="200" w:firstLine="480"/>
-        <w:jc w:val="right"/>
-        <w:rPr>
-          <w:rFonts w:ascii="Times New Roman" w:eastAsia="標楷體" w:hAnsi="Times New Roman" w:cs="Times New Roman" w:hint="eastAsia"/>
-        </w:rPr>
-      </w:pPr>
-    </w:p>
-    <w:p>
-      <w:pPr>
-        <w:pStyle w:val="font-claude-response-body"/>
-        <w:spacing w:before="0" w:beforeAutospacing="0" w:after="0" w:afterAutospacing="0" w:line="276" w:lineRule="auto"/>
-        <w:ind w:firstLineChars="200" w:firstLine="480"/>
-        <w:jc w:val="right"/>
-        <w:rPr>
-          <w:rFonts w:ascii="Times New Roman" w:eastAsia="標楷體" w:hAnsi="Times New Roman" w:cs="Times New Roman" w:hint="eastAsia"/>
-        </w:rPr>
-      </w:pPr>
+        <w:rPr>
+          <w:rFonts w:ascii="Times New Roman" w:eastAsia="標楷體" w:hAnsi="Times New Roman" w:cs="Times New Roman"/>
+        </w:rPr>
+      </w:pPr>
+      <w:r>
+        <w:rPr>
+          <w:rFonts w:ascii="Times New Roman" w:eastAsia="標楷體" w:hAnsi="Times New Roman" w:cs="Times New Roman"/>
+        </w:rPr>
+        <w:t>最後，本研究以需求量除以停車場容量，計算停車壓力</w:t>
+      </w:r>
+      <w:r>
+        <w:rPr>
+          <w:rFonts w:ascii="Times New Roman" w:eastAsia="標楷體" w:hAnsi="Times New Roman" w:cs="Times New Roman"/>
+        </w:rPr>
+        <w:t>(pressure)</w:t>
+      </w:r>
+      <w:r>
+        <w:rPr>
+          <w:rFonts w:ascii="Times New Roman" w:eastAsia="標楷體" w:hAnsi="Times New Roman" w:cs="Times New Roman"/>
+        </w:rPr>
+        <w:t>。壓力比越高，表示該停車場可能越接近滿位；壓力比越低，則代表停車空間相對充足。為將此壓力值轉換為可用於推薦系統之機率指標，本研究進一步透過</w:t>
+      </w:r>
+      <w:r>
+        <w:rPr>
+          <w:rFonts w:ascii="Times New Roman" w:eastAsia="標楷體" w:hAnsi="Times New Roman" w:cs="Times New Roman"/>
+        </w:rPr>
+        <w:t xml:space="preserve"> Sigmoid </w:t>
+      </w:r>
+      <w:r>
+        <w:rPr>
+          <w:rFonts w:ascii="Times New Roman" w:eastAsia="標楷體" w:hAnsi="Times New Roman" w:cs="Times New Roman"/>
+        </w:rPr>
+        <w:t>函數並搭配校準參數，將其轉換為介於</w:t>
+      </w:r>
+      <w:r>
+        <w:rPr>
+          <w:rFonts w:ascii="Times New Roman" w:eastAsia="標楷體" w:hAnsi="Times New Roman" w:cs="Times New Roman"/>
+        </w:rPr>
+        <w:t>0</w:t>
+      </w:r>
+      <w:r>
+        <w:rPr>
+          <w:rFonts w:ascii="Times New Roman" w:eastAsia="標楷體" w:hAnsi="Times New Roman" w:cs="Times New Roman"/>
+        </w:rPr>
+        <w:t>至</w:t>
+      </w:r>
+      <w:r>
+        <w:rPr>
+          <w:rFonts w:ascii="Times New Roman" w:eastAsia="標楷體" w:hAnsi="Times New Roman" w:cs="Times New Roman"/>
+        </w:rPr>
+        <w:t>1</w:t>
+      </w:r>
+      <w:r>
+        <w:rPr>
+          <w:rFonts w:ascii="Times New Roman" w:eastAsia="標楷體" w:hAnsi="Times New Roman" w:cs="Times New Roman"/>
+        </w:rPr>
+        <w:t>之間的可停車機率</w:t>
+      </w:r>
+      <w:r>
+        <w:rPr>
+          <w:rFonts w:ascii="Times New Roman" w:eastAsia="標楷體" w:hAnsi="Times New Roman" w:cs="Times New Roman"/>
+          <w:i/>
+        </w:rPr>
+        <w:t>p_avail</w:t>
+      </w:r>
+      <w:r>
+        <w:rPr>
+          <w:rFonts w:ascii="Times New Roman" w:eastAsia="標楷體" w:hAnsi="Times New Roman" w:cs="Times New Roman"/>
+        </w:rPr>
+        <w:t>，作為後續停車場篩選與排序的重要依據。</w:t>
+      </w:r>
     </w:p>
     <w:p>
       <w:pPr>
@@ -23693,9 +24844,16 @@
         <w:ind w:firstLineChars="200" w:firstLine="480"/>
         <w:jc w:val="right"/>
         <w:rPr>
+          <w:rFonts w:ascii="Times New Roman" w:eastAsia="標楷體" w:hAnsi="Times New Roman" w:cs="Times New Roman"/>
+        </w:rPr>
+      </w:pPr>
+      <w:r>
+        <w:rPr>
           <w:rFonts w:ascii="Times New Roman" w:eastAsia="標楷體" w:hAnsi="Times New Roman" w:cs="Times New Roman" w:hint="eastAsia"/>
-        </w:rPr>
-      </w:pPr>
+          <w:i/>
+        </w:rPr>
+        <w:t xml:space="preserve"> </w:t>
+      </w:r>
       <m:oMath>
         <m:r>
           <w:rPr>
@@ -23760,171 +24918,19 @@
         <w:rPr>
           <w:rFonts w:ascii="Times New Roman" w:eastAsia="標楷體" w:hAnsi="Times New Roman" w:cs="Times New Roman" w:hint="eastAsia"/>
         </w:rPr>
-        <w:t>9</w:t>
+        <w:t>1</w:t>
+      </w:r>
+      <w:r>
+        <w:rPr>
+          <w:rFonts w:ascii="Times New Roman" w:eastAsia="標楷體" w:hAnsi="Times New Roman" w:cs="Times New Roman"/>
+        </w:rPr>
+        <w:t>0</w:t>
       </w:r>
       <w:r>
         <w:rPr>
           <w:rFonts w:ascii="Times New Roman" w:eastAsia="標楷體" w:hAnsi="Times New Roman" w:cs="Times New Roman"/>
         </w:rPr>
         <w:t>)</w:t>
-      </w:r>
-    </w:p>
-    <w:p>
-      <w:pPr>
-        <w:widowControl/>
-        <w:ind w:firstLineChars="200" w:firstLine="480"/>
-        <w:rPr>
-          <w:rFonts w:ascii="Times New Roman" w:eastAsia="標楷體" w:hAnsi="Times New Roman" w:cs="Times New Roman"/>
-        </w:rPr>
-      </w:pPr>
-      <w:r>
-        <w:rPr>
-          <w:rFonts w:ascii="Times New Roman" w:eastAsia="標楷體" w:hAnsi="Times New Roman" w:cs="Times New Roman"/>
-        </w:rPr>
-        <w:t>接著，本研究建立分配矩陣</w:t>
-      </w:r>
-      <w:r>
-        <w:rPr>
-          <w:rFonts w:ascii="Times New Roman" w:eastAsia="標楷體" w:hAnsi="Times New Roman" w:cs="Times New Roman"/>
-        </w:rPr>
-        <w:t xml:space="preserve"> W</w:t>
-      </w:r>
-      <w:r>
-        <w:rPr>
-          <w:rFonts w:ascii="Times New Roman" w:eastAsia="標楷體" w:hAnsi="Times New Roman" w:cs="Times New Roman"/>
-        </w:rPr>
-        <w:t>，其維度為「格網數</w:t>
-      </w:r>
-      <w:r>
-        <w:rPr>
-          <w:rFonts w:ascii="Times New Roman" w:eastAsia="標楷體" w:hAnsi="Times New Roman" w:cs="Times New Roman"/>
-        </w:rPr>
-        <w:t xml:space="preserve"> × </w:t>
-      </w:r>
-      <w:r>
-        <w:rPr>
-          <w:rFonts w:ascii="Times New Roman" w:eastAsia="標楷體" w:hAnsi="Times New Roman" w:cs="Times New Roman"/>
-        </w:rPr>
-        <w:t>停車場數」，矩陣中每一元素代表某一格網之車流分配</w:t>
-      </w:r>
-      <w:r>
-        <w:rPr>
-          <w:rFonts w:ascii="Times New Roman" w:eastAsia="標楷體" w:hAnsi="Times New Roman" w:cs="Times New Roman"/>
-        </w:rPr>
-        <w:t>至某一停車場之比例。另一方面，將各時間點之格網車流需求整理為矩</w:t>
-      </w:r>
-      <w:r>
-        <w:rPr>
-          <w:rFonts w:ascii="Times New Roman" w:eastAsia="標楷體" w:hAnsi="Times New Roman" w:cs="Times New Roman"/>
-        </w:rPr>
-        <w:t>F</w:t>
-      </w:r>
-      <w:r>
-        <w:rPr>
-          <w:rFonts w:ascii="Times New Roman" w:eastAsia="標楷體" w:hAnsi="Times New Roman" w:cs="Times New Roman"/>
-        </w:rPr>
-        <w:t>，其維度為「時間點數</w:t>
-      </w:r>
-      <w:r>
-        <w:rPr>
-          <w:rFonts w:ascii="Times New Roman" w:eastAsia="標楷體" w:hAnsi="Times New Roman" w:cs="Times New Roman"/>
-        </w:rPr>
-        <w:t xml:space="preserve"> × </w:t>
-      </w:r>
-      <w:r>
-        <w:rPr>
-          <w:rFonts w:ascii="Times New Roman" w:eastAsia="標楷體" w:hAnsi="Times New Roman" w:cs="Times New Roman"/>
-        </w:rPr>
-        <w:t>格網數」。透過矩陣運算</w:t>
-      </w:r>
-      <w:r>
-        <w:rPr>
-          <w:rFonts w:ascii="Times New Roman" w:eastAsia="標楷體" w:hAnsi="Times New Roman" w:cs="Times New Roman"/>
-        </w:rPr>
-        <w:t xml:space="preserve"> F × W</w:t>
-      </w:r>
-      <w:r>
-        <w:rPr>
-          <w:rFonts w:ascii="Times New Roman" w:eastAsia="標楷體" w:hAnsi="Times New Roman" w:cs="Times New Roman"/>
-        </w:rPr>
-        <w:t>，可將格網層級之車流需求轉換為各停車場在不同時間點之預估需求量。</w:t>
-      </w:r>
-    </w:p>
-    <w:p>
-      <w:pPr>
-        <w:pStyle w:val="font-claude-response-body"/>
-        <w:spacing w:before="0" w:beforeAutospacing="0" w:after="0" w:afterAutospacing="0"/>
-        <w:ind w:firstLineChars="200" w:firstLine="480"/>
-        <w:rPr>
-          <w:rFonts w:ascii="Times New Roman" w:eastAsia="標楷體" w:hAnsi="Times New Roman" w:cs="Times New Roman"/>
-        </w:rPr>
-      </w:pPr>
-      <w:r>
-        <w:rPr>
-          <w:rFonts w:ascii="Times New Roman" w:eastAsia="標楷體" w:hAnsi="Times New Roman" w:cs="Times New Roman"/>
-        </w:rPr>
-        <w:t>最後，本研究以需求量除以停車場容量，計算停車壓力</w:t>
-      </w:r>
-      <w:r>
-        <w:rPr>
-          <w:rFonts w:ascii="Times New Roman" w:eastAsia="標楷體" w:hAnsi="Times New Roman" w:cs="Times New Roman"/>
-        </w:rPr>
-        <w:t>(pressure)</w:t>
-      </w:r>
-      <w:r>
-        <w:rPr>
-          <w:rFonts w:ascii="Times New Roman" w:eastAsia="標楷體" w:hAnsi="Times New Roman" w:cs="Times New Roman"/>
-        </w:rPr>
-        <w:t>。壓力比越高，表示該停車場可能越接近滿位；壓力比越低，則代表停車空間相對充足。為將此壓力值轉換為可用於推薦系統之機率指標，本研究進一步透過</w:t>
-      </w:r>
-      <w:r>
-        <w:rPr>
-          <w:rFonts w:ascii="Times New Roman" w:eastAsia="標楷體" w:hAnsi="Times New Roman" w:cs="Times New Roman"/>
-        </w:rPr>
-        <w:t xml:space="preserve"> Sigmoid </w:t>
-      </w:r>
-      <w:r>
-        <w:rPr>
-          <w:rFonts w:ascii="Times New Roman" w:eastAsia="標楷體" w:hAnsi="Times New Roman" w:cs="Times New Roman"/>
-        </w:rPr>
-        <w:t>函數並搭配校準參數，將其轉換為介於</w:t>
-      </w:r>
-      <w:r>
-        <w:rPr>
-          <w:rFonts w:ascii="Times New Roman" w:eastAsia="標楷體" w:hAnsi="Times New Roman" w:cs="Times New Roman"/>
-        </w:rPr>
-        <w:t>0</w:t>
-      </w:r>
-      <w:r>
-        <w:rPr>
-          <w:rFonts w:ascii="Times New Roman" w:eastAsia="標楷體" w:hAnsi="Times New Roman" w:cs="Times New Roman"/>
-        </w:rPr>
-        <w:t>至</w:t>
-      </w:r>
-      <w:r>
-        <w:rPr>
-          <w:rFonts w:ascii="Times New Roman" w:eastAsia="標楷體" w:hAnsi="Times New Roman" w:cs="Times New Roman"/>
-        </w:rPr>
-        <w:t>1</w:t>
-      </w:r>
-      <w:r>
-        <w:rPr>
-          <w:rFonts w:ascii="Times New Roman" w:eastAsia="標楷體" w:hAnsi="Times New Roman" w:cs="Times New Roman"/>
-        </w:rPr>
-        <w:t>之間的可停車機率</w:t>
-      </w:r>
-      <w:r>
-        <w:rPr>
-          <w:rFonts w:ascii="Times New Roman" w:eastAsia="標楷體" w:hAnsi="Times New Roman" w:cs="Times New Roman"/>
-          <w:i/>
-        </w:rPr>
-        <w:t>p_avail</w:t>
-      </w:r>
-      <w:r>
-        <w:rPr>
-          <w:rFonts w:ascii="Times New Roman" w:eastAsia="標楷體" w:hAnsi="Times New Roman" w:cs="Times New Roman"/>
-        </w:rPr>
-        <w:t>，作為後續停車場篩選與排序的重要依據。</w:t>
       </w:r>
     </w:p>
     <w:p>
@@ -23935,103 +24941,6 @@
         <w:ind w:firstLineChars="200" w:firstLine="480"/>
         <w:jc w:val="right"/>
         <w:rPr>
-          <w:rFonts w:ascii="Times New Roman" w:eastAsia="標楷體" w:hAnsi="Times New Roman" w:cs="Times New Roman"/>
-        </w:rPr>
-      </w:pPr>
-      <w:r>
-        <w:rPr>
-          <w:rFonts w:ascii="Times New Roman" w:eastAsia="標楷體" w:hAnsi="Times New Roman" w:cs="Times New Roman" w:hint="eastAsia"/>
-          <w:i/>
-        </w:rPr>
-        <w:t xml:space="preserve"> </w:t>
-      </w:r>
-      <m:oMath>
-        <m:r>
-          <w:rPr>
-            <w:rFonts w:ascii="Cambria Math" w:eastAsia="Cambria Math" w:hAnsi="Cambria Math" w:cs="Cambria Math"/>
-          </w:rPr>
-          <m:t>pressure=</m:t>
-        </m:r>
-        <m:f>
-          <m:fPr>
-            <m:ctrlPr>
-              <w:rPr>
-                <w:rFonts w:ascii="Cambria Math" w:eastAsia="Cambria Math" w:hAnsi="Cambria Math" w:cs="Times New Roman"/>
-                <w:i/>
-              </w:rPr>
-            </m:ctrlPr>
-          </m:fPr>
-          <m:num>
-            <m:r>
-              <w:rPr>
-                <w:rFonts w:ascii="Cambria Math" w:eastAsia="Cambria Math" w:hAnsi="Cambria Math" w:cs="Times New Roman"/>
-              </w:rPr>
-              <m:t>demand</m:t>
-            </m:r>
-          </m:num>
-          <m:den>
-            <m:r>
-              <w:rPr>
-                <w:rFonts w:ascii="Cambria Math" w:eastAsia="Cambria Math" w:hAnsi="Cambria Math" w:cs="Times New Roman"/>
-              </w:rPr>
-              <m:t>capacity+</m:t>
-            </m:r>
-            <m:r>
-              <w:rPr>
-                <w:rFonts w:ascii="Cambria Math" w:eastAsia="Cambria Math" w:hAnsi="Cambria Math" w:cs="Times New Roman" w:hint="eastAsia"/>
-              </w:rPr>
-              <m:t>ε</m:t>
-            </m:r>
-          </m:den>
-        </m:f>
-      </m:oMath>
-      <w:r>
-        <w:rPr>
-          <w:rFonts w:ascii="Times New Roman" w:eastAsia="標楷體" w:hAnsi="Times New Roman" w:cs="Times New Roman" w:hint="eastAsia"/>
-          <w:i/>
-        </w:rPr>
-        <w:t xml:space="preserve"> </w:t>
-      </w:r>
-      <w:r>
-        <w:rPr>
-          <w:rFonts w:ascii="Times New Roman" w:eastAsia="標楷體" w:hAnsi="Times New Roman" w:cs="Times New Roman"/>
-          <w:i/>
-        </w:rPr>
-        <w:t xml:space="preserve">                        </w:t>
-      </w:r>
-      <w:r>
-        <w:rPr>
-          <w:rFonts w:ascii="Times New Roman" w:eastAsia="標楷體" w:hAnsi="Times New Roman" w:cs="Times New Roman"/>
-        </w:rPr>
-        <w:t>(</w:t>
-      </w:r>
-      <w:r>
-        <w:rPr>
-          <w:rFonts w:ascii="Times New Roman" w:eastAsia="標楷體" w:hAnsi="Times New Roman" w:cs="Times New Roman" w:hint="eastAsia"/>
-        </w:rPr>
-        <w:t>1</w:t>
-      </w:r>
-      <w:r>
-        <w:rPr>
-          <w:rFonts w:ascii="Times New Roman" w:eastAsia="標楷體" w:hAnsi="Times New Roman" w:cs="Times New Roman"/>
-        </w:rPr>
-        <w:t>0</w:t>
-      </w:r>
-      <w:r>
-        <w:rPr>
-          <w:rFonts w:ascii="Times New Roman" w:eastAsia="標楷體" w:hAnsi="Times New Roman" w:cs="Times New Roman"/>
-        </w:rPr>
-        <w:t>)</w:t>
-      </w:r>
-    </w:p>
-    <w:p>
-      <w:pPr>
-        <w:pStyle w:val="font-claude-response-body"/>
-        <w:wordWrap w:val="0"/>
-        <w:spacing w:before="0" w:beforeAutospacing="0" w:after="0" w:afterAutospacing="0"/>
-        <w:ind w:firstLineChars="200" w:firstLine="480"/>
-        <w:jc w:val="right"/>
-        <w:rPr>
           <w:rFonts w:ascii="Cambria Math" w:eastAsia="標楷體" w:hAnsi="Cambria Math" w:cs="Times New Roman"/>
         </w:rPr>
       </w:pPr>
@@ -24226,7 +25135,7 @@
         </w:rPr>
         <w:t>4.5</w:t>
       </w:r>
-      <w:bookmarkEnd w:id="29"/>
+      <w:bookmarkEnd w:id="30"/>
       <w:r>
         <w:rPr>
           <w:rFonts w:ascii="Times New Roman" w:eastAsia="標楷體" w:hAnsi="Times New Roman" w:cs="Times New Roman"/>
@@ -24290,14 +25199,7 @@
         <w:rPr>
           <w:rFonts w:ascii="Times New Roman" w:eastAsia="標楷體" w:hAnsi="Times New Roman" w:cs="Times New Roman"/>
         </w:rPr>
-        <w:t>模</w:t>
-      </w:r>
-      <w:r>
-        <w:rPr>
-          <w:rFonts w:ascii="Times New Roman" w:eastAsia="標楷體" w:hAnsi="Times New Roman" w:cs="Times New Roman"/>
-        </w:rPr>
-        <w:lastRenderedPageBreak/>
-        <w:t>型輸入為以目標格網為中心、半徑</w:t>
+        <w:t>模型輸入為以目標格網為中心、半徑</w:t>
       </w:r>
       <w:r>
         <w:rPr>
@@ -24519,6 +25421,7 @@
                 <w:sz w:val="24"/>
                 <w:szCs w:val="22"/>
               </w:rPr>
+              <w:lastRenderedPageBreak/>
               <w:t>參數</w:t>
             </w:r>
           </w:p>
@@ -25736,7 +26639,6 @@
                 <w:sz w:val="24"/>
                 <w:szCs w:val="22"/>
               </w:rPr>
-              <w:lastRenderedPageBreak/>
               <w:t>learning rate</w:t>
             </w:r>
           </w:p>
@@ -26049,6 +26951,7 @@
                 <w:sz w:val="24"/>
                 <w:szCs w:val="22"/>
               </w:rPr>
+              <w:lastRenderedPageBreak/>
               <w:t>neg_ratio</w:t>
             </w:r>
           </w:p>
@@ -26798,9 +27701,9 @@
           <w:rFonts w:ascii="Times New Roman" w:eastAsia="標楷體" w:hAnsi="Times New Roman" w:cs="Times New Roman"/>
         </w:rPr>
       </w:pPr>
-      <w:bookmarkStart w:id="30" w:name="_Toc9606610"/>
-      <w:bookmarkStart w:id="31" w:name="_Toc9769713"/>
-      <w:bookmarkStart w:id="32" w:name="_Toc58540910"/>
+      <w:bookmarkStart w:id="31" w:name="_Toc9606610"/>
+      <w:bookmarkStart w:id="32" w:name="_Toc9769713"/>
+      <w:bookmarkStart w:id="33" w:name="_Toc58540910"/>
       <w:r>
         <w:rPr>
           <w:rFonts w:ascii="Times New Roman" w:eastAsia="標楷體" w:hAnsi="Times New Roman" w:cs="Times New Roman"/>
@@ -27366,7 +28269,6 @@
                 <w:rFonts w:eastAsia="標楷體"/>
                 <w:sz w:val="24"/>
               </w:rPr>
-              <w:lastRenderedPageBreak/>
               <w:t>ω_drive</w:t>
             </w:r>
           </w:p>
@@ -27617,6 +28519,7 @@
         <w:rPr>
           <w:rFonts w:ascii="Times New Roman" w:eastAsia="標楷體" w:hAnsi="Times New Roman" w:cs="Times New Roman"/>
         </w:rPr>
+        <w:lastRenderedPageBreak/>
         <w:t xml:space="preserve">    </w:t>
       </w:r>
       <w:r>
@@ -27686,8 +28589,8 @@
         </w:rPr>
         <w:t>第五章</w:t>
       </w:r>
-      <w:bookmarkEnd w:id="30"/>
       <w:bookmarkEnd w:id="31"/>
+      <w:bookmarkEnd w:id="32"/>
       <w:r>
         <w:rPr>
           <w:rFonts w:ascii="Times New Roman" w:eastAsia="標楷體" w:hAnsi="Times New Roman" w:cs="Times New Roman"/>
@@ -27702,7 +28605,7 @@
         </w:rPr>
         <w:t>實驗結果討論</w:t>
       </w:r>
-      <w:bookmarkEnd w:id="32"/>
+      <w:bookmarkEnd w:id="33"/>
     </w:p>
     <w:p>
       <w:pPr>
@@ -27716,7 +28619,7 @@
           <w:szCs w:val="20"/>
         </w:rPr>
       </w:pPr>
-      <w:bookmarkStart w:id="33" w:name="_Toc58540911"/>
+      <w:bookmarkStart w:id="34" w:name="_Toc58540911"/>
       <w:r>
         <w:rPr>
           <w:rFonts w:ascii="Times New Roman" w:eastAsia="標楷體" w:hAnsi="Times New Roman" w:cs="Times New Roman"/>
@@ -27725,7 +28628,7 @@
         </w:rPr>
         <w:t xml:space="preserve">5.1 </w:t>
       </w:r>
-      <w:bookmarkEnd w:id="33"/>
+      <w:bookmarkEnd w:id="34"/>
       <w:r>
         <w:rPr>
           <w:rFonts w:ascii="Times New Roman" w:eastAsia="標楷體" w:hAnsi="Times New Roman" w:cs="Times New Roman"/>
@@ -29076,7 +29979,6 @@
                 <w:rFonts w:ascii="Times New Roman" w:eastAsia="標楷體" w:hAnsi="Times New Roman" w:cs="Times New Roman"/>
                 <w:sz w:val="24"/>
               </w:rPr>
-              <w:lastRenderedPageBreak/>
               <w:t>Model</w:t>
             </w:r>
           </w:p>
@@ -29325,6 +30227,7 @@
                 <w:rFonts w:ascii="Times New Roman" w:eastAsia="標楷體" w:hAnsi="Times New Roman" w:cs="Times New Roman"/>
                 <w:sz w:val="24"/>
               </w:rPr>
+              <w:lastRenderedPageBreak/>
               <w:t>ConvLSTM</w:t>
             </w:r>
           </w:p>
@@ -30667,7 +31570,7 @@
           <w:szCs w:val="20"/>
         </w:rPr>
       </w:pPr>
-      <w:bookmarkStart w:id="34" w:name="_Toc58540912"/>
+      <w:bookmarkStart w:id="35" w:name="_Toc58540912"/>
       <w:r>
         <w:rPr>
           <w:rFonts w:ascii="Times New Roman" w:eastAsia="標楷體" w:hAnsi="Times New Roman" w:cs="Times New Roman"/>
@@ -30676,7 +31579,7 @@
         </w:rPr>
         <w:t>5.2</w:t>
       </w:r>
-      <w:bookmarkEnd w:id="34"/>
+      <w:bookmarkEnd w:id="35"/>
       <w:r>
         <w:rPr>
           <w:rFonts w:ascii="Times New Roman" w:eastAsia="標楷體" w:hAnsi="Times New Roman" w:cs="Times New Roman"/>
@@ -30710,17 +31613,16 @@
           <w:szCs w:val="20"/>
         </w:rPr>
       </w:pPr>
-      <w:bookmarkStart w:id="35" w:name="_Toc58540913"/>
+      <w:bookmarkStart w:id="36" w:name="_Toc58540913"/>
       <w:r>
         <w:rPr>
           <w:rFonts w:ascii="Times New Roman" w:eastAsia="標楷體" w:hAnsi="Times New Roman" w:cs="Times New Roman"/>
           <w:sz w:val="28"/>
           <w:szCs w:val="20"/>
         </w:rPr>
-        <w:lastRenderedPageBreak/>
         <w:t>5.3</w:t>
       </w:r>
-      <w:bookmarkEnd w:id="35"/>
+      <w:bookmarkEnd w:id="36"/>
       <w:r>
         <w:rPr>
           <w:rFonts w:ascii="Times New Roman" w:eastAsia="標楷體" w:hAnsi="Times New Roman" w:cs="Times New Roman"/>
@@ -30801,7 +31703,7 @@
           <w:sz w:val="32"/>
         </w:rPr>
       </w:pPr>
-      <w:bookmarkStart w:id="36" w:name="_Toc58540914"/>
+      <w:bookmarkStart w:id="37" w:name="_Toc58540914"/>
       <w:r>
         <w:rPr>
           <w:rFonts w:ascii="Times New Roman" w:eastAsia="標楷體" w:hAnsi="Times New Roman" w:cs="Times New Roman"/>
@@ -30816,8 +31718,8 @@
         </w:rPr>
         <w:t xml:space="preserve"> </w:t>
       </w:r>
-      <w:bookmarkEnd w:id="0"/>
       <w:bookmarkEnd w:id="1"/>
+      <w:bookmarkEnd w:id="2"/>
       <w:r>
         <w:rPr>
           <w:rFonts w:ascii="Times New Roman" w:eastAsia="標楷體" w:hAnsi="Times New Roman" w:cs="Times New Roman"/>
@@ -30825,7 +31727,7 @@
         </w:rPr>
         <w:t>研究方向與預期結果</w:t>
       </w:r>
-      <w:bookmarkEnd w:id="36"/>
+      <w:bookmarkEnd w:id="37"/>
     </w:p>
     <w:p>
       <w:pPr>
@@ -30908,23 +31810,7 @@
           <w:kern w:val="0"/>
           <w:szCs w:val="24"/>
         </w:rPr>
-        <w:t>Y. Zheng, L. Capra, O. Wolfson and H. Yang, “</w:t>
-      </w:r>
-      <w:r>
-        <w:rPr>
-          <w:rFonts w:ascii="Times New Roman" w:eastAsia="標楷體" w:hAnsi="Times New Roman" w:cs="Times New Roman"/>
-          <w:kern w:val="0"/>
-          <w:szCs w:val="24"/>
-        </w:rPr>
-        <w:t>Urban Computing: Concepts, Methodologies, and Applications</w:t>
-      </w:r>
-      <w:r>
-        <w:rPr>
-          <w:rFonts w:ascii="Times New Roman" w:eastAsia="標楷體" w:hAnsi="Times New Roman" w:cs="Times New Roman"/>
-          <w:kern w:val="0"/>
-          <w:szCs w:val="24"/>
-        </w:rPr>
-        <w:t xml:space="preserve">,” </w:t>
+        <w:t xml:space="preserve">Y. Zheng, L. Capra, O. Wolfson and H. Yang, “Urban Computing: Concepts, Methodologies, and Applications,” </w:t>
       </w:r>
       <w:r>
         <w:rPr>
@@ -31018,13 +31904,7 @@
         <w:rPr>
           <w:rFonts w:ascii="Times New Roman" w:hAnsi="Times New Roman" w:cs="Times New Roman"/>
         </w:rPr>
-        <w:t>, vol. 5, no. 3, Art. no. 38, Sep. 2014,</w:t>
-      </w:r>
-      <w:r>
-        <w:rPr>
-          <w:rFonts w:ascii="Times New Roman" w:hAnsi="Times New Roman" w:cs="Times New Roman"/>
-        </w:rPr>
-        <w:t xml:space="preserve"> </w:t>
+        <w:t xml:space="preserve">, vol. 5, no. 3, Art. no. 38, Sep. 2014, </w:t>
       </w:r>
       <w:r>
         <w:rPr>
@@ -31090,23 +31970,7 @@
           <w:kern w:val="0"/>
           <w:szCs w:val="24"/>
         </w:rPr>
-        <w:t>[</w:t>
-      </w:r>
-      <w:r>
-        <w:rPr>
-          <w:rFonts w:ascii="Times New Roman" w:eastAsia="標楷體" w:hAnsi="Times New Roman" w:cs="Times New Roman"/>
-          <w:kern w:val="0"/>
-          <w:szCs w:val="24"/>
-        </w:rPr>
-        <w:t>2</w:t>
-      </w:r>
-      <w:r>
-        <w:rPr>
-          <w:rFonts w:ascii="Times New Roman" w:eastAsia="標楷體" w:hAnsi="Times New Roman" w:cs="Times New Roman"/>
-          <w:kern w:val="0"/>
-          <w:szCs w:val="24"/>
-        </w:rPr>
-        <w:t>]</w:t>
+        <w:t>[2]</w:t>
       </w:r>
       <w:r>
         <w:rPr>
@@ -31138,39 +32002,7 @@
           <w:kern w:val="0"/>
           <w:szCs w:val="24"/>
         </w:rPr>
-        <w:t>,</w:t>
-      </w:r>
-      <w:r>
-        <w:rPr>
-          <w:rFonts w:ascii="Times New Roman" w:eastAsia="標楷體" w:hAnsi="Times New Roman" w:cs="Times New Roman"/>
-          <w:kern w:val="0"/>
-          <w:szCs w:val="24"/>
-        </w:rPr>
-        <w:t xml:space="preserve"> </w:t>
-      </w:r>
-      <w:r>
-        <w:rPr>
-          <w:rFonts w:ascii="Times New Roman" w:eastAsia="標楷體" w:hAnsi="Times New Roman" w:cs="Times New Roman"/>
-          <w:kern w:val="0"/>
-          <w:szCs w:val="24"/>
-        </w:rPr>
-        <w:t>vol. 13,</w:t>
-      </w:r>
-      <w:r>
-        <w:rPr>
-          <w:rFonts w:ascii="Times New Roman" w:eastAsia="標楷體" w:hAnsi="Times New Roman" w:cs="Times New Roman"/>
-          <w:kern w:val="0"/>
-          <w:szCs w:val="24"/>
-        </w:rPr>
-        <w:t xml:space="preserve"> </w:t>
-      </w:r>
-      <w:r>
-        <w:rPr>
-          <w:rFonts w:ascii="Times New Roman" w:eastAsia="標楷體" w:hAnsi="Times New Roman" w:cs="Times New Roman"/>
-          <w:kern w:val="0"/>
-          <w:szCs w:val="24"/>
-        </w:rPr>
-        <w:t>no. 6, pp. 479–486, 2006.</w:t>
+        <w:t>, vol. 13, no. 6, pp. 479–486, 2006.</w:t>
       </w:r>
     </w:p>
     <w:p>
@@ -31190,23 +32022,7 @@
           <w:kern w:val="0"/>
           <w:szCs w:val="24"/>
         </w:rPr>
-        <w:t>[</w:t>
-      </w:r>
-      <w:r>
-        <w:rPr>
-          <w:rFonts w:ascii="Times New Roman" w:eastAsia="標楷體" w:hAnsi="Times New Roman" w:cs="Times New Roman"/>
-          <w:kern w:val="0"/>
-          <w:szCs w:val="24"/>
-        </w:rPr>
-        <w:t>3</w:t>
-      </w:r>
-      <w:r>
-        <w:rPr>
-          <w:rFonts w:ascii="Times New Roman" w:eastAsia="標楷體" w:hAnsi="Times New Roman" w:cs="Times New Roman"/>
-          <w:kern w:val="0"/>
-          <w:szCs w:val="24"/>
-        </w:rPr>
-        <w:t>]</w:t>
+        <w:t>[3]</w:t>
       </w:r>
       <w:r>
         <w:rPr>
@@ -31220,39 +32036,7 @@
           <w:kern w:val="0"/>
           <w:szCs w:val="24"/>
         </w:rPr>
-        <w:t>C. Song, Z. Qu, N. Blumm, and A.-L. Barabasi, "Limits of</w:t>
-      </w:r>
-      <w:r>
-        <w:rPr>
-          <w:rFonts w:ascii="Times New Roman" w:eastAsia="標楷體" w:hAnsi="Times New Roman" w:cs="Times New Roman"/>
-          <w:kern w:val="0"/>
-          <w:szCs w:val="24"/>
-        </w:rPr>
-        <w:t xml:space="preserve"> </w:t>
-      </w:r>
-      <w:r>
-        <w:rPr>
-          <w:rFonts w:ascii="Times New Roman" w:eastAsia="標楷體" w:hAnsi="Times New Roman" w:cs="Times New Roman"/>
-          <w:kern w:val="0"/>
-          <w:szCs w:val="24"/>
-        </w:rPr>
-        <w:t>Predictability in Human</w:t>
-      </w:r>
-      <w:r>
-        <w:rPr>
-          <w:rFonts w:ascii="Times New Roman" w:eastAsia="標楷體" w:hAnsi="Times New Roman" w:cs="Times New Roman"/>
-          <w:kern w:val="0"/>
-          <w:szCs w:val="24"/>
-        </w:rPr>
-        <w:t xml:space="preserve"> </w:t>
-      </w:r>
-      <w:r>
-        <w:rPr>
-          <w:rFonts w:ascii="Times New Roman" w:eastAsia="標楷體" w:hAnsi="Times New Roman" w:cs="Times New Roman"/>
-          <w:kern w:val="0"/>
-          <w:szCs w:val="24"/>
-        </w:rPr>
-        <w:t xml:space="preserve">Mobility," </w:t>
+        <w:t xml:space="preserve">C. Song, Z. Qu, N. Blumm, and A.-L. Barabasi, "Limits of Predictability in Human Mobility," </w:t>
       </w:r>
       <w:r>
         <w:rPr>
@@ -31270,23 +32054,7 @@
           <w:kern w:val="0"/>
           <w:szCs w:val="24"/>
         </w:rPr>
-        <w:t>, vol. 327, no. 5968,</w:t>
-      </w:r>
-      <w:r>
-        <w:rPr>
-          <w:rFonts w:ascii="Times New Roman" w:eastAsia="標楷體" w:hAnsi="Times New Roman" w:cs="Times New Roman"/>
-          <w:kern w:val="0"/>
-          <w:szCs w:val="24"/>
-        </w:rPr>
-        <w:t xml:space="preserve"> </w:t>
-      </w:r>
-      <w:r>
-        <w:rPr>
-          <w:rFonts w:ascii="Times New Roman" w:eastAsia="標楷體" w:hAnsi="Times New Roman" w:cs="Times New Roman"/>
-          <w:kern w:val="0"/>
-          <w:szCs w:val="24"/>
-        </w:rPr>
-        <w:t>pp. 1018–1021, 2010.</w:t>
+        <w:t>, vol. 327, no. 5968, pp. 1018–1021, 2010.</w:t>
       </w:r>
     </w:p>
     <w:p>
@@ -31322,55 +32090,7 @@
           <w:kern w:val="0"/>
           <w:szCs w:val="24"/>
         </w:rPr>
-        <w:t>] G. Ke, Q. Meng, T. Finley, T. Wang, W. Chen, W. Ma, Q. Ye, and</w:t>
-      </w:r>
-      <w:r>
-        <w:rPr>
-          <w:rFonts w:ascii="Times New Roman" w:eastAsia="標楷體" w:hAnsi="Times New Roman" w:cs="Times New Roman"/>
-          <w:kern w:val="0"/>
-          <w:szCs w:val="24"/>
-        </w:rPr>
-        <w:t xml:space="preserve"> </w:t>
-      </w:r>
-      <w:r>
-        <w:rPr>
-          <w:rFonts w:ascii="Times New Roman" w:eastAsia="標楷體" w:hAnsi="Times New Roman" w:cs="Times New Roman"/>
-          <w:kern w:val="0"/>
-          <w:szCs w:val="24"/>
-        </w:rPr>
-        <w:t>T.-Y. Liu,</w:t>
-      </w:r>
-      <w:r>
-        <w:rPr>
-          <w:rFonts w:ascii="Times New Roman" w:eastAsia="標楷體" w:hAnsi="Times New Roman" w:cs="Times New Roman"/>
-          <w:kern w:val="0"/>
-          <w:szCs w:val="24"/>
-        </w:rPr>
-        <w:t xml:space="preserve"> </w:t>
-      </w:r>
-      <w:r>
-        <w:rPr>
-          <w:rFonts w:ascii="Times New Roman" w:eastAsia="標楷體" w:hAnsi="Times New Roman" w:cs="Times New Roman"/>
-          <w:kern w:val="0"/>
-          <w:szCs w:val="24"/>
-        </w:rPr>
-        <w:t>LightGBM: A Highly Efficient Gradient Boosting Decision</w:t>
-      </w:r>
-      <w:r>
-        <w:rPr>
-          <w:rFonts w:ascii="Times New Roman" w:eastAsia="標楷體" w:hAnsi="Times New Roman" w:cs="Times New Roman"/>
-          <w:kern w:val="0"/>
-          <w:szCs w:val="24"/>
-        </w:rPr>
-        <w:t xml:space="preserve"> </w:t>
-      </w:r>
-      <w:r>
-        <w:rPr>
-          <w:rFonts w:ascii="Times New Roman" w:eastAsia="標楷體" w:hAnsi="Times New Roman" w:cs="Times New Roman"/>
-          <w:kern w:val="0"/>
-          <w:szCs w:val="24"/>
-        </w:rPr>
-        <w:t xml:space="preserve">Tree," in Proc. </w:t>
+        <w:t xml:space="preserve">] G. Ke, Q. Meng, T. Finley, T. Wang, W. Chen, W. Ma, Q. Ye, and T.-Y. Liu, LightGBM: A Highly Efficient Gradient Boosting Decision Tree," in Proc. </w:t>
       </w:r>
       <w:r>
         <w:rPr>
@@ -31388,23 +32108,7 @@
           <w:kern w:val="0"/>
           <w:szCs w:val="24"/>
         </w:rPr>
-        <w:t>,</w:t>
-      </w:r>
-      <w:r>
-        <w:rPr>
-          <w:rFonts w:ascii="Times New Roman" w:eastAsia="標楷體" w:hAnsi="Times New Roman" w:cs="Times New Roman"/>
-          <w:kern w:val="0"/>
-          <w:szCs w:val="24"/>
-        </w:rPr>
-        <w:t xml:space="preserve"> </w:t>
-      </w:r>
-      <w:r>
-        <w:rPr>
-          <w:rFonts w:ascii="Times New Roman" w:eastAsia="標楷體" w:hAnsi="Times New Roman" w:cs="Times New Roman"/>
-          <w:kern w:val="0"/>
-          <w:szCs w:val="24"/>
-        </w:rPr>
-        <w:t>2017, pp. 3146–3154.</w:t>
+        <w:t>, 2017, pp. 3146–3154.</w:t>
       </w:r>
     </w:p>
     <w:p>
@@ -31440,55 +32144,7 @@
           <w:kern w:val="0"/>
           <w:szCs w:val="24"/>
         </w:rPr>
-        <w:t>] X. Shi, Z. Chen, H. Wang, D.-Y. Yeung, W.-K. Wong, and W.-C. Woo,</w:t>
-      </w:r>
-      <w:r>
-        <w:rPr>
-          <w:rFonts w:ascii="Times New Roman" w:eastAsia="標楷體" w:hAnsi="Times New Roman" w:cs="Times New Roman"/>
-          <w:kern w:val="0"/>
-          <w:szCs w:val="24"/>
-        </w:rPr>
-        <w:t xml:space="preserve"> </w:t>
-      </w:r>
-      <w:r>
-        <w:rPr>
-          <w:rFonts w:ascii="Times New Roman" w:eastAsia="標楷體" w:hAnsi="Times New Roman" w:cs="Times New Roman"/>
-          <w:kern w:val="0"/>
-          <w:szCs w:val="24"/>
-        </w:rPr>
-        <w:t>"Convolutional LSTM Network: A Machine Learning Approach for</w:t>
-      </w:r>
-      <w:r>
-        <w:rPr>
-          <w:rFonts w:ascii="Times New Roman" w:eastAsia="標楷體" w:hAnsi="Times New Roman" w:cs="Times New Roman"/>
-          <w:kern w:val="0"/>
-          <w:szCs w:val="24"/>
-        </w:rPr>
-        <w:t xml:space="preserve"> </w:t>
-      </w:r>
-      <w:r>
-        <w:rPr>
-          <w:rFonts w:ascii="Times New Roman" w:eastAsia="標楷體" w:hAnsi="Times New Roman" w:cs="Times New Roman"/>
-          <w:kern w:val="0"/>
-          <w:szCs w:val="24"/>
-        </w:rPr>
-        <w:t>Precipitation</w:t>
-      </w:r>
-      <w:r>
-        <w:rPr>
-          <w:rFonts w:ascii="Times New Roman" w:eastAsia="標楷體" w:hAnsi="Times New Roman" w:cs="Times New Roman"/>
-          <w:kern w:val="0"/>
-          <w:szCs w:val="24"/>
-        </w:rPr>
-        <w:t xml:space="preserve"> </w:t>
-      </w:r>
-      <w:r>
-        <w:rPr>
-          <w:rFonts w:ascii="Times New Roman" w:eastAsia="標楷體" w:hAnsi="Times New Roman" w:cs="Times New Roman"/>
-          <w:kern w:val="0"/>
-          <w:szCs w:val="24"/>
-        </w:rPr>
-        <w:t>Nowcasting," in Proc.</w:t>
+        <w:t>] X. Shi, Z. Chen, H. Wang, D.-Y. Yeung, W.-K. Wong, and W.-C. Woo, "Convolutional LSTM Network: A Machine Learning Approach for Precipitation Nowcasting," in Proc.</w:t>
       </w:r>
       <w:r>
         <w:rPr>
@@ -31498,27 +32154,7 @@
           <w:kern w:val="0"/>
           <w:szCs w:val="24"/>
         </w:rPr>
-        <w:t xml:space="preserve"> Advances in Neural Information</w:t>
-      </w:r>
-      <w:r>
-        <w:rPr>
-          <w:rFonts w:ascii="Times New Roman" w:eastAsia="標楷體" w:hAnsi="Times New Roman" w:cs="Times New Roman"/>
-          <w:i/>
-          <w:iCs/>
-          <w:kern w:val="0"/>
-          <w:szCs w:val="24"/>
-        </w:rPr>
-        <w:t xml:space="preserve"> </w:t>
-      </w:r>
-      <w:r>
-        <w:rPr>
-          <w:rFonts w:ascii="Times New Roman" w:eastAsia="標楷體" w:hAnsi="Times New Roman" w:cs="Times New Roman"/>
-          <w:i/>
-          <w:iCs/>
-          <w:kern w:val="0"/>
-          <w:szCs w:val="24"/>
-        </w:rPr>
-        <w:t>Processing Systems (NeurIPS)</w:t>
+        <w:t xml:space="preserve"> Advances in Neural Information Processing Systems (NeurIPS)</w:t>
       </w:r>
       <w:r>
         <w:rPr>
@@ -31588,47 +32224,7 @@
           <w:kern w:val="0"/>
           <w:szCs w:val="24"/>
         </w:rPr>
-        <w:t>AAAI</w:t>
-      </w:r>
-      <w:r>
-        <w:rPr>
-          <w:rFonts w:ascii="Times New Roman" w:eastAsia="標楷體" w:hAnsi="Times New Roman" w:cs="Times New Roman"/>
-          <w:i/>
-          <w:iCs/>
-          <w:kern w:val="0"/>
-          <w:szCs w:val="24"/>
-        </w:rPr>
-        <w:t xml:space="preserve"> </w:t>
-      </w:r>
-      <w:r>
-        <w:rPr>
-          <w:rFonts w:ascii="Times New Roman" w:eastAsia="標楷體" w:hAnsi="Times New Roman" w:cs="Times New Roman"/>
-          <w:i/>
-          <w:iCs/>
-          <w:kern w:val="0"/>
-          <w:szCs w:val="24"/>
-        </w:rPr>
-        <w:t>Conference on Artificial</w:t>
-      </w:r>
-      <w:r>
-        <w:rPr>
-          <w:rFonts w:ascii="Times New Roman" w:eastAsia="標楷體" w:hAnsi="Times New Roman" w:cs="Times New Roman"/>
-          <w:i/>
-          <w:iCs/>
-          <w:kern w:val="0"/>
-          <w:szCs w:val="24"/>
-        </w:rPr>
-        <w:t xml:space="preserve"> </w:t>
-      </w:r>
-      <w:r>
-        <w:rPr>
-          <w:rFonts w:ascii="Times New Roman" w:eastAsia="標楷體" w:hAnsi="Times New Roman" w:cs="Times New Roman"/>
-          <w:i/>
-          <w:iCs/>
-          <w:kern w:val="0"/>
-          <w:szCs w:val="24"/>
-        </w:rPr>
-        <w:t>Intelligence</w:t>
+        <w:t>AAAI Conference on Artificial Intelligence</w:t>
       </w:r>
       <w:r>
         <w:rPr>
@@ -31854,27 +32450,7 @@
           <w:kern w:val="0"/>
           <w:szCs w:val="24"/>
         </w:rPr>
-        <w:t>Parking Generation</w:t>
-      </w:r>
-      <w:r>
-        <w:rPr>
-          <w:rFonts w:ascii="Times New Roman" w:eastAsia="標楷體" w:hAnsi="Times New Roman" w:cs="Times New Roman"/>
-          <w:i/>
-          <w:iCs/>
-          <w:kern w:val="0"/>
-          <w:szCs w:val="24"/>
-        </w:rPr>
-        <w:t xml:space="preserve"> </w:t>
-      </w:r>
-      <w:r>
-        <w:rPr>
-          <w:rFonts w:ascii="Times New Roman" w:eastAsia="標楷體" w:hAnsi="Times New Roman" w:cs="Times New Roman"/>
-          <w:i/>
-          <w:iCs/>
-          <w:kern w:val="0"/>
-          <w:szCs w:val="24"/>
-        </w:rPr>
-        <w:t>Manual</w:t>
+        <w:t>Parking Generation Manual</w:t>
       </w:r>
       <w:r>
         <w:rPr>
@@ -32077,27 +32653,7 @@
           <w:kern w:val="0"/>
           <w:szCs w:val="24"/>
         </w:rPr>
-        <w:t>Land</w:t>
-      </w:r>
-      <w:r>
-        <w:rPr>
-          <w:rFonts w:ascii="Times New Roman" w:eastAsia="標楷體" w:hAnsi="Times New Roman" w:cs="Times New Roman"/>
-          <w:i/>
-          <w:iCs/>
-          <w:kern w:val="0"/>
-          <w:szCs w:val="24"/>
-        </w:rPr>
-        <w:t xml:space="preserve"> </w:t>
-      </w:r>
-      <w:r>
-        <w:rPr>
-          <w:rFonts w:ascii="Times New Roman" w:eastAsia="標楷體" w:hAnsi="Times New Roman" w:cs="Times New Roman"/>
-          <w:i/>
-          <w:iCs/>
-          <w:kern w:val="0"/>
-          <w:szCs w:val="24"/>
-        </w:rPr>
-        <w:t>Economics</w:t>
+        <w:t>Land Economics</w:t>
       </w:r>
       <w:r>
         <w:rPr>
@@ -32229,27 +32785,7 @@
           <w:kern w:val="0"/>
           <w:szCs w:val="24"/>
         </w:rPr>
-        <w:t>Journal of Urban</w:t>
-      </w:r>
-      <w:r>
-        <w:rPr>
-          <w:rFonts w:ascii="Times New Roman" w:eastAsia="標楷體" w:hAnsi="Times New Roman" w:cs="Times New Roman"/>
-          <w:i/>
-          <w:iCs/>
-          <w:kern w:val="0"/>
-          <w:szCs w:val="24"/>
-        </w:rPr>
-        <w:t xml:space="preserve"> </w:t>
-      </w:r>
-      <w:r>
-        <w:rPr>
-          <w:rFonts w:ascii="Times New Roman" w:eastAsia="標楷體" w:hAnsi="Times New Roman" w:cs="Times New Roman"/>
-          <w:i/>
-          <w:iCs/>
-          <w:kern w:val="0"/>
-          <w:szCs w:val="24"/>
-        </w:rPr>
-        <w:t>Economics</w:t>
+        <w:t>Journal of Urban Economics</w:t>
       </w:r>
       <w:r>
         <w:rPr>
@@ -32422,6 +32958,7 @@
         <w:spacing w:line="276" w:lineRule="auto"/>
         <w:outlineLvl w:val="0"/>
         <w:rPr>
+          <w:rStyle w:val="afd"/>
           <w:rFonts w:ascii="Times New Roman" w:eastAsia="標楷體" w:hAnsi="Times New Roman" w:cs="Times New Roman"/>
           <w:kern w:val="0"/>
           <w:szCs w:val="24"/>
@@ -32485,27 +33022,117 @@
             <w:kern w:val="0"/>
             <w:szCs w:val="24"/>
           </w:rPr>
-          <w:t>https://developers.google.com/maps/documentation</w:t>
-        </w:r>
-        <w:r>
-          <w:rPr>
-            <w:rStyle w:val="afd"/>
-            <w:rFonts w:ascii="Times New Roman" w:eastAsia="標楷體" w:hAnsi="Times New Roman" w:cs="Times New Roman"/>
-            <w:kern w:val="0"/>
-            <w:szCs w:val="24"/>
-          </w:rPr>
-          <w:t>/</w:t>
-        </w:r>
-        <w:r>
-          <w:rPr>
-            <w:rStyle w:val="afd"/>
-            <w:rFonts w:ascii="Times New Roman" w:eastAsia="標楷體" w:hAnsi="Times New Roman" w:cs="Times New Roman"/>
-            <w:kern w:val="0"/>
-            <w:szCs w:val="24"/>
-          </w:rPr>
-          <w:t>directions</w:t>
+          <w:t>https://developers.google.com/maps/documentation/directions</w:t>
         </w:r>
       </w:hyperlink>
+    </w:p>
+    <w:p>
+      <w:pPr>
+        <w:widowControl/>
+        <w:spacing w:line="276" w:lineRule="auto"/>
+        <w:outlineLvl w:val="0"/>
+        <w:rPr>
+          <w:rFonts w:ascii="Times New Roman" w:eastAsia="標楷體" w:hAnsi="Times New Roman" w:cs="Times New Roman"/>
+          <w:kern w:val="0"/>
+          <w:szCs w:val="24"/>
+        </w:rPr>
+      </w:pPr>
+      <w:r>
+        <w:rPr>
+          <w:rFonts w:ascii="Times New Roman" w:eastAsia="標楷體" w:hAnsi="Times New Roman" w:cs="Times New Roman"/>
+          <w:kern w:val="0"/>
+          <w:szCs w:val="24"/>
+        </w:rPr>
+        <w:t>[18] S. Hochreiter and J. Schmidhuber, "Long short-term memory," Neural Computation,</w:t>
+      </w:r>
+      <w:r>
+        <w:rPr>
+          <w:rFonts w:ascii="Times New Roman" w:eastAsia="標楷體" w:hAnsi="Times New Roman" w:cs="Times New Roman" w:hint="eastAsia"/>
+          <w:kern w:val="0"/>
+          <w:szCs w:val="24"/>
+        </w:rPr>
+        <w:t xml:space="preserve"> </w:t>
+      </w:r>
+      <w:r>
+        <w:rPr>
+          <w:rFonts w:ascii="Times New Roman" w:eastAsia="標楷體" w:hAnsi="Times New Roman" w:cs="Times New Roman"/>
+          <w:kern w:val="0"/>
+          <w:szCs w:val="24"/>
+        </w:rPr>
+        <w:t>vol. 9, no. 8, pp. 1735–1780, 1997.</w:t>
+      </w:r>
+    </w:p>
+    <w:p>
+      <w:pPr>
+        <w:widowControl/>
+        <w:spacing w:line="276" w:lineRule="auto"/>
+        <w:outlineLvl w:val="0"/>
+        <w:rPr>
+          <w:rFonts w:ascii="Times New Roman" w:eastAsia="標楷體" w:hAnsi="Times New Roman" w:cs="Times New Roman"/>
+          <w:kern w:val="0"/>
+          <w:szCs w:val="24"/>
+        </w:rPr>
+      </w:pPr>
+      <w:r>
+        <w:rPr>
+          <w:rFonts w:ascii="Times New Roman" w:eastAsia="標楷體" w:hAnsi="Times New Roman" w:cs="Times New Roman"/>
+          <w:kern w:val="0"/>
+          <w:szCs w:val="24"/>
+        </w:rPr>
+        <w:t>[19] K. Cho et al., "Learning phrase representations using RNN encoder-decoder for</w:t>
+      </w:r>
+      <w:r>
+        <w:rPr>
+          <w:rFonts w:ascii="Times New Roman" w:eastAsia="標楷體" w:hAnsi="Times New Roman" w:cs="Times New Roman" w:hint="eastAsia"/>
+          <w:kern w:val="0"/>
+          <w:szCs w:val="24"/>
+        </w:rPr>
+        <w:t xml:space="preserve"> </w:t>
+      </w:r>
+      <w:r>
+        <w:rPr>
+          <w:rFonts w:ascii="Times New Roman" w:eastAsia="標楷體" w:hAnsi="Times New Roman" w:cs="Times New Roman"/>
+          <w:kern w:val="0"/>
+          <w:szCs w:val="24"/>
+        </w:rPr>
+        <w:t>statistical machine translation," in Proc. EMNLP, 2014, pp. 1724–1734.</w:t>
+      </w:r>
+    </w:p>
+    <w:p>
+      <w:pPr>
+        <w:widowControl/>
+        <w:spacing w:line="276" w:lineRule="auto"/>
+        <w:outlineLvl w:val="0"/>
+        <w:rPr>
+          <w:rFonts w:ascii="Times New Roman" w:eastAsia="標楷體" w:hAnsi="Times New Roman" w:cs="Times New Roman"/>
+          <w:kern w:val="0"/>
+          <w:szCs w:val="24"/>
+        </w:rPr>
+      </w:pPr>
+      <w:r>
+        <w:rPr>
+          <w:rFonts w:ascii="Times New Roman" w:eastAsia="標楷體" w:hAnsi="Times New Roman" w:cs="Times New Roman"/>
+          <w:kern w:val="0"/>
+          <w:szCs w:val="24"/>
+        </w:rPr>
+        <w:t>[20] K. He, X. Zhang, S. Ren, and J. Sun, "Deep residual learning for image recognition,"</w:t>
+      </w:r>
+      <w:r>
+        <w:rPr>
+          <w:rFonts w:ascii="Times New Roman" w:eastAsia="標楷體" w:hAnsi="Times New Roman" w:cs="Times New Roman" w:hint="eastAsia"/>
+          <w:kern w:val="0"/>
+          <w:szCs w:val="24"/>
+        </w:rPr>
+        <w:t xml:space="preserve"> </w:t>
+      </w:r>
+      <w:r>
+        <w:rPr>
+          <w:rFonts w:ascii="Times New Roman" w:eastAsia="標楷體" w:hAnsi="Times New Roman" w:cs="Times New Roman"/>
+          <w:kern w:val="0"/>
+          <w:szCs w:val="24"/>
+        </w:rPr>
+        <w:t>in Proc. IEEE CVPR, 2016, pp. 770–778.</w:t>
+      </w:r>
     </w:p>
     <w:sectPr>
       <w:headerReference w:type="first" r:id="rId17"/>
@@ -35366,6 +35993,7 @@
     <w:lsdException w:name="HTML Sample" w:semiHidden="1" w:unhideWhenUsed="1"/>
     <w:lsdException w:name="HTML Typewriter" w:semiHidden="1" w:unhideWhenUsed="1"/>
     <w:lsdException w:name="HTML Variable" w:semiHidden="1" w:unhideWhenUsed="1"/>
+    <w:lsdException w:name="Normal Table" w:semiHidden="1" w:unhideWhenUsed="1"/>
     <w:lsdException w:name="annotation subject" w:semiHidden="1" w:unhideWhenUsed="1"/>
     <w:lsdException w:name="No List" w:semiHidden="1" w:unhideWhenUsed="1"/>
     <w:lsdException w:name="Outline List 1" w:semiHidden="1" w:unhideWhenUsed="1"/>
@@ -35408,8 +36036,11 @@
     <w:lsdException w:name="Table Contemporary" w:semiHidden="1" w:unhideWhenUsed="1"/>
     <w:lsdException w:name="Table Elegant" w:semiHidden="1" w:unhideWhenUsed="1"/>
     <w:lsdException w:name="Table Professional" w:semiHidden="1" w:unhideWhenUsed="1"/>
+    <w:lsdException w:name="Table Subtle 1" w:semiHidden="1" w:unhideWhenUsed="1"/>
     <w:lsdException w:name="Table Subtle 2" w:semiHidden="1" w:unhideWhenUsed="1"/>
     <w:lsdException w:name="Table Web 1" w:semiHidden="1" w:unhideWhenUsed="1"/>
+    <w:lsdException w:name="Table Web 2" w:semiHidden="1" w:unhideWhenUsed="1"/>
+    <w:lsdException w:name="Table Web 3" w:semiHidden="1" w:unhideWhenUsed="1"/>
     <w:lsdException w:name="Balloon Text" w:semiHidden="1" w:unhideWhenUsed="1"/>
     <w:lsdException w:name="Table Grid" w:uiPriority="39"/>
     <w:lsdException w:name="Table Theme" w:semiHidden="1" w:unhideWhenUsed="1"/>
@@ -36217,14 +36848,18 @@
     <w:autoRedefine/>
     <w:uiPriority w:val="39"/>
     <w:unhideWhenUsed/>
-    <w:rsid w:val="00806538"/>
+    <w:rsid w:val="00F81820"/>
     <w:pPr>
       <w:widowControl/>
-      <w:spacing w:after="100" w:line="259" w:lineRule="auto"/>
+      <w:tabs>
+        <w:tab w:val="right" w:leader="dot" w:pos="8494"/>
+      </w:tabs>
+      <w:spacing w:after="100" w:line="276" w:lineRule="auto"/>
       <w:ind w:left="220"/>
     </w:pPr>
     <w:rPr>
-      <w:rFonts w:cs="Times New Roman"/>
+      <w:rFonts w:ascii="Times New Roman" w:eastAsia="標楷體" w:hAnsi="Times New Roman" w:cs="Times New Roman"/>
+      <w:noProof/>
       <w:kern w:val="0"/>
       <w:sz w:val="22"/>
     </w:rPr>
@@ -36406,6 +37041,20 @@
     <w:rPr>
       <w:color w:val="954F72" w:themeColor="followedHyperlink"/>
       <w:u w:val="single"/>
+    </w:rPr>
+  </w:style>
+  <w:style w:type="paragraph" w:customStyle="1" w:styleId="code-line">
+    <w:name w:val="code-line"/>
+    <w:basedOn w:val="a"/>
+    <w:rsid w:val="00F81820"/>
+    <w:pPr>
+      <w:widowControl/>
+      <w:spacing w:before="100" w:beforeAutospacing="1" w:after="100" w:afterAutospacing="1"/>
+    </w:pPr>
+    <w:rPr>
+      <w:rFonts w:ascii="新細明體" w:eastAsia="新細明體" w:hAnsi="新細明體" w:cs="新細明體"/>
+      <w:kern w:val="0"/>
+      <w:szCs w:val="24"/>
     </w:rPr>
   </w:style>
 </w:styles>
